--- a/target-dotnet/docs/SESS_ERP_Stores_Full_Schema_Guideline.docx
+++ b/target-dotnet/docs/SESS_ERP_Stores_Full_Schema_Guideline.docx
@@ -222,7 +222,7 @@
                 <w:b w:val="0"/>
                 <w:sz w:val="18"/>
               </w:rPr>
-              <w:t>Guideline for Technical Director review and approval</w:t>
+              <w:t xml:space="preserve">Frozen baseline - 12 contradictions and Batches 1-4 confirmed</w:t>
             </w:r>
           </w:p>
         </w:tc>
@@ -281,7 +281,7 @@
                 <w:b w:val="0"/>
                 <w:sz w:val="18"/>
               </w:rPr>
-              <w:t>1.0</w:t>
+              <w:t xml:space="preserve">1.5 - Batch 4 stock exceptions, counting and disposal frozen</w:t>
             </w:r>
           </w:p>
         </w:tc>
@@ -397,7 +397,7 @@
                 <w:b w:val="0"/>
                 <w:sz w:val="18"/>
               </w:rPr>
-              <w:t>The full.docx - 12 contradictions and all 90 schema questions</w:t>
+              <w:t xml:space="preserve">The full.docx, final 12-decision freeze and all 90 schema questions</w:t>
             </w:r>
           </w:p>
         </w:tc>
@@ -1746,7 +1746,7 @@
                 <w:color w:val="BF7A00"/>
                 <w:sz w:val="16"/>
               </w:rPr>
-              <w:t>CHANGE</w:t>
+              <w:t xml:space="preserve">KEEP</w:t>
             </w:r>
           </w:p>
         </w:tc>
@@ -1772,7 +1772,7 @@
                 <w:b w:val="0"/>
                 <w:sz w:val="16"/>
               </w:rPr>
-              <w:t>Require an approved BOM deviation/substitution before issue beyond the approved BOM balance.</w:t>
+              <w:t xml:space="preserve">Issue beyond the Estimated/Approved BOM remains allowed after MIR approval. Record the variance and emit a durable notification; no BOM-deviation approval is required for extra quantity.</w:t>
             </w:r>
           </w:p>
         </w:tc>
@@ -2602,6 +2602,25 @@
         </w:tc>
       </w:tr>
     </w:tbl>
+    <w:p>
+      <w:pPr>
+        <w:spacing w:before="120" w:after="60"/>
+      </w:pPr>
+      <w:r>
+        <w:rPr>
+          <w:b/>
+        </w:rPr>
+        <w:t xml:space="preserve">FINAL FREEZE - 10 KEEP / 2 CHANGE</w:t>
+      </w:r>
+    </w:p>
+    <w:p>
+      <w:pPr>
+        <w:spacing w:before="120" w:after="60"/>
+      </w:pPr>
+      <w:r>
+        <w:t xml:space="preserve">Technical Director override for Decision 5: issue beyond the Estimated/Approved BOM remains allowed after MIR approval. It records immutable variance evidence and emits a durable notification. It does not wait for or require a BOM-deviation approval. This quantity rule does not remove separate approval for use of a different substitute item.</w:t>
+      </w:r>
+    </w:p>
     <w:p>
       <w:pPr>
         <w:spacing w:after="0"/>
@@ -5204,6 +5223,49 @@
     </w:p>
     <w:p>
       <w:pPr>
+        <w:spacing w:before="120" w:after="60"/>
+      </w:pPr>
+      <w:r>
+        <w:rPr>
+          <w:b/>
+        </w:rPr>
+        <w:t xml:space="preserve">5.1.1 TD use-as-is concession and lifetime provenance</w:t>
+      </w:r>
+    </w:p>
+    <w:p>
+      <w:pPr>
+        <w:spacing w:before="120" w:after="60"/>
+      </w:pPr>
+      <w:r>
+        <w:t xml:space="preserve">A concession may be raised only after QC has finalized a rejection. Only the directly effective TECHNICAL_DIRECTOR may approve; delegation and fallback resolution are forbidden. The decision binds exact rejected quantity, GRN-line lot allocation and exact serials where applicable. It records failed QC parameter/result links, measured value, technical acceptance reason and intended use.</w:t>
+      </w:r>
+    </w:p>
+    <w:p>
+      <w:pPr>
+        <w:spacing w:before="120" w:after="60"/>
+      </w:pPr>
+      <w:r>
+        <w:t xml:space="preserve">Approval and posting are one controlled transaction: transfer the exact approved provenance quantity from PENDING_RETURNABLE_DC to AVAILABLE through the controlled posting function. Approved decisions are immutable. Error correction creates a typed reversal posting and a new decision cycle. No extra restriction is derived from customer certification or type-approval class.</w:t>
+      </w:r>
+    </w:p>
+    <w:p>
+      <w:pPr>
+        <w:spacing w:before="120" w:after="60"/>
+      </w:pPr>
+      <w:r>
+        <w:t xml:space="preserve">Do not store concession as a flag on InventoryLot: only part of a lot may be conceded. Add an InventoryProvenanceLayer identity carried by every new ledger movement. The layer binds company, Item, lot allocation, origin receipt, ownership, optional serial and optional ConcessionDecisionId. A concession splits the rejected quantity into its own provenance layer; unaffected quantity retains its original layer.</w:t>
+      </w:r>
+    </w:p>
+    <w:p>
+      <w:pPr>
+        <w:spacing w:before="120" w:after="60"/>
+      </w:pPr>
+      <w:r>
+        <w:t xml:space="preserve">Put-away, issue, return and transfer movements must preserve InventoryProvenanceLayerId. Fitment references the issue movement/provenance layer. The full-schema acceptance chain must resolve end to end from machine Actual BOM and component ancestry through every intervening movement to exact concession decision, failed parameter, measured value, TD reason, approving employee, lot allocation, quantity and serials. Legacy movements may have a nullable provenance layer, but every new schema-version movement requires one.</w:t>
+      </w:r>
+    </w:p>
+    <w:p>
+      <w:pPr>
         <w:pStyle w:val="ListBullet"/>
       </w:pPr>
       <w:r>
@@ -5247,7 +5309,522 @@
         <w:pStyle w:val="ListBullet"/>
       </w:pPr>
       <w:r>
-        <w:t>BOM-controlled issues must reference a BOM line or approved deviation/substitution.</w:t>
+        <w:t xml:space="preserve">BOM-controlled issues must reference a BOM line. Quantity beyond the Estimated/Approved BOM remains allowed after MIR approval, records immutable variance evidence and emits a durable notification. A different substitute item remains governed separately.</w:t>
+      </w:r>
+    </w:p>
+    <w:p>
+      <w:pPr>
+        <w:spacing w:before="120" w:after="60"/>
+      </w:pPr>
+      <w:r>
+        <w:rPr>
+          <w:b/>
+        </w:rPr>
+        <w:t xml:space="preserve">5.2.1 Internal variance versus customer-outbound commercial excess</w:t>
+      </w:r>
+    </w:p>
+    <w:p>
+      <w:pPr>
+        <w:spacing w:before="120" w:after="60"/>
+      </w:pPr>
+      <w:r>
+        <w:t xml:space="preserve">Derive the rule from the MIR issue purpose and authoritative document ancestry. FACTORY_ASSEMBLY and PROJECT are internal: extra quantity of the same Item is notification-only. SERVICE, SALE, WARRANTY, DEMO and FREE_OF_COST are customer-facing; when an offer revision or customer PO quantity is the commercial baseline, extra quantity requires a TD decision. No operator-set bypass flag exists.</w:t>
+      </w:r>
+    </w:p>
+    <w:p>
+      <w:pPr>
+        <w:spacing w:before="120" w:after="60"/>
+      </w:pPr>
+      <w:r>
+        <w:t xml:space="preserve">The immutable customer-outbound excess decision records Company, MIR and line, issue-purpose snapshot, Customer, original offer revision and customer PO/line where present, baseline quantity, requested quantity, excess quantity, outcome code, TD employee and role, reason, decision time, approval cycle, Version, idempotency identity and audit correlation. Stores may issue the excess only after this exact decision exists.</w:t>
+      </w:r>
+    </w:p>
+    <w:tbl>
+      <w:tblPr>
+        <w:tblStyle w:val="TableGrid"/>
+        <w:tblW w:type="auto" w:w="0"/>
+        <w:jc w:val="center"/>
+        <w:tblLayout w:type="fixed"/>
+        <w:tblLook w:firstColumn="1" w:firstRow="1" w:lastColumn="0" w:lastRow="0" w:noHBand="0" w:noVBand="1" w:val="04A0"/>
+      </w:tblPr>
+      <w:tblGrid>
+        <w:gridCol w:w="2556"/>
+        <w:gridCol w:w="2556"/>
+        <w:gridCol w:w="2556"/>
+        <w:gridCol w:w="2556"/>
+      </w:tblGrid>
+      <w:tr>
+        <w:trPr>
+          <w:cantSplit/>
+        </w:trPr>
+        <w:tc>
+          <w:tcPr>
+            <w:tcW w:type="dxa" w:w="648"/>
+            <w:vAlign w:val="center"/>
+            <w:tcMar>
+              <w:top w:w="70" w:type="dxa"/>
+              <w:start w:w="80" w:type="dxa"/>
+              <w:bottom w:w="70" w:type="dxa"/>
+              <w:end w:w="80" w:type="dxa"/>
+            </w:tcMar>
+            <w:shd w:fill="17365D"/>
+          </w:tcPr>
+          <w:p>
+            <w:pPr>
+              <w:spacing w:after="0" w:line="240" w:lineRule="auto"/>
+            </w:pPr>
+            <w:r/>
+            <w:r>
+              <w:rPr>
+                <w:rFonts w:ascii="Aptos" w:hAnsi="Aptos"/>
+                <w:b/>
+                <w:color w:val="FFFFFF"/>
+                <w:sz w:val="17"/>
+              </w:rPr>
+              <w:t xml:space="preserve">Outcome code</w:t>
+            </w:r>
+          </w:p>
+        </w:tc>
+        <w:tc>
+          <w:tcPr>
+            <w:tcW w:type="dxa" w:w="2952"/>
+            <w:vAlign w:val="center"/>
+            <w:tcMar>
+              <w:top w:w="70" w:type="dxa"/>
+              <w:start w:w="80" w:type="dxa"/>
+              <w:bottom w:w="70" w:type="dxa"/>
+              <w:end w:w="80" w:type="dxa"/>
+            </w:tcMar>
+            <w:shd w:fill="17365D"/>
+          </w:tcPr>
+          <w:p>
+            <w:pPr>
+              <w:spacing w:after="0" w:line="240" w:lineRule="auto"/>
+            </w:pPr>
+            <w:r/>
+            <w:r>
+              <w:rPr>
+                <w:rFonts w:ascii="Aptos" w:hAnsi="Aptos"/>
+                <w:b/>
+                <w:color w:val="FFFFFF"/>
+                <w:sz w:val="17"/>
+              </w:rPr>
+              <w:t xml:space="preserve">TD decision</w:t>
+            </w:r>
+          </w:p>
+        </w:tc>
+        <w:tc>
+          <w:tcPr>
+            <w:tcW w:type="dxa" w:w="5688"/>
+            <w:vAlign w:val="center"/>
+            <w:tcMar>
+              <w:top w:w="70" w:type="dxa"/>
+              <w:start w:w="80" w:type="dxa"/>
+              <w:bottom w:w="70" w:type="dxa"/>
+              <w:end w:w="80" w:type="dxa"/>
+            </w:tcMar>
+            <w:shd w:fill="17365D"/>
+          </w:tcPr>
+          <w:p>
+            <w:pPr>
+              <w:spacing w:after="0" w:line="240" w:lineRule="auto"/>
+            </w:pPr>
+            <w:r/>
+            <w:r>
+              <w:rPr>
+                <w:rFonts w:ascii="Aptos" w:hAnsi="Aptos"/>
+                <w:b/>
+                <w:color w:val="FFFFFF"/>
+                <w:sz w:val="17"/>
+              </w:rPr>
+              <w:t xml:space="preserve">Issue effect</w:t>
+            </w:r>
+          </w:p>
+        </w:tc>
+        <w:tc>
+          <w:tcPr>
+            <w:tcW w:type="dxa" w:w="936"/>
+            <w:vAlign w:val="center"/>
+            <w:tcMar>
+              <w:top w:w="70" w:type="dxa"/>
+              <w:start w:w="80" w:type="dxa"/>
+              <w:bottom w:w="70" w:type="dxa"/>
+              <w:end w:w="80" w:type="dxa"/>
+            </w:tcMar>
+            <w:shd w:fill="17365D"/>
+          </w:tcPr>
+          <w:p>
+            <w:pPr>
+              <w:spacing w:after="0" w:line="240" w:lineRule="auto"/>
+            </w:pPr>
+            <w:r/>
+            <w:r>
+              <w:rPr>
+                <w:rFonts w:ascii="Aptos" w:hAnsi="Aptos"/>
+                <w:b/>
+                <w:color w:val="FFFFFF"/>
+                <w:sz w:val="17"/>
+              </w:rPr>
+              <w:t xml:space="preserve">Commercial linkage</w:t>
+            </w:r>
+          </w:p>
+        </w:tc>
+      </w:tr>
+      <w:tr>
+        <w:trPr>
+          <w:cantSplit/>
+        </w:trPr>
+        <w:tc>
+          <w:tcPr>
+            <w:tcW w:type="dxa" w:w="648"/>
+            <w:vAlign w:val="center"/>
+            <w:tcMar>
+              <w:top w:w="70" w:type="dxa"/>
+              <w:start w:w="80" w:type="dxa"/>
+              <w:bottom w:w="70" w:type="dxa"/>
+              <w:end w:w="80" w:type="dxa"/>
+            </w:tcMar>
+          </w:tcPr>
+          <w:p>
+            <w:pPr>
+              <w:spacing w:after="0" w:line="240" w:lineRule="auto"/>
+            </w:pPr>
+            <w:r/>
+            <w:r>
+              <w:rPr>
+                <w:rFonts w:ascii="Aptos" w:hAnsi="Aptos"/>
+                <w:b w:val="0"/>
+                <w:sz w:val="14"/>
+              </w:rPr>
+              <w:t xml:space="preserve">SUPPLY_FREE_OF_COST</w:t>
+            </w:r>
+          </w:p>
+        </w:tc>
+        <w:tc>
+          <w:tcPr>
+            <w:tcW w:type="dxa" w:w="2952"/>
+            <w:vAlign w:val="center"/>
+            <w:tcMar>
+              <w:top w:w="70" w:type="dxa"/>
+              <w:start w:w="80" w:type="dxa"/>
+              <w:bottom w:w="70" w:type="dxa"/>
+              <w:end w:w="80" w:type="dxa"/>
+            </w:tcMar>
+          </w:tcPr>
+          <w:p>
+            <w:pPr>
+              <w:spacing w:after="0" w:line="240" w:lineRule="auto"/>
+            </w:pPr>
+            <w:r/>
+            <w:r>
+              <w:rPr>
+                <w:rFonts w:ascii="Aptos" w:hAnsi="Aptos"/>
+                <w:b w:val="0"/>
+                <w:sz w:val="14"/>
+              </w:rPr>
+              <w:t xml:space="preserve">TD authorizes SESS to absorb the extra quantity and records the reason.</w:t>
+            </w:r>
+          </w:p>
+        </w:tc>
+        <w:tc>
+          <w:tcPr>
+            <w:tcW w:type="dxa" w:w="5688"/>
+            <w:vAlign w:val="center"/>
+            <w:tcMar>
+              <w:top w:w="70" w:type="dxa"/>
+              <w:start w:w="80" w:type="dxa"/>
+              <w:bottom w:w="70" w:type="dxa"/>
+              <w:end w:w="80" w:type="dxa"/>
+            </w:tcMar>
+          </w:tcPr>
+          <w:p>
+            <w:pPr>
+              <w:spacing w:after="0" w:line="240" w:lineRule="auto"/>
+            </w:pPr>
+            <w:r/>
+            <w:r>
+              <w:rPr>
+                <w:rFonts w:ascii="Aptos" w:hAnsi="Aptos"/>
+                <w:b w:val="0"/>
+                <w:sz w:val="14"/>
+              </w:rPr>
+              <w:t xml:space="preserve">Extra quantity becomes issuable immediately after the decision.</w:t>
+            </w:r>
+          </w:p>
+        </w:tc>
+        <w:tc>
+          <w:tcPr>
+            <w:tcW w:type="dxa" w:w="936"/>
+            <w:vAlign w:val="center"/>
+            <w:tcMar>
+              <w:top w:w="70" w:type="dxa"/>
+              <w:start w:w="80" w:type="dxa"/>
+              <w:bottom w:w="70" w:type="dxa"/>
+              <w:end w:w="80" w:type="dxa"/>
+            </w:tcMar>
+            <w:shd w:fill="E2F0D9"/>
+          </w:tcPr>
+          <w:p>
+            <w:pPr>
+              <w:spacing w:after="0" w:line="240" w:lineRule="auto"/>
+            </w:pPr>
+            <w:r>
+              <w:rPr>
+                <w:b/>
+                <w:color w:val="2E7D32"/>
+              </w:rPr>
+            </w:r>
+            <w:r>
+              <w:rPr>
+                <w:rFonts w:ascii="Aptos" w:hAnsi="Aptos"/>
+                <w:b/>
+                <w:color w:val="2E7D32"/>
+                <w:sz w:val="14"/>
+              </w:rPr>
+              <w:t xml:space="preserve">No later offer/PO is required; preserve original offer/PO and decision as authority.</w:t>
+            </w:r>
+          </w:p>
+        </w:tc>
+      </w:tr>
+      <w:tr>
+        <w:trPr>
+          <w:cantSplit/>
+        </w:trPr>
+        <w:tc>
+          <w:tcPr>
+            <w:tcW w:type="dxa" w:w="648"/>
+            <w:vAlign w:val="center"/>
+            <w:tcMar>
+              <w:top w:w="70" w:type="dxa"/>
+              <w:start w:w="80" w:type="dxa"/>
+              <w:bottom w:w="70" w:type="dxa"/>
+              <w:end w:w="80" w:type="dxa"/>
+            </w:tcMar>
+          </w:tcPr>
+          <w:p>
+            <w:pPr>
+              <w:spacing w:after="0" w:line="240" w:lineRule="auto"/>
+            </w:pPr>
+            <w:r/>
+            <w:r>
+              <w:rPr>
+                <w:rFonts w:ascii="Aptos" w:hAnsi="Aptos"/>
+                <w:b w:val="0"/>
+                <w:sz w:val="14"/>
+              </w:rPr>
+              <w:t xml:space="preserve">REVISE_EXISTING_OFFER</w:t>
+            </w:r>
+          </w:p>
+        </w:tc>
+        <w:tc>
+          <w:tcPr>
+            <w:tcW w:type="dxa" w:w="2952"/>
+            <w:vAlign w:val="center"/>
+            <w:tcMar>
+              <w:top w:w="70" w:type="dxa"/>
+              <w:start w:w="80" w:type="dxa"/>
+              <w:bottom w:w="70" w:type="dxa"/>
+              <w:end w:w="80" w:type="dxa"/>
+            </w:tcMar>
+          </w:tcPr>
+          <w:p>
+            <w:pPr>
+              <w:spacing w:after="0" w:line="240" w:lineRule="auto"/>
+            </w:pPr>
+            <w:r/>
+            <w:r>
+              <w:rPr>
+                <w:rFonts w:ascii="Aptos" w:hAnsi="Aptos"/>
+                <w:b w:val="0"/>
+                <w:sz w:val="14"/>
+              </w:rPr>
+              <w:t xml:space="preserve">TD directs revision of the existing commercial offer.</w:t>
+            </w:r>
+          </w:p>
+        </w:tc>
+        <w:tc>
+          <w:tcPr>
+            <w:tcW w:type="dxa" w:w="5688"/>
+            <w:vAlign w:val="center"/>
+            <w:tcMar>
+              <w:top w:w="70" w:type="dxa"/>
+              <w:start w:w="80" w:type="dxa"/>
+              <w:bottom w:w="70" w:type="dxa"/>
+              <w:end w:w="80" w:type="dxa"/>
+            </w:tcMar>
+          </w:tcPr>
+          <w:p>
+            <w:pPr>
+              <w:spacing w:after="0" w:line="240" w:lineRule="auto"/>
+            </w:pPr>
+            <w:r/>
+            <w:r>
+              <w:rPr>
+                <w:rFonts w:ascii="Aptos" w:hAnsi="Aptos"/>
+                <w:b w:val="0"/>
+                <w:sz w:val="14"/>
+              </w:rPr>
+              <w:t xml:space="preserve">Extra quantity becomes issuable after the TD decision; a commercial follow-up remains open.</w:t>
+            </w:r>
+          </w:p>
+        </w:tc>
+        <w:tc>
+          <w:tcPr>
+            <w:tcW w:type="dxa" w:w="936"/>
+            <w:vAlign w:val="center"/>
+            <w:tcMar>
+              <w:top w:w="70" w:type="dxa"/>
+              <w:start w:w="80" w:type="dxa"/>
+              <w:bottom w:w="70" w:type="dxa"/>
+              <w:end w:w="80" w:type="dxa"/>
+            </w:tcMar>
+            <w:shd w:fill="E2F0D9"/>
+          </w:tcPr>
+          <w:p>
+            <w:pPr>
+              <w:spacing w:after="0" w:line="240" w:lineRule="auto"/>
+            </w:pPr>
+            <w:r>
+              <w:rPr>
+                <w:b/>
+                <w:color w:val="2E7D32"/>
+              </w:rPr>
+            </w:r>
+            <w:r>
+              <w:rPr>
+                <w:rFonts w:ascii="Aptos" w:hAnsi="Aptos"/>
+                <w:b/>
+                <w:color w:val="2E7D32"/>
+                <w:sz w:val="14"/>
+              </w:rPr>
+              <w:t xml:space="preserve">Later revised offer revision and amended/replacement customer PO line link back to this decision and the original offer/PO.</w:t>
+            </w:r>
+          </w:p>
+        </w:tc>
+      </w:tr>
+      <w:tr>
+        <w:trPr>
+          <w:cantSplit/>
+        </w:trPr>
+        <w:tc>
+          <w:tcPr>
+            <w:tcW w:type="dxa" w:w="648"/>
+            <w:vAlign w:val="center"/>
+            <w:tcMar>
+              <w:top w:w="70" w:type="dxa"/>
+              <w:start w:w="80" w:type="dxa"/>
+              <w:bottom w:w="70" w:type="dxa"/>
+              <w:end w:w="80" w:type="dxa"/>
+            </w:tcMar>
+          </w:tcPr>
+          <w:p>
+            <w:pPr>
+              <w:spacing w:after="0" w:line="240" w:lineRule="auto"/>
+            </w:pPr>
+            <w:r/>
+            <w:r>
+              <w:rPr>
+                <w:rFonts w:ascii="Aptos" w:hAnsi="Aptos"/>
+                <w:b w:val="0"/>
+                <w:sz w:val="14"/>
+              </w:rPr>
+              <w:t xml:space="preserve">SEPARATE_OFFER_AFTER_INSTALLATION</w:t>
+            </w:r>
+          </w:p>
+        </w:tc>
+        <w:tc>
+          <w:tcPr>
+            <w:tcW w:type="dxa" w:w="2952"/>
+            <w:vAlign w:val="center"/>
+            <w:tcMar>
+              <w:top w:w="70" w:type="dxa"/>
+              <w:start w:w="80" w:type="dxa"/>
+              <w:bottom w:w="70" w:type="dxa"/>
+              <w:end w:w="80" w:type="dxa"/>
+            </w:tcMar>
+          </w:tcPr>
+          <w:p>
+            <w:pPr>
+              <w:spacing w:after="0" w:line="240" w:lineRule="auto"/>
+            </w:pPr>
+            <w:r/>
+            <w:r>
+              <w:rPr>
+                <w:rFonts w:ascii="Aptos" w:hAnsi="Aptos"/>
+                <w:b w:val="0"/>
+                <w:sz w:val="14"/>
+              </w:rPr>
+              <w:t xml:space="preserve">TD directs a separate offer and customer PO for the extra quantity after installation.</w:t>
+            </w:r>
+          </w:p>
+        </w:tc>
+        <w:tc>
+          <w:tcPr>
+            <w:tcW w:type="dxa" w:w="5688"/>
+            <w:vAlign w:val="center"/>
+            <w:tcMar>
+              <w:top w:w="70" w:type="dxa"/>
+              <w:start w:w="80" w:type="dxa"/>
+              <w:bottom w:w="70" w:type="dxa"/>
+              <w:end w:w="80" w:type="dxa"/>
+            </w:tcMar>
+          </w:tcPr>
+          <w:p>
+            <w:pPr>
+              <w:spacing w:after="0" w:line="240" w:lineRule="auto"/>
+            </w:pPr>
+            <w:r/>
+            <w:r>
+              <w:rPr>
+                <w:rFonts w:ascii="Aptos" w:hAnsi="Aptos"/>
+                <w:b w:val="0"/>
+                <w:sz w:val="14"/>
+              </w:rPr>
+              <w:t xml:space="preserve">Extra quantity becomes issuable after the TD decision; installation need not wait for the later PO.</w:t>
+            </w:r>
+          </w:p>
+        </w:tc>
+        <w:tc>
+          <w:tcPr>
+            <w:tcW w:type="dxa" w:w="936"/>
+            <w:vAlign w:val="center"/>
+            <w:tcMar>
+              <w:top w:w="70" w:type="dxa"/>
+              <w:start w:w="80" w:type="dxa"/>
+              <w:bottom w:w="70" w:type="dxa"/>
+              <w:end w:w="80" w:type="dxa"/>
+            </w:tcMar>
+            <w:shd w:fill="E2F0D9"/>
+          </w:tcPr>
+          <w:p>
+            <w:pPr>
+              <w:spacing w:after="0" w:line="240" w:lineRule="auto"/>
+            </w:pPr>
+            <w:r>
+              <w:rPr>
+                <w:b/>
+                <w:color w:val="2E7D32"/>
+              </w:rPr>
+            </w:r>
+            <w:r>
+              <w:rPr>
+                <w:rFonts w:ascii="Aptos" w:hAnsi="Aptos"/>
+                <w:b/>
+                <w:color w:val="2E7D32"/>
+                <w:sz w:val="14"/>
+              </w:rPr>
+              <w:t xml:space="preserve">Later separate offer revision and customer PO/line link back to this decision, original offer/PO and originating issue line.</w:t>
+            </w:r>
+          </w:p>
+        </w:tc>
+      </w:tr>
+    </w:tbl>
+    <w:p>
+      <w:pPr>
+        <w:spacing w:before="120" w:after="60"/>
+      </w:pPr>
+      <w:r>
+        <w:t xml:space="preserve">Original commercial links never change. Later commercial resolution is append-only: ResolutionOfferRevisionId and ResolutionCustomerPo/LineId are initially empty, then linked by a follow-up resolution record. A revised offer must supersede the original revision; a separate offer/PO retains the originating excess-decision and issue-line IDs.</w:t>
       </w:r>
     </w:p>
     <w:p>
@@ -6658,6 +7235,7 @@
               <w:bottom w:w="70" w:type="dxa"/>
               <w:end w:w="80" w:type="dxa"/>
             </w:tcMar>
+            <w:shd w:fill="EEF5F9"/>
           </w:tcPr>
           <w:p>
             <w:pPr>
@@ -6670,7 +7248,7 @@
                 <w:b w:val="0"/>
                 <w:sz w:val="16"/>
               </w:rPr>
-              <w:t>MIR issue</w:t>
+              <w:t xml:space="preserve">QC use-as-is concession</w:t>
             </w:r>
           </w:p>
         </w:tc>
@@ -6684,6 +7262,7 @@
               <w:bottom w:w="70" w:type="dxa"/>
               <w:end w:w="80" w:type="dxa"/>
             </w:tcMar>
+            <w:shd w:fill="EEF5F9"/>
           </w:tcPr>
           <w:p>
             <w:pPr>
@@ -6696,7 +7275,7 @@
                 <w:b w:val="0"/>
                 <w:sz w:val="16"/>
               </w:rPr>
-              <w:t>Requester + Storekeeper</w:t>
+              <w:t xml:space="preserve">QC rejection / technical request</w:t>
             </w:r>
           </w:p>
         </w:tc>
@@ -6710,6 +7289,7 @@
               <w:bottom w:w="70" w:type="dxa"/>
               <w:end w:w="80" w:type="dxa"/>
             </w:tcMar>
+            <w:shd w:fill="EEF5F9"/>
           </w:tcPr>
           <w:p>
             <w:pPr>
@@ -6722,7 +7302,7 @@
                 <w:b w:val="0"/>
                 <w:sz w:val="16"/>
               </w:rPr>
-              <w:t>Authorized department/project approver</w:t>
+              <w:t xml:space="preserve">Direct TECHNICAL_DIRECTOR only; no delegation or fallback</w:t>
             </w:r>
           </w:p>
         </w:tc>
@@ -6736,6 +7316,7 @@
               <w:bottom w:w="70" w:type="dxa"/>
               <w:end w:w="80" w:type="dxa"/>
             </w:tcMar>
+            <w:shd w:fill="EEF5F9"/>
           </w:tcPr>
           <w:p>
             <w:pPr>
@@ -6748,7 +7329,7 @@
                 <w:b w:val="0"/>
                 <w:sz w:val="16"/>
               </w:rPr>
-              <w:t>Stores cannot approve its own demand</w:t>
+              <w:t xml:space="preserve">Exact quantity/lot/serial only; approval immutable and provenance retained for life</w:t>
             </w:r>
           </w:p>
         </w:tc>
@@ -6767,6 +7348,115 @@
               <w:bottom w:w="70" w:type="dxa"/>
               <w:end w:w="80" w:type="dxa"/>
             </w:tcMar>
+          </w:tcPr>
+          <w:p>
+            <w:pPr>
+              <w:spacing w:after="0" w:line="240" w:lineRule="auto"/>
+            </w:pPr>
+            <w:r/>
+            <w:r>
+              <w:rPr>
+                <w:rFonts w:ascii="Aptos" w:hAnsi="Aptos"/>
+                <w:b w:val="0"/>
+                <w:sz w:val="16"/>
+              </w:rPr>
+              <w:t>MIR issue</w:t>
+            </w:r>
+          </w:p>
+        </w:tc>
+        <w:tc>
+          <w:tcPr>
+            <w:tcW w:type="dxa" w:w="2592"/>
+            <w:vAlign w:val="center"/>
+            <w:tcMar>
+              <w:top w:w="70" w:type="dxa"/>
+              <w:start w:w="80" w:type="dxa"/>
+              <w:bottom w:w="70" w:type="dxa"/>
+              <w:end w:w="80" w:type="dxa"/>
+            </w:tcMar>
+          </w:tcPr>
+          <w:p>
+            <w:pPr>
+              <w:spacing w:after="0" w:line="240" w:lineRule="auto"/>
+            </w:pPr>
+            <w:r/>
+            <w:r>
+              <w:rPr>
+                <w:rFonts w:ascii="Aptos" w:hAnsi="Aptos"/>
+                <w:b w:val="0"/>
+                <w:sz w:val="16"/>
+              </w:rPr>
+              <w:t>Requester + Storekeeper</w:t>
+            </w:r>
+          </w:p>
+        </w:tc>
+        <w:tc>
+          <w:tcPr>
+            <w:tcW w:type="dxa" w:w="3096"/>
+            <w:vAlign w:val="center"/>
+            <w:tcMar>
+              <w:top w:w="70" w:type="dxa"/>
+              <w:start w:w="80" w:type="dxa"/>
+              <w:bottom w:w="70" w:type="dxa"/>
+              <w:end w:w="80" w:type="dxa"/>
+            </w:tcMar>
+          </w:tcPr>
+          <w:p>
+            <w:pPr>
+              <w:spacing w:after="0" w:line="240" w:lineRule="auto"/>
+            </w:pPr>
+            <w:r/>
+            <w:r>
+              <w:rPr>
+                <w:rFonts w:ascii="Aptos" w:hAnsi="Aptos"/>
+                <w:b w:val="0"/>
+                <w:sz w:val="16"/>
+              </w:rPr>
+              <w:t>Authorized department/project approver</w:t>
+            </w:r>
+          </w:p>
+        </w:tc>
+        <w:tc>
+          <w:tcPr>
+            <w:tcW w:type="dxa" w:w="2304"/>
+            <w:vAlign w:val="center"/>
+            <w:tcMar>
+              <w:top w:w="70" w:type="dxa"/>
+              <w:start w:w="80" w:type="dxa"/>
+              <w:bottom w:w="70" w:type="dxa"/>
+              <w:end w:w="80" w:type="dxa"/>
+            </w:tcMar>
+          </w:tcPr>
+          <w:p>
+            <w:pPr>
+              <w:spacing w:after="0" w:line="240" w:lineRule="auto"/>
+            </w:pPr>
+            <w:r/>
+            <w:r>
+              <w:rPr>
+                <w:rFonts w:ascii="Aptos" w:hAnsi="Aptos"/>
+                <w:b w:val="0"/>
+                <w:sz w:val="16"/>
+              </w:rPr>
+              <w:t>Stores cannot approve its own demand</w:t>
+            </w:r>
+          </w:p>
+        </w:tc>
+      </w:tr>
+      <w:tr>
+        <w:trPr>
+          <w:cantSplit/>
+        </w:trPr>
+        <w:tc>
+          <w:tcPr>
+            <w:tcW w:type="dxa" w:w="2088"/>
+            <w:vAlign w:val="center"/>
+            <w:tcMar>
+              <w:top w:w="70" w:type="dxa"/>
+              <w:start w:w="80" w:type="dxa"/>
+              <w:bottom w:w="70" w:type="dxa"/>
+              <w:end w:w="80" w:type="dxa"/>
+            </w:tcMar>
             <w:shd w:fill="EEF5F9"/>
           </w:tcPr>
           <w:p>
@@ -6780,7 +7470,7 @@
                 <w:b w:val="0"/>
                 <w:sz w:val="16"/>
               </w:rPr>
-              <w:t>BOM deviation</w:t>
+              <w:t xml:space="preserve">Internal BOM overrun</w:t>
             </w:r>
           </w:p>
         </w:tc>
@@ -6807,7 +7497,7 @@
                 <w:b w:val="0"/>
                 <w:sz w:val="16"/>
               </w:rPr>
-              <w:t>Production/Project owner</w:t>
+              <w:t xml:space="preserve">ERP derives from approved MIR and issue purpose</w:t>
             </w:r>
           </w:p>
         </w:tc>
@@ -6834,7 +7524,7 @@
                 <w:b w:val="0"/>
                 <w:sz w:val="16"/>
               </w:rPr>
-              <w:t>Technical authority + commercial owner</w:t>
+              <w:t xml:space="preserve">No approval; notify Production Manager, Stores, TD and MD</w:t>
             </w:r>
           </w:p>
         </w:tc>
@@ -6861,7 +7551,233 @@
                 <w:b w:val="0"/>
                 <w:sz w:val="16"/>
               </w:rPr>
-              <w:t>Issue cannot precede deviation approval</w:t>
+              <w:t xml:space="preserve">Must not block; do not notify Purchase or Accounts for routine variance</w:t>
+            </w:r>
+          </w:p>
+        </w:tc>
+      </w:tr>
+      <w:tr>
+        <w:trPr>
+          <w:cantSplit/>
+        </w:trPr>
+        <w:tc>
+          <w:tcPr>
+            <w:tcW w:type="dxa" w:w="2088"/>
+            <w:vAlign w:val="center"/>
+            <w:tcMar>
+              <w:top w:w="70" w:type="dxa"/>
+              <w:start w:w="80" w:type="dxa"/>
+              <w:bottom w:w="70" w:type="dxa"/>
+              <w:end w:w="80" w:type="dxa"/>
+            </w:tcMar>
+            <w:shd w:fill="EEF5F9"/>
+          </w:tcPr>
+          <w:p>
+            <w:pPr>
+              <w:spacing w:after="0" w:line="240" w:lineRule="auto"/>
+            </w:pPr>
+            <w:r/>
+            <w:r>
+              <w:rPr>
+                <w:rFonts w:ascii="Aptos" w:hAnsi="Aptos"/>
+                <w:b w:val="0"/>
+                <w:sz w:val="16"/>
+              </w:rPr>
+              <w:t xml:space="preserve">Customer-outbound commercial excess</w:t>
+            </w:r>
+          </w:p>
+        </w:tc>
+        <w:tc>
+          <w:tcPr>
+            <w:tcW w:type="dxa" w:w="2592"/>
+            <w:vAlign w:val="center"/>
+            <w:tcMar>
+              <w:top w:w="70" w:type="dxa"/>
+              <w:start w:w="80" w:type="dxa"/>
+              <w:bottom w:w="70" w:type="dxa"/>
+              <w:end w:w="80" w:type="dxa"/>
+            </w:tcMar>
+            <w:shd w:fill="EEF5F9"/>
+          </w:tcPr>
+          <w:p>
+            <w:pPr>
+              <w:spacing w:after="0" w:line="240" w:lineRule="auto"/>
+            </w:pPr>
+            <w:r/>
+            <w:r>
+              <w:rPr>
+                <w:rFonts w:ascii="Aptos" w:hAnsi="Aptos"/>
+                <w:b w:val="0"/>
+                <w:sz w:val="16"/>
+              </w:rPr>
+              <w:t xml:space="preserve">Engineer / customer-facing request owner</w:t>
+            </w:r>
+          </w:p>
+        </w:tc>
+        <w:tc>
+          <w:tcPr>
+            <w:tcW w:type="dxa" w:w="3096"/>
+            <w:vAlign w:val="center"/>
+            <w:tcMar>
+              <w:top w:w="70" w:type="dxa"/>
+              <w:start w:w="80" w:type="dxa"/>
+              <w:bottom w:w="70" w:type="dxa"/>
+              <w:end w:w="80" w:type="dxa"/>
+            </w:tcMar>
+            <w:shd w:fill="EEF5F9"/>
+          </w:tcPr>
+          <w:p>
+            <w:pPr>
+              <w:spacing w:after="0" w:line="240" w:lineRule="auto"/>
+            </w:pPr>
+            <w:r/>
+            <w:r>
+              <w:rPr>
+                <w:rFonts w:ascii="Aptos" w:hAnsi="Aptos"/>
+                <w:b w:val="0"/>
+                <w:sz w:val="16"/>
+              </w:rPr>
+              <w:t xml:space="preserve">TD chooses FOC, revised offer or separate post-installation offer</w:t>
+            </w:r>
+          </w:p>
+        </w:tc>
+        <w:tc>
+          <w:tcPr>
+            <w:tcW w:type="dxa" w:w="2304"/>
+            <w:vAlign w:val="center"/>
+            <w:tcMar>
+              <w:top w:w="70" w:type="dxa"/>
+              <w:start w:w="80" w:type="dxa"/>
+              <w:bottom w:w="70" w:type="dxa"/>
+              <w:end w:w="80" w:type="dxa"/>
+            </w:tcMar>
+            <w:shd w:fill="EEF5F9"/>
+          </w:tcPr>
+          <w:p>
+            <w:pPr>
+              <w:spacing w:after="0" w:line="240" w:lineRule="auto"/>
+            </w:pPr>
+            <w:r/>
+            <w:r>
+              <w:rPr>
+                <w:rFonts w:ascii="Aptos" w:hAnsi="Aptos"/>
+                <w:b w:val="0"/>
+                <w:sz w:val="16"/>
+              </w:rPr>
+              <w:t xml:space="preserve">Stores cannot issue extra quantity before the TD decision</w:t>
+            </w:r>
+          </w:p>
+        </w:tc>
+      </w:tr>
+      <w:tr>
+        <w:trPr>
+          <w:cantSplit/>
+        </w:trPr>
+        <w:tc>
+          <w:tcPr>
+            <w:tcW w:type="dxa" w:w="2088"/>
+            <w:vAlign w:val="center"/>
+            <w:tcMar>
+              <w:top w:w="70" w:type="dxa"/>
+              <w:start w:w="80" w:type="dxa"/>
+              <w:bottom w:w="70" w:type="dxa"/>
+              <w:end w:w="80" w:type="dxa"/>
+            </w:tcMar>
+            <w:shd w:fill="EEF5F9"/>
+          </w:tcPr>
+          <w:p>
+            <w:pPr>
+              <w:spacing w:after="0" w:line="240" w:lineRule="auto"/>
+            </w:pPr>
+            <w:r/>
+            <w:r>
+              <w:rPr>
+                <w:rFonts w:ascii="Aptos" w:hAnsi="Aptos"/>
+                <w:b w:val="0"/>
+                <w:sz w:val="16"/>
+              </w:rPr>
+              <w:t xml:space="preserve">Different-item substitution</w:t>
+            </w:r>
+          </w:p>
+        </w:tc>
+        <w:tc>
+          <w:tcPr>
+            <w:tcW w:type="dxa" w:w="2592"/>
+            <w:vAlign w:val="center"/>
+            <w:tcMar>
+              <w:top w:w="70" w:type="dxa"/>
+              <w:start w:w="80" w:type="dxa"/>
+              <w:bottom w:w="70" w:type="dxa"/>
+              <w:end w:w="80" w:type="dxa"/>
+            </w:tcMar>
+            <w:shd w:fill="EEF5F9"/>
+          </w:tcPr>
+          <w:p>
+            <w:pPr>
+              <w:spacing w:after="0" w:line="240" w:lineRule="auto"/>
+            </w:pPr>
+            <w:r/>
+            <w:r>
+              <w:rPr>
+                <w:rFonts w:ascii="Aptos" w:hAnsi="Aptos"/>
+                <w:b w:val="0"/>
+                <w:sz w:val="16"/>
+              </w:rPr>
+              <w:t xml:space="preserve">Production / Engineering</w:t>
+            </w:r>
+          </w:p>
+        </w:tc>
+        <w:tc>
+          <w:tcPr>
+            <w:tcW w:type="dxa" w:w="3096"/>
+            <w:vAlign w:val="center"/>
+            <w:tcMar>
+              <w:top w:w="70" w:type="dxa"/>
+              <w:start w:w="80" w:type="dxa"/>
+              <w:bottom w:w="70" w:type="dxa"/>
+              <w:end w:w="80" w:type="dxa"/>
+            </w:tcMar>
+            <w:shd w:fill="EEF5F9"/>
+          </w:tcPr>
+          <w:p>
+            <w:pPr>
+              <w:spacing w:after="0" w:line="240" w:lineRule="auto"/>
+            </w:pPr>
+            <w:r/>
+            <w:r>
+              <w:rPr>
+                <w:rFonts w:ascii="Aptos" w:hAnsi="Aptos"/>
+                <w:b w:val="0"/>
+                <w:sz w:val="16"/>
+              </w:rPr>
+              <w:t xml:space="preserve">TD technical-equivalence approval; Purchase matrix governs spend</w:t>
+            </w:r>
+          </w:p>
+        </w:tc>
+        <w:tc>
+          <w:tcPr>
+            <w:tcW w:type="dxa" w:w="2304"/>
+            <w:vAlign w:val="center"/>
+            <w:tcMar>
+              <w:top w:w="70" w:type="dxa"/>
+              <w:start w:w="80" w:type="dxa"/>
+              <w:bottom w:w="70" w:type="dxa"/>
+              <w:end w:w="80" w:type="dxa"/>
+            </w:tcMar>
+            <w:shd w:fill="EEF5F9"/>
+          </w:tcPr>
+          <w:p>
+            <w:pPr>
+              <w:spacing w:after="0" w:line="240" w:lineRule="auto"/>
+            </w:pPr>
+            <w:r/>
+            <w:r>
+              <w:rPr>
+                <w:rFonts w:ascii="Aptos" w:hAnsi="Aptos"/>
+                <w:b w:val="0"/>
+                <w:sz w:val="16"/>
+              </w:rPr>
+              <w:t xml:space="preserve">No second commercial BOM approval</w:t>
             </w:r>
           </w:p>
         </w:tc>
@@ -8944,7 +9860,7 @@
         <w:pStyle w:val="ListNumber"/>
       </w:pPr>
       <w:r>
-        <w:t>Attempt physical issue without approved MIR or required BOM deviation: system rejects it.</w:t>
+        <w:t xml:space="preserve">Attempt physical issue without an approved MIR: reject. Internal FACTORY_ASSEMBLY/PROJECT excess of the same Item: post, record variance and notify Production Manager, Stores, TD and MD. Customer-facing excess against an offer/PO baseline: reject until the exact TD outcome exists.</w:t>
       </w:r>
     </w:p>
     <w:p>
@@ -8953,6 +9869,22 @@
       </w:pPr>
       <w:r>
         <w:t>Partial QC acceptance: accepted and rejected quantities reconcile exactly to inspected quantity and post to correct conditions.</w:t>
+      </w:r>
+    </w:p>
+    <w:p>
+      <w:pPr>
+        <w:spacing w:before="120" w:after="60"/>
+      </w:pPr>
+      <w:r>
+        <w:t xml:space="preserve">Concession test: reject a lot/serial through QC, prove direct TD-only approval, atomically move only the approved provenance quantity to AVAILABLE, issue and fit it, then prove the machine Actual BOM resolves the exact concession, failed parameter, measured value, TD and reason.</w:t>
+      </w:r>
+    </w:p>
+    <w:p>
+      <w:pPr>
+        <w:spacing w:before="120" w:after="60"/>
+      </w:pPr>
+      <w:r>
+        <w:t xml:space="preserve">Concession negative tests: reject delegation/fallback approval, pre-inspection concession, quantity/lot/serial mismatch, replay with changed facts, direct condition update, lost provenance during transfer/issue/fitment, and edit/delete of an approved decision.</w:t>
       </w:r>
     </w:p>
     <w:p>
@@ -11566,7 +12498,7 @@
                 <w:color w:val="2E7D32"/>
                 <w:sz w:val="14"/>
               </w:rPr>
-              <w:t>DEFAULT</w:t>
+              <w:t xml:space="preserve">FROZEN - BATCH 1</w:t>
             </w:r>
           </w:p>
         </w:tc>
@@ -11685,7 +12617,7 @@
                 <w:color w:val="2E7D32"/>
                 <w:sz w:val="14"/>
               </w:rPr>
-              <w:t>DEFAULT</w:t>
+              <w:t xml:space="preserve">FROZEN - BATCH 1</w:t>
             </w:r>
           </w:p>
         </w:tc>
@@ -11801,7 +12733,7 @@
                 <w:color w:val="2E7D32"/>
                 <w:sz w:val="14"/>
               </w:rPr>
-              <w:t>DEFAULT</w:t>
+              <w:t xml:space="preserve">FROZEN - BATCH 1</w:t>
             </w:r>
           </w:p>
         </w:tc>
@@ -11887,7 +12819,7 @@
                 <w:b w:val="0"/>
                 <w:sz w:val="14"/>
               </w:rPr>
-              <w:t>Supplier-loan stock has zero owned-inventory value; record memo/replacement liability and close by return or approved consumption/loss.</w:t>
+              <w:t xml:space="preserve">Supplier-loan stock has zero SESS inventory value plus a memo liability. Consumption must start normal vendor quotation and approved PO flow, be received against that PO, and close the loan against that PO. No free-of-cost conversion, ad-hoc payable or separate settlement path exists.</w:t>
             </w:r>
           </w:p>
         </w:tc>
@@ -11920,7 +12852,7 @@
                 <w:color w:val="BF7A00"/>
                 <w:sz w:val="14"/>
               </w:rPr>
-              <w:t>CONFIRM</w:t>
+              <w:t xml:space="preserve">FROZEN - BATCH 1</w:t>
             </w:r>
           </w:p>
         </w:tc>
@@ -12036,7 +12968,7 @@
                 <w:color w:val="2E7D32"/>
                 <w:sz w:val="14"/>
               </w:rPr>
-              <w:t>DEFAULT</w:t>
+              <w:t xml:space="preserve">FROZEN - BATCH 1</w:t>
             </w:r>
           </w:p>
         </w:tc>
@@ -12155,7 +13087,7 @@
                 <w:color w:val="2E7D32"/>
                 <w:sz w:val="14"/>
               </w:rPr>
-              <w:t>DEFAULT</w:t>
+              <w:t xml:space="preserve">FROZEN - BATCH 1</w:t>
             </w:r>
           </w:p>
         </w:tc>
@@ -12271,12 +13203,878 @@
                 <w:color w:val="2E7D32"/>
                 <w:sz w:val="14"/>
               </w:rPr>
-              <w:t>DEFAULT</w:t>
+              <w:t xml:space="preserve">FROZEN - BATCH 1</w:t>
             </w:r>
           </w:p>
         </w:tc>
       </w:tr>
     </w:tbl>
+    <w:p>
+      <w:pPr>
+        <w:spacing w:before="120" w:after="60"/>
+      </w:pPr>
+      <w:r>
+        <w:rPr>
+          <w:b/>
+        </w:rPr>
+        <w:t xml:space="preserve">Confirmed lot-model elaborations - Batch 1</w:t>
+      </w:r>
+    </w:p>
+    <w:p>
+      <w:pPr>
+        <w:spacing w:before="120" w:after="60"/>
+      </w:pPr>
+      <w:r>
+        <w:t xml:space="preserve">These six rules elaborate G4 and do not replace the original 90-question index. They are frozen schema requirements.</w:t>
+      </w:r>
+    </w:p>
+    <w:tbl>
+      <w:tblPr>
+        <w:tblStyle w:val="TableGrid"/>
+        <w:tblW w:type="auto" w:w="0"/>
+        <w:jc w:val="center"/>
+        <w:tblLayout w:type="fixed"/>
+        <w:tblLook w:firstColumn="1" w:firstRow="1" w:lastColumn="0" w:lastRow="0" w:noHBand="0" w:noVBand="1" w:val="04A0"/>
+      </w:tblPr>
+      <w:tblGrid>
+        <w:gridCol w:w="2556"/>
+        <w:gridCol w:w="2556"/>
+        <w:gridCol w:w="2556"/>
+        <w:gridCol w:w="2556"/>
+      </w:tblGrid>
+      <w:tr>
+        <w:trPr>
+          <w:cantSplit/>
+        </w:trPr>
+        <w:tc>
+          <w:tcPr>
+            <w:tcW w:type="dxa" w:w="648"/>
+            <w:vAlign w:val="center"/>
+            <w:tcMar>
+              <w:top w:w="70" w:type="dxa"/>
+              <w:start w:w="80" w:type="dxa"/>
+              <w:bottom w:w="70" w:type="dxa"/>
+              <w:end w:w="80" w:type="dxa"/>
+            </w:tcMar>
+            <w:shd w:fill="17365D"/>
+          </w:tcPr>
+          <w:p>
+            <w:pPr>
+              <w:spacing w:after="0" w:line="240" w:lineRule="auto"/>
+            </w:pPr>
+            <w:r/>
+            <w:r>
+              <w:rPr>
+                <w:rFonts w:ascii="Aptos" w:hAnsi="Aptos"/>
+                <w:b/>
+                <w:color w:val="FFFFFF"/>
+                <w:sz w:val="17"/>
+              </w:rPr>
+              <w:t xml:space="preserve">ID</w:t>
+            </w:r>
+          </w:p>
+        </w:tc>
+        <w:tc>
+          <w:tcPr>
+            <w:tcW w:type="dxa" w:w="2952"/>
+            <w:vAlign w:val="center"/>
+            <w:tcMar>
+              <w:top w:w="70" w:type="dxa"/>
+              <w:start w:w="80" w:type="dxa"/>
+              <w:bottom w:w="70" w:type="dxa"/>
+              <w:end w:w="80" w:type="dxa"/>
+            </w:tcMar>
+            <w:shd w:fill="17365D"/>
+          </w:tcPr>
+          <w:p>
+            <w:pPr>
+              <w:spacing w:after="0" w:line="240" w:lineRule="auto"/>
+            </w:pPr>
+            <w:r/>
+            <w:r>
+              <w:rPr>
+                <w:rFonts w:ascii="Aptos" w:hAnsi="Aptos"/>
+                <w:b/>
+                <w:color w:val="FFFFFF"/>
+                <w:sz w:val="17"/>
+              </w:rPr>
+              <w:t xml:space="preserve">Question</w:t>
+            </w:r>
+          </w:p>
+        </w:tc>
+        <w:tc>
+          <w:tcPr>
+            <w:tcW w:type="dxa" w:w="5688"/>
+            <w:vAlign w:val="center"/>
+            <w:tcMar>
+              <w:top w:w="70" w:type="dxa"/>
+              <w:start w:w="80" w:type="dxa"/>
+              <w:bottom w:w="70" w:type="dxa"/>
+              <w:end w:w="80" w:type="dxa"/>
+            </w:tcMar>
+            <w:shd w:fill="17365D"/>
+          </w:tcPr>
+          <w:p>
+            <w:pPr>
+              <w:spacing w:after="0" w:line="240" w:lineRule="auto"/>
+            </w:pPr>
+            <w:r/>
+            <w:r>
+              <w:rPr>
+                <w:rFonts w:ascii="Aptos" w:hAnsi="Aptos"/>
+                <w:b/>
+                <w:color w:val="FFFFFF"/>
+                <w:sz w:val="17"/>
+              </w:rPr>
+              <w:t xml:space="preserve">Frozen guideline answer</w:t>
+            </w:r>
+          </w:p>
+        </w:tc>
+        <w:tc>
+          <w:tcPr>
+            <w:tcW w:type="dxa" w:w="936"/>
+            <w:vAlign w:val="center"/>
+            <w:tcMar>
+              <w:top w:w="70" w:type="dxa"/>
+              <w:start w:w="80" w:type="dxa"/>
+              <w:bottom w:w="70" w:type="dxa"/>
+              <w:end w:w="80" w:type="dxa"/>
+            </w:tcMar>
+            <w:shd w:fill="17365D"/>
+          </w:tcPr>
+          <w:p>
+            <w:pPr>
+              <w:spacing w:after="0" w:line="240" w:lineRule="auto"/>
+            </w:pPr>
+            <w:r/>
+            <w:r>
+              <w:rPr>
+                <w:rFonts w:ascii="Aptos" w:hAnsi="Aptos"/>
+                <w:b/>
+                <w:color w:val="FFFFFF"/>
+                <w:sz w:val="17"/>
+              </w:rPr>
+              <w:t xml:space="preserve">Status</w:t>
+            </w:r>
+          </w:p>
+        </w:tc>
+      </w:tr>
+      <w:tr>
+        <w:trPr>
+          <w:cantSplit/>
+        </w:trPr>
+        <w:tc>
+          <w:tcPr>
+            <w:tcW w:type="dxa" w:w="648"/>
+            <w:vAlign w:val="center"/>
+            <w:tcMar>
+              <w:top w:w="70" w:type="dxa"/>
+              <w:start w:w="80" w:type="dxa"/>
+              <w:bottom w:w="70" w:type="dxa"/>
+              <w:end w:w="80" w:type="dxa"/>
+            </w:tcMar>
+          </w:tcPr>
+          <w:p>
+            <w:pPr>
+              <w:spacing w:after="0" w:line="240" w:lineRule="auto"/>
+            </w:pPr>
+            <w:r/>
+            <w:r>
+              <w:rPr>
+                <w:rFonts w:ascii="Aptos" w:hAnsi="Aptos"/>
+                <w:b w:val="0"/>
+                <w:sz w:val="14"/>
+              </w:rPr>
+              <w:t xml:space="preserve">LOT-1</w:t>
+            </w:r>
+          </w:p>
+        </w:tc>
+        <w:tc>
+          <w:tcPr>
+            <w:tcW w:type="dxa" w:w="2952"/>
+            <w:vAlign w:val="center"/>
+            <w:tcMar>
+              <w:top w:w="70" w:type="dxa"/>
+              <w:start w:w="80" w:type="dxa"/>
+              <w:bottom w:w="70" w:type="dxa"/>
+              <w:end w:w="80" w:type="dxa"/>
+            </w:tcMar>
+          </w:tcPr>
+          <w:p>
+            <w:pPr>
+              <w:spacing w:after="0" w:line="240" w:lineRule="auto"/>
+            </w:pPr>
+            <w:r/>
+            <w:r>
+              <w:rPr>
+                <w:rFonts w:ascii="Aptos" w:hAnsi="Aptos"/>
+                <w:b w:val="0"/>
+                <w:sz w:val="14"/>
+              </w:rPr>
+              <w:t xml:space="preserve">What is the ERP lot identity?</w:t>
+            </w:r>
+          </w:p>
+        </w:tc>
+        <w:tc>
+          <w:tcPr>
+            <w:tcW w:type="dxa" w:w="5688"/>
+            <w:vAlign w:val="center"/>
+            <w:tcMar>
+              <w:top w:w="70" w:type="dxa"/>
+              <w:start w:w="80" w:type="dxa"/>
+              <w:bottom w:w="70" w:type="dxa"/>
+              <w:end w:w="80" w:type="dxa"/>
+            </w:tcMar>
+          </w:tcPr>
+          <w:p>
+            <w:pPr>
+              <w:spacing w:after="0" w:line="240" w:lineRule="auto"/>
+            </w:pPr>
+            <w:r/>
+            <w:r>
+              <w:rPr>
+                <w:rFonts w:ascii="Aptos" w:hAnsi="Aptos"/>
+                <w:b w:val="0"/>
+                <w:sz w:val="14"/>
+              </w:rPr>
+              <w:t xml:space="preserve">Generate an immutable ERP InventoryLotId. A supplier/manufacturer batch number is an attribute, never the ERP identity; identical values such as BATCH-001 from different vendors must never collapse.</w:t>
+            </w:r>
+          </w:p>
+        </w:tc>
+        <w:tc>
+          <w:tcPr>
+            <w:tcW w:type="dxa" w:w="936"/>
+            <w:vAlign w:val="center"/>
+            <w:tcMar>
+              <w:top w:w="70" w:type="dxa"/>
+              <w:start w:w="80" w:type="dxa"/>
+              <w:bottom w:w="70" w:type="dxa"/>
+              <w:end w:w="80" w:type="dxa"/>
+            </w:tcMar>
+            <w:shd w:fill="E2F0D9"/>
+          </w:tcPr>
+          <w:p>
+            <w:pPr>
+              <w:spacing w:after="0" w:line="240" w:lineRule="auto"/>
+            </w:pPr>
+            <w:r>
+              <w:rPr>
+                <w:b/>
+                <w:color w:val="2E7D32"/>
+              </w:rPr>
+            </w:r>
+            <w:r>
+              <w:rPr>
+                <w:rFonts w:ascii="Aptos" w:hAnsi="Aptos"/>
+                <w:b/>
+                <w:color w:val="2E7D32"/>
+                <w:sz w:val="14"/>
+              </w:rPr>
+              <w:t xml:space="preserve">FROZEN - BATCH 1</w:t>
+            </w:r>
+          </w:p>
+        </w:tc>
+      </w:tr>
+      <w:tr>
+        <w:trPr>
+          <w:cantSplit/>
+        </w:trPr>
+        <w:tc>
+          <w:tcPr>
+            <w:tcW w:type="dxa" w:w="648"/>
+            <w:vAlign w:val="center"/>
+            <w:tcMar>
+              <w:top w:w="70" w:type="dxa"/>
+              <w:start w:w="80" w:type="dxa"/>
+              <w:bottom w:w="70" w:type="dxa"/>
+              <w:end w:w="80" w:type="dxa"/>
+            </w:tcMar>
+          </w:tcPr>
+          <w:p>
+            <w:pPr>
+              <w:spacing w:after="0" w:line="240" w:lineRule="auto"/>
+            </w:pPr>
+            <w:r/>
+            <w:r>
+              <w:rPr>
+                <w:rFonts w:ascii="Aptos" w:hAnsi="Aptos"/>
+                <w:b w:val="0"/>
+                <w:sz w:val="14"/>
+              </w:rPr>
+              <w:t xml:space="preserve">LOT-2</w:t>
+            </w:r>
+          </w:p>
+        </w:tc>
+        <w:tc>
+          <w:tcPr>
+            <w:tcW w:type="dxa" w:w="2952"/>
+            <w:vAlign w:val="center"/>
+            <w:tcMar>
+              <w:top w:w="70" w:type="dxa"/>
+              <w:start w:w="80" w:type="dxa"/>
+              <w:bottom w:w="70" w:type="dxa"/>
+              <w:end w:w="80" w:type="dxa"/>
+            </w:tcMar>
+          </w:tcPr>
+          <w:p>
+            <w:pPr>
+              <w:spacing w:after="0" w:line="240" w:lineRule="auto"/>
+            </w:pPr>
+            <w:r/>
+            <w:r>
+              <w:rPr>
+                <w:rFonts w:ascii="Aptos" w:hAnsi="Aptos"/>
+                <w:b w:val="0"/>
+                <w:sz w:val="14"/>
+              </w:rPr>
+              <w:t xml:space="preserve">When is one physical lot reused across receipts?</w:t>
+            </w:r>
+          </w:p>
+        </w:tc>
+        <w:tc>
+          <w:tcPr>
+            <w:tcW w:type="dxa" w:w="5688"/>
+            <w:vAlign w:val="center"/>
+            <w:tcMar>
+              <w:top w:w="70" w:type="dxa"/>
+              <w:start w:w="80" w:type="dxa"/>
+              <w:bottom w:w="70" w:type="dxa"/>
+              <w:end w:w="80" w:type="dxa"/>
+            </w:tcMar>
+          </w:tcPr>
+          <w:p>
+            <w:pPr>
+              <w:spacing w:after="0" w:line="240" w:lineRule="auto"/>
+            </w:pPr>
+            <w:r/>
+            <w:r>
+              <w:rPr>
+                <w:rFonts w:ascii="Aptos" w:hAnsi="Aptos"/>
+                <w:b w:val="0"/>
+                <w:sz w:val="14"/>
+              </w:rPr>
+              <w:t xml:space="preserve">Reuse one InventoryLot only when company, Item, supplier/manufacturer lot identity, manufacture date and expiry agree. Preserve each GRN allocation separately.</w:t>
+            </w:r>
+          </w:p>
+        </w:tc>
+        <w:tc>
+          <w:tcPr>
+            <w:tcW w:type="dxa" w:w="936"/>
+            <w:vAlign w:val="center"/>
+            <w:tcMar>
+              <w:top w:w="70" w:type="dxa"/>
+              <w:start w:w="80" w:type="dxa"/>
+              <w:bottom w:w="70" w:type="dxa"/>
+              <w:end w:w="80" w:type="dxa"/>
+            </w:tcMar>
+            <w:shd w:fill="E2F0D9"/>
+          </w:tcPr>
+          <w:p>
+            <w:pPr>
+              <w:spacing w:after="0" w:line="240" w:lineRule="auto"/>
+            </w:pPr>
+            <w:r>
+              <w:rPr>
+                <w:b/>
+                <w:color w:val="2E7D32"/>
+              </w:rPr>
+            </w:r>
+            <w:r>
+              <w:rPr>
+                <w:rFonts w:ascii="Aptos" w:hAnsi="Aptos"/>
+                <w:b/>
+                <w:color w:val="2E7D32"/>
+                <w:sz w:val="14"/>
+              </w:rPr>
+              <w:t xml:space="preserve">FROZEN - BATCH 1</w:t>
+            </w:r>
+          </w:p>
+        </w:tc>
+      </w:tr>
+      <w:tr>
+        <w:trPr>
+          <w:cantSplit/>
+        </w:trPr>
+        <w:tc>
+          <w:tcPr>
+            <w:tcW w:type="dxa" w:w="648"/>
+            <w:vAlign w:val="center"/>
+            <w:tcMar>
+              <w:top w:w="70" w:type="dxa"/>
+              <w:start w:w="80" w:type="dxa"/>
+              <w:bottom w:w="70" w:type="dxa"/>
+              <w:end w:w="80" w:type="dxa"/>
+            </w:tcMar>
+          </w:tcPr>
+          <w:p>
+            <w:pPr>
+              <w:spacing w:after="0" w:line="240" w:lineRule="auto"/>
+            </w:pPr>
+            <w:r/>
+            <w:r>
+              <w:rPr>
+                <w:rFonts w:ascii="Aptos" w:hAnsi="Aptos"/>
+                <w:b w:val="0"/>
+                <w:sz w:val="14"/>
+              </w:rPr>
+              <w:t xml:space="preserve">LOT-3</w:t>
+            </w:r>
+          </w:p>
+        </w:tc>
+        <w:tc>
+          <w:tcPr>
+            <w:tcW w:type="dxa" w:w="2952"/>
+            <w:vAlign w:val="center"/>
+            <w:tcMar>
+              <w:top w:w="70" w:type="dxa"/>
+              <w:start w:w="80" w:type="dxa"/>
+              <w:bottom w:w="70" w:type="dxa"/>
+              <w:end w:w="80" w:type="dxa"/>
+            </w:tcMar>
+          </w:tcPr>
+          <w:p>
+            <w:pPr>
+              <w:spacing w:after="0" w:line="240" w:lineRule="auto"/>
+            </w:pPr>
+            <w:r/>
+            <w:r>
+              <w:rPr>
+                <w:rFonts w:ascii="Aptos" w:hAnsi="Aptos"/>
+                <w:b w:val="0"/>
+                <w:sz w:val="14"/>
+              </w:rPr>
+              <w:t xml:space="preserve">Can one GRN line contain multiple lots?</w:t>
+            </w:r>
+          </w:p>
+        </w:tc>
+        <w:tc>
+          <w:tcPr>
+            <w:tcW w:type="dxa" w:w="5688"/>
+            <w:vAlign w:val="center"/>
+            <w:tcMar>
+              <w:top w:w="70" w:type="dxa"/>
+              <w:start w:w="80" w:type="dxa"/>
+              <w:bottom w:w="70" w:type="dxa"/>
+              <w:end w:w="80" w:type="dxa"/>
+            </w:tcMar>
+          </w:tcPr>
+          <w:p>
+            <w:pPr>
+              <w:spacing w:after="0" w:line="240" w:lineRule="auto"/>
+            </w:pPr>
+            <w:r/>
+            <w:r>
+              <w:rPr>
+                <w:rFonts w:ascii="Aptos" w:hAnsi="Aptos"/>
+                <w:b w:val="0"/>
+                <w:sz w:val="14"/>
+              </w:rPr>
+              <w:t xml:space="preserve">Yes. Record quantity per lot through GRN-line lot allocations; do not create artificial GRN lines solely to represent cartons from different lots.</w:t>
+            </w:r>
+          </w:p>
+        </w:tc>
+        <w:tc>
+          <w:tcPr>
+            <w:tcW w:type="dxa" w:w="936"/>
+            <w:vAlign w:val="center"/>
+            <w:tcMar>
+              <w:top w:w="70" w:type="dxa"/>
+              <w:start w:w="80" w:type="dxa"/>
+              <w:bottom w:w="70" w:type="dxa"/>
+              <w:end w:w="80" w:type="dxa"/>
+            </w:tcMar>
+            <w:shd w:fill="E2F0D9"/>
+          </w:tcPr>
+          <w:p>
+            <w:pPr>
+              <w:spacing w:after="0" w:line="240" w:lineRule="auto"/>
+            </w:pPr>
+            <w:r>
+              <w:rPr>
+                <w:b/>
+                <w:color w:val="2E7D32"/>
+              </w:rPr>
+            </w:r>
+            <w:r>
+              <w:rPr>
+                <w:rFonts w:ascii="Aptos" w:hAnsi="Aptos"/>
+                <w:b/>
+                <w:color w:val="2E7D32"/>
+                <w:sz w:val="14"/>
+              </w:rPr>
+              <w:t xml:space="preserve">FROZEN - BATCH 1</w:t>
+            </w:r>
+          </w:p>
+        </w:tc>
+      </w:tr>
+      <w:tr>
+        <w:trPr>
+          <w:cantSplit/>
+        </w:trPr>
+        <w:tc>
+          <w:tcPr>
+            <w:tcW w:type="dxa" w:w="648"/>
+            <w:vAlign w:val="center"/>
+            <w:tcMar>
+              <w:top w:w="70" w:type="dxa"/>
+              <w:start w:w="80" w:type="dxa"/>
+              <w:bottom w:w="70" w:type="dxa"/>
+              <w:end w:w="80" w:type="dxa"/>
+            </w:tcMar>
+          </w:tcPr>
+          <w:p>
+            <w:pPr>
+              <w:spacing w:after="0" w:line="240" w:lineRule="auto"/>
+            </w:pPr>
+            <w:r/>
+            <w:r>
+              <w:rPr>
+                <w:rFonts w:ascii="Aptos" w:hAnsi="Aptos"/>
+                <w:b w:val="0"/>
+                <w:sz w:val="14"/>
+              </w:rPr>
+              <w:t xml:space="preserve">LOT-4</w:t>
+            </w:r>
+          </w:p>
+        </w:tc>
+        <w:tc>
+          <w:tcPr>
+            <w:tcW w:type="dxa" w:w="2952"/>
+            <w:vAlign w:val="center"/>
+            <w:tcMar>
+              <w:top w:w="70" w:type="dxa"/>
+              <w:start w:w="80" w:type="dxa"/>
+              <w:bottom w:w="70" w:type="dxa"/>
+              <w:end w:w="80" w:type="dxa"/>
+            </w:tcMar>
+          </w:tcPr>
+          <w:p>
+            <w:pPr>
+              <w:spacing w:after="0" w:line="240" w:lineRule="auto"/>
+            </w:pPr>
+            <w:r/>
+            <w:r>
+              <w:rPr>
+                <w:rFonts w:ascii="Aptos" w:hAnsi="Aptos"/>
+                <w:b w:val="0"/>
+                <w:sz w:val="14"/>
+              </w:rPr>
+              <w:t xml:space="preserve">Can one lot contain multiple ownership classes?</w:t>
+            </w:r>
+          </w:p>
+        </w:tc>
+        <w:tc>
+          <w:tcPr>
+            <w:tcW w:type="dxa" w:w="5688"/>
+            <w:vAlign w:val="center"/>
+            <w:tcMar>
+              <w:top w:w="70" w:type="dxa"/>
+              <w:start w:w="80" w:type="dxa"/>
+              <w:bottom w:w="70" w:type="dxa"/>
+              <w:end w:w="80" w:type="dxa"/>
+            </w:tcMar>
+          </w:tcPr>
+          <w:p>
+            <w:pPr>
+              <w:spacing w:after="0" w:line="240" w:lineRule="auto"/>
+            </w:pPr>
+            <w:r/>
+            <w:r>
+              <w:rPr>
+                <w:rFonts w:ascii="Aptos" w:hAnsi="Aptos"/>
+                <w:b w:val="0"/>
+                <w:sz w:val="14"/>
+              </w:rPr>
+              <w:t xml:space="preserve">Yes. Lot identity and ownership are separate dimensions; stock balance keys include InventoryLotId and OwnershipAccountId.</w:t>
+            </w:r>
+          </w:p>
+        </w:tc>
+        <w:tc>
+          <w:tcPr>
+            <w:tcW w:type="dxa" w:w="936"/>
+            <w:vAlign w:val="center"/>
+            <w:tcMar>
+              <w:top w:w="70" w:type="dxa"/>
+              <w:start w:w="80" w:type="dxa"/>
+              <w:bottom w:w="70" w:type="dxa"/>
+              <w:end w:w="80" w:type="dxa"/>
+            </w:tcMar>
+            <w:shd w:fill="E2F0D9"/>
+          </w:tcPr>
+          <w:p>
+            <w:pPr>
+              <w:spacing w:after="0" w:line="240" w:lineRule="auto"/>
+            </w:pPr>
+            <w:r>
+              <w:rPr>
+                <w:b/>
+                <w:color w:val="2E7D32"/>
+              </w:rPr>
+            </w:r>
+            <w:r>
+              <w:rPr>
+                <w:rFonts w:ascii="Aptos" w:hAnsi="Aptos"/>
+                <w:b/>
+                <w:color w:val="2E7D32"/>
+                <w:sz w:val="14"/>
+              </w:rPr>
+              <w:t xml:space="preserve">FROZEN - BATCH 1</w:t>
+            </w:r>
+          </w:p>
+        </w:tc>
+      </w:tr>
+      <w:tr>
+        <w:trPr>
+          <w:cantSplit/>
+        </w:trPr>
+        <w:tc>
+          <w:tcPr>
+            <w:tcW w:type="dxa" w:w="648"/>
+            <w:vAlign w:val="center"/>
+            <w:tcMar>
+              <w:top w:w="70" w:type="dxa"/>
+              <w:start w:w="80" w:type="dxa"/>
+              <w:bottom w:w="70" w:type="dxa"/>
+              <w:end w:w="80" w:type="dxa"/>
+            </w:tcMar>
+          </w:tcPr>
+          <w:p>
+            <w:pPr>
+              <w:spacing w:after="0" w:line="240" w:lineRule="auto"/>
+            </w:pPr>
+            <w:r/>
+            <w:r>
+              <w:rPr>
+                <w:rFonts w:ascii="Aptos" w:hAnsi="Aptos"/>
+                <w:b w:val="0"/>
+                <w:sz w:val="14"/>
+              </w:rPr>
+              <w:t xml:space="preserve">LOT-5</w:t>
+            </w:r>
+          </w:p>
+        </w:tc>
+        <w:tc>
+          <w:tcPr>
+            <w:tcW w:type="dxa" w:w="2952"/>
+            <w:vAlign w:val="center"/>
+            <w:tcMar>
+              <w:top w:w="70" w:type="dxa"/>
+              <w:start w:w="80" w:type="dxa"/>
+              <w:bottom w:w="70" w:type="dxa"/>
+              <w:end w:w="80" w:type="dxa"/>
+            </w:tcMar>
+          </w:tcPr>
+          <w:p>
+            <w:pPr>
+              <w:spacing w:after="0" w:line="240" w:lineRule="auto"/>
+            </w:pPr>
+            <w:r/>
+            <w:r>
+              <w:rPr>
+                <w:rFonts w:ascii="Aptos" w:hAnsi="Aptos"/>
+                <w:b w:val="0"/>
+                <w:sz w:val="14"/>
+              </w:rPr>
+              <w:t xml:space="preserve">How are lot split, merge and repacking represented?</w:t>
+            </w:r>
+          </w:p>
+        </w:tc>
+        <w:tc>
+          <w:tcPr>
+            <w:tcW w:type="dxa" w:w="5688"/>
+            <w:vAlign w:val="center"/>
+            <w:tcMar>
+              <w:top w:w="70" w:type="dxa"/>
+              <w:start w:w="80" w:type="dxa"/>
+              <w:bottom w:w="70" w:type="dxa"/>
+              <w:end w:w="80" w:type="dxa"/>
+            </w:tcMar>
+          </w:tcPr>
+          <w:p>
+            <w:pPr>
+              <w:spacing w:after="0" w:line="240" w:lineRule="auto"/>
+            </w:pPr>
+            <w:r/>
+            <w:r>
+              <w:rPr>
+                <w:rFonts w:ascii="Aptos" w:hAnsi="Aptos"/>
+                <w:b w:val="0"/>
+                <w:sz w:val="14"/>
+              </w:rPr>
+              <w:t xml:space="preserve">Use immutable parent-child lot genealogy for controlled split, repack, merge and production transformation. Never edit or silently merge original provenance.</w:t>
+            </w:r>
+          </w:p>
+        </w:tc>
+        <w:tc>
+          <w:tcPr>
+            <w:tcW w:type="dxa" w:w="936"/>
+            <w:vAlign w:val="center"/>
+            <w:tcMar>
+              <w:top w:w="70" w:type="dxa"/>
+              <w:start w:w="80" w:type="dxa"/>
+              <w:bottom w:w="70" w:type="dxa"/>
+              <w:end w:w="80" w:type="dxa"/>
+            </w:tcMar>
+            <w:shd w:fill="E2F0D9"/>
+          </w:tcPr>
+          <w:p>
+            <w:pPr>
+              <w:spacing w:after="0" w:line="240" w:lineRule="auto"/>
+            </w:pPr>
+            <w:r>
+              <w:rPr>
+                <w:b/>
+                <w:color w:val="2E7D32"/>
+              </w:rPr>
+            </w:r>
+            <w:r>
+              <w:rPr>
+                <w:rFonts w:ascii="Aptos" w:hAnsi="Aptos"/>
+                <w:b/>
+                <w:color w:val="2E7D32"/>
+                <w:sz w:val="14"/>
+              </w:rPr>
+              <w:t xml:space="preserve">FROZEN - BATCH 1</w:t>
+            </w:r>
+          </w:p>
+        </w:tc>
+      </w:tr>
+      <w:tr>
+        <w:trPr>
+          <w:cantSplit/>
+        </w:trPr>
+        <w:tc>
+          <w:tcPr>
+            <w:tcW w:type="dxa" w:w="648"/>
+            <w:vAlign w:val="center"/>
+            <w:tcMar>
+              <w:top w:w="70" w:type="dxa"/>
+              <w:start w:w="80" w:type="dxa"/>
+              <w:bottom w:w="70" w:type="dxa"/>
+              <w:end w:w="80" w:type="dxa"/>
+            </w:tcMar>
+          </w:tcPr>
+          <w:p>
+            <w:pPr>
+              <w:spacing w:after="0" w:line="240" w:lineRule="auto"/>
+            </w:pPr>
+            <w:r/>
+            <w:r>
+              <w:rPr>
+                <w:rFonts w:ascii="Aptos" w:hAnsi="Aptos"/>
+                <w:b w:val="0"/>
+                <w:sz w:val="14"/>
+              </w:rPr>
+              <w:t xml:space="preserve">LOT-6</w:t>
+            </w:r>
+          </w:p>
+        </w:tc>
+        <w:tc>
+          <w:tcPr>
+            <w:tcW w:type="dxa" w:w="2952"/>
+            <w:vAlign w:val="center"/>
+            <w:tcMar>
+              <w:top w:w="70" w:type="dxa"/>
+              <w:start w:w="80" w:type="dxa"/>
+              <w:bottom w:w="70" w:type="dxa"/>
+              <w:end w:w="80" w:type="dxa"/>
+            </w:tcMar>
+          </w:tcPr>
+          <w:p>
+            <w:pPr>
+              <w:spacing w:after="0" w:line="240" w:lineRule="auto"/>
+            </w:pPr>
+            <w:r/>
+            <w:r>
+              <w:rPr>
+                <w:rFonts w:ascii="Aptos" w:hAnsi="Aptos"/>
+                <w:b w:val="0"/>
+                <w:sz w:val="14"/>
+              </w:rPr>
+              <w:t xml:space="preserve">How are incorrect posted lot attributes corrected?</w:t>
+            </w:r>
+          </w:p>
+        </w:tc>
+        <w:tc>
+          <w:tcPr>
+            <w:tcW w:type="dxa" w:w="5688"/>
+            <w:vAlign w:val="center"/>
+            <w:tcMar>
+              <w:top w:w="70" w:type="dxa"/>
+              <w:start w:w="80" w:type="dxa"/>
+              <w:bottom w:w="70" w:type="dxa"/>
+              <w:end w:w="80" w:type="dxa"/>
+            </w:tcMar>
+          </w:tcPr>
+          <w:p>
+            <w:pPr>
+              <w:spacing w:after="0" w:line="240" w:lineRule="auto"/>
+            </w:pPr>
+            <w:r/>
+            <w:r>
+              <w:rPr>
+                <w:rFonts w:ascii="Aptos" w:hAnsi="Aptos"/>
+                <w:b w:val="0"/>
+                <w:sz w:val="14"/>
+              </w:rPr>
+              <w:t xml:space="preserve">Create a typed correction revision that preserves original and corrected values, actor, reason and affected quantities. Posted movement ancestry remains unchanged.</w:t>
+            </w:r>
+          </w:p>
+        </w:tc>
+        <w:tc>
+          <w:tcPr>
+            <w:tcW w:type="dxa" w:w="936"/>
+            <w:vAlign w:val="center"/>
+            <w:tcMar>
+              <w:top w:w="70" w:type="dxa"/>
+              <w:start w:w="80" w:type="dxa"/>
+              <w:bottom w:w="70" w:type="dxa"/>
+              <w:end w:w="80" w:type="dxa"/>
+            </w:tcMar>
+            <w:shd w:fill="E2F0D9"/>
+          </w:tcPr>
+          <w:p>
+            <w:pPr>
+              <w:spacing w:after="0" w:line="240" w:lineRule="auto"/>
+            </w:pPr>
+            <w:r>
+              <w:rPr>
+                <w:b/>
+                <w:color w:val="2E7D32"/>
+              </w:rPr>
+            </w:r>
+            <w:r>
+              <w:rPr>
+                <w:rFonts w:ascii="Aptos" w:hAnsi="Aptos"/>
+                <w:b/>
+                <w:color w:val="2E7D32"/>
+                <w:sz w:val="14"/>
+              </w:rPr>
+              <w:t xml:space="preserve">FROZEN - BATCH 1</w:t>
+            </w:r>
+          </w:p>
+        </w:tc>
+      </w:tr>
+    </w:tbl>
+    <w:p>
+      <w:pPr>
+        <w:spacing w:before="120" w:after="60"/>
+      </w:pPr>
+      <w:r>
+        <w:rPr>
+          <w:b/>
+        </w:rPr>
+        <w:t xml:space="preserve">FULL-SCHEMA IMPLEMENTATION GAP - WAREHOUSE SITE FK</w:t>
+      </w:r>
+    </w:p>
+    <w:p>
+      <w:pPr>
+        <w:spacing w:before="120" w:after="60"/>
+      </w:pPr>
+      <w:r>
+        <w:t xml:space="preserve">The applied warehouses table has no CompanySiteId and still carries free-text Location. The coherent full-schema migration must add the CompanySiteId foreign key, migrate and validate site ownership, and retire free-text Location as a site identifier. Do not fix this in isolation.</w:t>
+      </w:r>
+    </w:p>
     <w:p>
       <w:pPr>
         <w:spacing w:after="0"/>
@@ -12537,7 +14335,7 @@
                 <w:color w:val="2E7D32"/>
                 <w:sz w:val="14"/>
               </w:rPr>
-              <w:t>DEFAULT</w:t>
+              <w:t xml:space="preserve">FROZEN - BATCH 2</w:t>
             </w:r>
           </w:p>
         </w:tc>
@@ -12623,7 +14421,7 @@
                 <w:b w:val="0"/>
                 <w:sz w:val="14"/>
               </w:rPr>
-              <w:t>Draft -&gt; Submitted -&gt; Approved -&gt; Superseded/Cancelled; machine pins approved effective revision; Technical authority approves.</w:t>
+              <w:t xml:space="preserve">Estimated/Offer BOM: Design/Engineering creates and TD approves before offer issue; submission freezes the revision. Production BOM: Production/Engineering prepares and TD approves before reservation/MIR linkage; MD is not required. Actual/As-Built BOM: system-generated from fitment and accepted-bill allocation, Production confirms and QC verifies. Revisions supersede; machines remain pinned unless explicitly migrated.</w:t>
             </w:r>
           </w:p>
         </w:tc>
@@ -12656,7 +14454,7 @@
                 <w:color w:val="BF7A00"/>
                 <w:sz w:val="14"/>
               </w:rPr>
-              <w:t>CONFIRM</w:t>
+              <w:t xml:space="preserve">FROZEN - BATCH 2</w:t>
             </w:r>
           </w:p>
         </w:tc>
@@ -12772,7 +14570,7 @@
                 <w:color w:val="2E7D32"/>
                 <w:sz w:val="14"/>
               </w:rPr>
-              <w:t>DEFAULT</w:t>
+              <w:t xml:space="preserve">FROZEN - BATCH 2</w:t>
             </w:r>
           </w:p>
         </w:tc>
@@ -12891,7 +14689,7 @@
                 <w:color w:val="2E7D32"/>
                 <w:sz w:val="14"/>
               </w:rPr>
-              <w:t>DEFAULT</w:t>
+              <w:t xml:space="preserve">FROZEN - BATCH 2</w:t>
             </w:r>
           </w:p>
         </w:tc>
@@ -13007,7 +14805,7 @@
                 <w:color w:val="2E7D32"/>
                 <w:sz w:val="14"/>
               </w:rPr>
-              <w:t>DEFAULT</w:t>
+              <w:t xml:space="preserve">FROZEN - BATCH 2</w:t>
             </w:r>
           </w:p>
         </w:tc>
@@ -13126,7 +14924,7 @@
                 <w:color w:val="2E7D32"/>
                 <w:sz w:val="14"/>
               </w:rPr>
-              <w:t>DEFAULT</w:t>
+              <w:t xml:space="preserve">FROZEN - BATCH 2</w:t>
             </w:r>
           </w:p>
         </w:tc>
@@ -13209,7 +15007,7 @@
                 <w:b w:val="0"/>
                 <w:sz w:val="14"/>
               </w:rPr>
-              <w:t>Transformation batch records expected output, actual output, recoverable scrap and approved loss; allocate cost by output quantity unless approved otherwise.</w:t>
+              <w:t xml:space="preserve">An immutable transformation batch records input lots/issues, good outputs, approved loss and recoverable scrap. Accepted-bill input and conversion cost flows to good output by approved quantity/weight/percentage allocation. Recoverable scrap remains a separate recovery until Finance realizes it and never masquerades as recovered cash.</w:t>
             </w:r>
           </w:p>
         </w:tc>
@@ -13242,7 +15040,7 @@
                 <w:color w:val="BF7A00"/>
                 <w:sz w:val="14"/>
               </w:rPr>
-              <w:t>CONFIRM</w:t>
+              <w:t xml:space="preserve">FROZEN - BATCH 2</w:t>
             </w:r>
           </w:p>
         </w:tc>
@@ -13475,7 +15273,7 @@
                 <w:b w:val="0"/>
                 <w:sz w:val="14"/>
               </w:rPr>
-              <w:t>original item, substitute, quantities, reason, evidence, machine/BOM version and approved deviation.</w:t>
+              <w:t xml:space="preserve">A different-item substitution records original and substitute Items, quantities, machine/BOM revision, reason and evidence. TD approves technical equivalence; normal Purchase approval governs spending. No second commercial BOM approval. Extra quantity of the same Item is governed separately.</w:t>
             </w:r>
           </w:p>
         </w:tc>
@@ -13508,7 +15306,7 @@
                 <w:color w:val="2E7D32"/>
                 <w:sz w:val="14"/>
               </w:rPr>
-              <w:t>DEFAULT</w:t>
+              <w:t xml:space="preserve">FROZEN - BATCH 2</w:t>
             </w:r>
           </w:p>
         </w:tc>
@@ -13594,7 +15392,7 @@
                 <w:b w:val="0"/>
                 <w:sz w:val="14"/>
               </w:rPr>
-              <w:t>Approved BOM deviation/substitution is required before excess issue.</w:t>
+              <w:t xml:space="preserve">Internal FACTORY_ASSEMBLY/PROJECT excess quantity remains allowed after MIR approval and emits a durable notification to Production Manager, Stores, TD and MD. Customer-facing SERVICE/SALE/WARRANTY/DEMO/FREE_OF_COST excess against a linked customer offer/PO is blocked until TD records one of the three commercial outcomes.</w:t>
             </w:r>
           </w:p>
         </w:tc>
@@ -13627,7 +15425,7 @@
                 <w:color w:val="2E7D32"/>
                 <w:sz w:val="14"/>
               </w:rPr>
-              <w:t>DEFAULT</w:t>
+              <w:t xml:space="preserve">FROZEN - BATCH 2</w:t>
             </w:r>
           </w:p>
         </w:tc>
@@ -13743,7 +15541,854 @@
                 <w:color w:val="2E7D32"/>
                 <w:sz w:val="14"/>
               </w:rPr>
-              <w:t>DEFAULT</w:t>
+              <w:t xml:space="preserve">FROZEN - BATCH 2</w:t>
+            </w:r>
+          </w:p>
+        </w:tc>
+      </w:tr>
+    </w:tbl>
+    <w:p>
+      <w:pPr>
+        <w:spacing w:before="120" w:after="60"/>
+      </w:pPr>
+      <w:r>
+        <w:rPr>
+          <w:b/>
+        </w:rPr>
+        <w:t xml:space="preserve">Confirmed Project/BOM elaborations - Batch 2</w:t>
+      </w:r>
+    </w:p>
+    <w:p>
+      <w:pPr>
+        <w:spacing w:before="120" w:after="60"/>
+      </w:pPr>
+      <w:r>
+        <w:t xml:space="preserve">These rules elaborate P1-P10 and V5 without replacing the original 90-question index.</w:t>
+      </w:r>
+    </w:p>
+    <w:tbl>
+      <w:tblPr>
+        <w:tblStyle w:val="TableGrid"/>
+        <w:tblW w:type="auto" w:w="0"/>
+        <w:jc w:val="center"/>
+        <w:tblLayout w:type="fixed"/>
+        <w:tblLook w:firstColumn="1" w:firstRow="1" w:lastColumn="0" w:lastRow="0" w:noHBand="0" w:noVBand="1" w:val="04A0"/>
+      </w:tblPr>
+      <w:tblGrid>
+        <w:gridCol w:w="2556"/>
+        <w:gridCol w:w="2556"/>
+        <w:gridCol w:w="2556"/>
+        <w:gridCol w:w="2556"/>
+      </w:tblGrid>
+      <w:tr>
+        <w:trPr>
+          <w:cantSplit/>
+        </w:trPr>
+        <w:tc>
+          <w:tcPr>
+            <w:tcW w:type="dxa" w:w="648"/>
+            <w:vAlign w:val="center"/>
+            <w:tcMar>
+              <w:top w:w="70" w:type="dxa"/>
+              <w:start w:w="80" w:type="dxa"/>
+              <w:bottom w:w="70" w:type="dxa"/>
+              <w:end w:w="80" w:type="dxa"/>
+            </w:tcMar>
+            <w:shd w:fill="17365D"/>
+          </w:tcPr>
+          <w:p>
+            <w:pPr>
+              <w:spacing w:after="0" w:line="240" w:lineRule="auto"/>
+            </w:pPr>
+            <w:r/>
+            <w:r>
+              <w:rPr>
+                <w:rFonts w:ascii="Aptos" w:hAnsi="Aptos"/>
+                <w:b/>
+                <w:color w:val="FFFFFF"/>
+                <w:sz w:val="17"/>
+              </w:rPr>
+              <w:t xml:space="preserve">ID</w:t>
+            </w:r>
+          </w:p>
+        </w:tc>
+        <w:tc>
+          <w:tcPr>
+            <w:tcW w:type="dxa" w:w="2952"/>
+            <w:vAlign w:val="center"/>
+            <w:tcMar>
+              <w:top w:w="70" w:type="dxa"/>
+              <w:start w:w="80" w:type="dxa"/>
+              <w:bottom w:w="70" w:type="dxa"/>
+              <w:end w:w="80" w:type="dxa"/>
+            </w:tcMar>
+            <w:shd w:fill="17365D"/>
+          </w:tcPr>
+          <w:p>
+            <w:pPr>
+              <w:spacing w:after="0" w:line="240" w:lineRule="auto"/>
+            </w:pPr>
+            <w:r/>
+            <w:r>
+              <w:rPr>
+                <w:rFonts w:ascii="Aptos" w:hAnsi="Aptos"/>
+                <w:b/>
+                <w:color w:val="FFFFFF"/>
+                <w:sz w:val="17"/>
+              </w:rPr>
+              <w:t xml:space="preserve">Question</w:t>
+            </w:r>
+          </w:p>
+        </w:tc>
+        <w:tc>
+          <w:tcPr>
+            <w:tcW w:type="dxa" w:w="5688"/>
+            <w:vAlign w:val="center"/>
+            <w:tcMar>
+              <w:top w:w="70" w:type="dxa"/>
+              <w:start w:w="80" w:type="dxa"/>
+              <w:bottom w:w="70" w:type="dxa"/>
+              <w:end w:w="80" w:type="dxa"/>
+            </w:tcMar>
+            <w:shd w:fill="17365D"/>
+          </w:tcPr>
+          <w:p>
+            <w:pPr>
+              <w:spacing w:after="0" w:line="240" w:lineRule="auto"/>
+            </w:pPr>
+            <w:r/>
+            <w:r>
+              <w:rPr>
+                <w:rFonts w:ascii="Aptos" w:hAnsi="Aptos"/>
+                <w:b/>
+                <w:color w:val="FFFFFF"/>
+                <w:sz w:val="17"/>
+              </w:rPr>
+              <w:t xml:space="preserve">Frozen guideline answer</w:t>
+            </w:r>
+          </w:p>
+        </w:tc>
+        <w:tc>
+          <w:tcPr>
+            <w:tcW w:type="dxa" w:w="936"/>
+            <w:vAlign w:val="center"/>
+            <w:tcMar>
+              <w:top w:w="70" w:type="dxa"/>
+              <w:start w:w="80" w:type="dxa"/>
+              <w:bottom w:w="70" w:type="dxa"/>
+              <w:end w:w="80" w:type="dxa"/>
+            </w:tcMar>
+            <w:shd w:fill="17365D"/>
+          </w:tcPr>
+          <w:p>
+            <w:pPr>
+              <w:spacing w:after="0" w:line="240" w:lineRule="auto"/>
+            </w:pPr>
+            <w:r/>
+            <w:r>
+              <w:rPr>
+                <w:rFonts w:ascii="Aptos" w:hAnsi="Aptos"/>
+                <w:b/>
+                <w:color w:val="FFFFFF"/>
+                <w:sz w:val="17"/>
+              </w:rPr>
+              <w:t xml:space="preserve">Status</w:t>
+            </w:r>
+          </w:p>
+        </w:tc>
+      </w:tr>
+      <w:tr>
+        <w:trPr>
+          <w:cantSplit/>
+        </w:trPr>
+        <w:tc>
+          <w:tcPr>
+            <w:tcW w:type="dxa" w:w="648"/>
+            <w:vAlign w:val="center"/>
+            <w:tcMar>
+              <w:top w:w="70" w:type="dxa"/>
+              <w:start w:w="80" w:type="dxa"/>
+              <w:bottom w:w="70" w:type="dxa"/>
+              <w:end w:w="80" w:type="dxa"/>
+            </w:tcMar>
+          </w:tcPr>
+          <w:p>
+            <w:pPr>
+              <w:spacing w:after="0" w:line="240" w:lineRule="auto"/>
+            </w:pPr>
+            <w:r/>
+            <w:r>
+              <w:rPr>
+                <w:rFonts w:ascii="Aptos" w:hAnsi="Aptos"/>
+                <w:b w:val="0"/>
+                <w:sz w:val="14"/>
+              </w:rPr>
+              <w:t xml:space="preserve">B2-1</w:t>
+            </w:r>
+          </w:p>
+        </w:tc>
+        <w:tc>
+          <w:tcPr>
+            <w:tcW w:type="dxa" w:w="2952"/>
+            <w:vAlign w:val="center"/>
+            <w:tcMar>
+              <w:top w:w="70" w:type="dxa"/>
+              <w:start w:w="80" w:type="dxa"/>
+              <w:bottom w:w="70" w:type="dxa"/>
+              <w:end w:w="80" w:type="dxa"/>
+            </w:tcMar>
+          </w:tcPr>
+          <w:p>
+            <w:pPr>
+              <w:spacing w:after="0" w:line="240" w:lineRule="auto"/>
+            </w:pPr>
+            <w:r/>
+            <w:r>
+              <w:rPr>
+                <w:rFonts w:ascii="Aptos" w:hAnsi="Aptos"/>
+                <w:b w:val="0"/>
+                <w:sz w:val="14"/>
+              </w:rPr>
+              <w:t xml:space="preserve">How are the three BOM identities governed?</w:t>
+            </w:r>
+          </w:p>
+        </w:tc>
+        <w:tc>
+          <w:tcPr>
+            <w:tcW w:type="dxa" w:w="5688"/>
+            <w:vAlign w:val="center"/>
+            <w:tcMar>
+              <w:top w:w="70" w:type="dxa"/>
+              <w:start w:w="80" w:type="dxa"/>
+              <w:bottom w:w="70" w:type="dxa"/>
+              <w:end w:w="80" w:type="dxa"/>
+            </w:tcMar>
+          </w:tcPr>
+          <w:p>
+            <w:pPr>
+              <w:spacing w:after="0" w:line="240" w:lineRule="auto"/>
+            </w:pPr>
+            <w:r/>
+            <w:r>
+              <w:rPr>
+                <w:rFonts w:ascii="Aptos" w:hAnsi="Aptos"/>
+                <w:b w:val="0"/>
+                <w:sz w:val="14"/>
+              </w:rPr>
+              <w:t xml:space="preserve">Estimated and Production BOMs are TD-approved; MD is not required. Actual BOM is generated from fitment and accepted-bill allocation, with Production confirmation and QC verification.</w:t>
+            </w:r>
+          </w:p>
+        </w:tc>
+        <w:tc>
+          <w:tcPr>
+            <w:tcW w:type="dxa" w:w="936"/>
+            <w:vAlign w:val="center"/>
+            <w:tcMar>
+              <w:top w:w="70" w:type="dxa"/>
+              <w:start w:w="80" w:type="dxa"/>
+              <w:bottom w:w="70" w:type="dxa"/>
+              <w:end w:w="80" w:type="dxa"/>
+            </w:tcMar>
+            <w:shd w:fill="E2F0D9"/>
+          </w:tcPr>
+          <w:p>
+            <w:pPr>
+              <w:spacing w:after="0" w:line="240" w:lineRule="auto"/>
+            </w:pPr>
+            <w:r>
+              <w:rPr>
+                <w:b/>
+                <w:color w:val="2E7D32"/>
+              </w:rPr>
+            </w:r>
+            <w:r>
+              <w:rPr>
+                <w:rFonts w:ascii="Aptos" w:hAnsi="Aptos"/>
+                <w:b/>
+                <w:color w:val="2E7D32"/>
+                <w:sz w:val="14"/>
+              </w:rPr>
+              <w:t xml:space="preserve">FROZEN - BATCH 2</w:t>
+            </w:r>
+          </w:p>
+        </w:tc>
+      </w:tr>
+      <w:tr>
+        <w:trPr>
+          <w:cantSplit/>
+        </w:trPr>
+        <w:tc>
+          <w:tcPr>
+            <w:tcW w:type="dxa" w:w="648"/>
+            <w:vAlign w:val="center"/>
+            <w:tcMar>
+              <w:top w:w="70" w:type="dxa"/>
+              <w:start w:w="80" w:type="dxa"/>
+              <w:bottom w:w="70" w:type="dxa"/>
+              <w:end w:w="80" w:type="dxa"/>
+            </w:tcMar>
+          </w:tcPr>
+          <w:p>
+            <w:pPr>
+              <w:spacing w:after="0" w:line="240" w:lineRule="auto"/>
+            </w:pPr>
+            <w:r/>
+            <w:r>
+              <w:rPr>
+                <w:rFonts w:ascii="Aptos" w:hAnsi="Aptos"/>
+                <w:b w:val="0"/>
+                <w:sz w:val="14"/>
+              </w:rPr>
+              <w:t xml:space="preserve">B2-2</w:t>
+            </w:r>
+          </w:p>
+        </w:tc>
+        <w:tc>
+          <w:tcPr>
+            <w:tcW w:type="dxa" w:w="2952"/>
+            <w:vAlign w:val="center"/>
+            <w:tcMar>
+              <w:top w:w="70" w:type="dxa"/>
+              <w:start w:w="80" w:type="dxa"/>
+              <w:bottom w:w="70" w:type="dxa"/>
+              <w:end w:w="80" w:type="dxa"/>
+            </w:tcMar>
+          </w:tcPr>
+          <w:p>
+            <w:pPr>
+              <w:spacing w:after="0" w:line="240" w:lineRule="auto"/>
+            </w:pPr>
+            <w:r/>
+            <w:r>
+              <w:rPr>
+                <w:rFonts w:ascii="Aptos" w:hAnsi="Aptos"/>
+                <w:b w:val="0"/>
+                <w:sz w:val="14"/>
+              </w:rPr>
+              <w:t xml:space="preserve">How are subassembly cost and recoverable scrap treated?</w:t>
+            </w:r>
+          </w:p>
+        </w:tc>
+        <w:tc>
+          <w:tcPr>
+            <w:tcW w:type="dxa" w:w="5688"/>
+            <w:vAlign w:val="center"/>
+            <w:tcMar>
+              <w:top w:w="70" w:type="dxa"/>
+              <w:start w:w="80" w:type="dxa"/>
+              <w:bottom w:w="70" w:type="dxa"/>
+              <w:end w:w="80" w:type="dxa"/>
+            </w:tcMar>
+          </w:tcPr>
+          <w:p>
+            <w:pPr>
+              <w:spacing w:after="0" w:line="240" w:lineRule="auto"/>
+            </w:pPr>
+            <w:r/>
+            <w:r>
+              <w:rPr>
+                <w:rFonts w:ascii="Aptos" w:hAnsi="Aptos"/>
+                <w:b w:val="0"/>
+                <w:sz w:val="14"/>
+              </w:rPr>
+              <w:t xml:space="preserve">Immutable transformation with explicit inputs/outputs/loss. Recoverable scrap remains separate until Finance realizes it; it does not reduce historical Actual BOM cost in advance.</w:t>
+            </w:r>
+          </w:p>
+        </w:tc>
+        <w:tc>
+          <w:tcPr>
+            <w:tcW w:type="dxa" w:w="936"/>
+            <w:vAlign w:val="center"/>
+            <w:tcMar>
+              <w:top w:w="70" w:type="dxa"/>
+              <w:start w:w="80" w:type="dxa"/>
+              <w:bottom w:w="70" w:type="dxa"/>
+              <w:end w:w="80" w:type="dxa"/>
+            </w:tcMar>
+            <w:shd w:fill="E2F0D9"/>
+          </w:tcPr>
+          <w:p>
+            <w:pPr>
+              <w:spacing w:after="0" w:line="240" w:lineRule="auto"/>
+            </w:pPr>
+            <w:r>
+              <w:rPr>
+                <w:b/>
+                <w:color w:val="2E7D32"/>
+              </w:rPr>
+            </w:r>
+            <w:r>
+              <w:rPr>
+                <w:rFonts w:ascii="Aptos" w:hAnsi="Aptos"/>
+                <w:b/>
+                <w:color w:val="2E7D32"/>
+                <w:sz w:val="14"/>
+              </w:rPr>
+              <w:t xml:space="preserve">FROZEN - BATCH 2</w:t>
+            </w:r>
+          </w:p>
+        </w:tc>
+      </w:tr>
+      <w:tr>
+        <w:trPr>
+          <w:cantSplit/>
+        </w:trPr>
+        <w:tc>
+          <w:tcPr>
+            <w:tcW w:type="dxa" w:w="648"/>
+            <w:vAlign w:val="center"/>
+            <w:tcMar>
+              <w:top w:w="70" w:type="dxa"/>
+              <w:start w:w="80" w:type="dxa"/>
+              <w:bottom w:w="70" w:type="dxa"/>
+              <w:end w:w="80" w:type="dxa"/>
+            </w:tcMar>
+          </w:tcPr>
+          <w:p>
+            <w:pPr>
+              <w:spacing w:after="0" w:line="240" w:lineRule="auto"/>
+            </w:pPr>
+            <w:r/>
+            <w:r>
+              <w:rPr>
+                <w:rFonts w:ascii="Aptos" w:hAnsi="Aptos"/>
+                <w:b w:val="0"/>
+                <w:sz w:val="14"/>
+              </w:rPr>
+              <w:t xml:space="preserve">B2-3</w:t>
+            </w:r>
+          </w:p>
+        </w:tc>
+        <w:tc>
+          <w:tcPr>
+            <w:tcW w:type="dxa" w:w="2952"/>
+            <w:vAlign w:val="center"/>
+            <w:tcMar>
+              <w:top w:w="70" w:type="dxa"/>
+              <w:start w:w="80" w:type="dxa"/>
+              <w:bottom w:w="70" w:type="dxa"/>
+              <w:end w:w="80" w:type="dxa"/>
+            </w:tcMar>
+          </w:tcPr>
+          <w:p>
+            <w:pPr>
+              <w:spacing w:after="0" w:line="240" w:lineRule="auto"/>
+            </w:pPr>
+            <w:r/>
+            <w:r>
+              <w:rPr>
+                <w:rFonts w:ascii="Aptos" w:hAnsi="Aptos"/>
+                <w:b w:val="0"/>
+                <w:sz w:val="14"/>
+              </w:rPr>
+              <w:t xml:space="preserve">Who approves a different-item substitution?</w:t>
+            </w:r>
+          </w:p>
+        </w:tc>
+        <w:tc>
+          <w:tcPr>
+            <w:tcW w:type="dxa" w:w="5688"/>
+            <w:vAlign w:val="center"/>
+            <w:tcMar>
+              <w:top w:w="70" w:type="dxa"/>
+              <w:start w:w="80" w:type="dxa"/>
+              <w:bottom w:w="70" w:type="dxa"/>
+              <w:end w:w="80" w:type="dxa"/>
+            </w:tcMar>
+          </w:tcPr>
+          <w:p>
+            <w:pPr>
+              <w:spacing w:after="0" w:line="240" w:lineRule="auto"/>
+            </w:pPr>
+            <w:r/>
+            <w:r>
+              <w:rPr>
+                <w:rFonts w:ascii="Aptos" w:hAnsi="Aptos"/>
+                <w:b w:val="0"/>
+                <w:sz w:val="14"/>
+              </w:rPr>
+              <w:t xml:space="preserve">TD approves technical equivalence. Normal Purchase matrix governs spending; no second commercial BOM approver. This does not apply to extra quantity of the same Item.</w:t>
+            </w:r>
+          </w:p>
+        </w:tc>
+        <w:tc>
+          <w:tcPr>
+            <w:tcW w:type="dxa" w:w="936"/>
+            <w:vAlign w:val="center"/>
+            <w:tcMar>
+              <w:top w:w="70" w:type="dxa"/>
+              <w:start w:w="80" w:type="dxa"/>
+              <w:bottom w:w="70" w:type="dxa"/>
+              <w:end w:w="80" w:type="dxa"/>
+            </w:tcMar>
+            <w:shd w:fill="E2F0D9"/>
+          </w:tcPr>
+          <w:p>
+            <w:pPr>
+              <w:spacing w:after="0" w:line="240" w:lineRule="auto"/>
+            </w:pPr>
+            <w:r>
+              <w:rPr>
+                <w:b/>
+                <w:color w:val="2E7D32"/>
+              </w:rPr>
+            </w:r>
+            <w:r>
+              <w:rPr>
+                <w:rFonts w:ascii="Aptos" w:hAnsi="Aptos"/>
+                <w:b/>
+                <w:color w:val="2E7D32"/>
+                <w:sz w:val="14"/>
+              </w:rPr>
+              <w:t xml:space="preserve">FROZEN - BATCH 2</w:t>
+            </w:r>
+          </w:p>
+        </w:tc>
+      </w:tr>
+      <w:tr>
+        <w:trPr>
+          <w:cantSplit/>
+        </w:trPr>
+        <w:tc>
+          <w:tcPr>
+            <w:tcW w:type="dxa" w:w="648"/>
+            <w:vAlign w:val="center"/>
+            <w:tcMar>
+              <w:top w:w="70" w:type="dxa"/>
+              <w:start w:w="80" w:type="dxa"/>
+              <w:bottom w:w="70" w:type="dxa"/>
+              <w:end w:w="80" w:type="dxa"/>
+            </w:tcMar>
+          </w:tcPr>
+          <w:p>
+            <w:pPr>
+              <w:spacing w:after="0" w:line="240" w:lineRule="auto"/>
+            </w:pPr>
+            <w:r/>
+            <w:r>
+              <w:rPr>
+                <w:rFonts w:ascii="Aptos" w:hAnsi="Aptos"/>
+                <w:b w:val="0"/>
+                <w:sz w:val="14"/>
+              </w:rPr>
+              <w:t xml:space="preserve">B2-4</w:t>
+            </w:r>
+          </w:p>
+        </w:tc>
+        <w:tc>
+          <w:tcPr>
+            <w:tcW w:type="dxa" w:w="2952"/>
+            <w:vAlign w:val="center"/>
+            <w:tcMar>
+              <w:top w:w="70" w:type="dxa"/>
+              <w:start w:w="80" w:type="dxa"/>
+              <w:bottom w:w="70" w:type="dxa"/>
+              <w:end w:w="80" w:type="dxa"/>
+            </w:tcMar>
+          </w:tcPr>
+          <w:p>
+            <w:pPr>
+              <w:spacing w:after="0" w:line="240" w:lineRule="auto"/>
+            </w:pPr>
+            <w:r/>
+            <w:r>
+              <w:rPr>
+                <w:rFonts w:ascii="Aptos" w:hAnsi="Aptos"/>
+                <w:b w:val="0"/>
+                <w:sz w:val="14"/>
+              </w:rPr>
+              <w:t xml:space="preserve">Can physical and commercial closure occur separately?</w:t>
+            </w:r>
+          </w:p>
+        </w:tc>
+        <w:tc>
+          <w:tcPr>
+            <w:tcW w:type="dxa" w:w="5688"/>
+            <w:vAlign w:val="center"/>
+            <w:tcMar>
+              <w:top w:w="70" w:type="dxa"/>
+              <w:start w:w="80" w:type="dxa"/>
+              <w:bottom w:w="70" w:type="dxa"/>
+              <w:end w:w="80" w:type="dxa"/>
+            </w:tcMar>
+          </w:tcPr>
+          <w:p>
+            <w:pPr>
+              <w:spacing w:after="0" w:line="240" w:lineRule="auto"/>
+            </w:pPr>
+            <w:r/>
+            <w:r>
+              <w:rPr>
+                <w:rFonts w:ascii="Aptos" w:hAnsi="Aptos"/>
+                <w:b w:val="0"/>
+                <w:sz w:val="14"/>
+              </w:rPr>
+              <w:t xml:space="preserve">Yes. Production may close physically while accepted-bill allocation remains pending; offer-versus-actual stays provisional until commercial cost closure.</w:t>
+            </w:r>
+          </w:p>
+        </w:tc>
+        <w:tc>
+          <w:tcPr>
+            <w:tcW w:type="dxa" w:w="936"/>
+            <w:vAlign w:val="center"/>
+            <w:tcMar>
+              <w:top w:w="70" w:type="dxa"/>
+              <w:start w:w="80" w:type="dxa"/>
+              <w:bottom w:w="70" w:type="dxa"/>
+              <w:end w:w="80" w:type="dxa"/>
+            </w:tcMar>
+            <w:shd w:fill="E2F0D9"/>
+          </w:tcPr>
+          <w:p>
+            <w:pPr>
+              <w:spacing w:after="0" w:line="240" w:lineRule="auto"/>
+            </w:pPr>
+            <w:r>
+              <w:rPr>
+                <w:b/>
+                <w:color w:val="2E7D32"/>
+              </w:rPr>
+            </w:r>
+            <w:r>
+              <w:rPr>
+                <w:rFonts w:ascii="Aptos" w:hAnsi="Aptos"/>
+                <w:b/>
+                <w:color w:val="2E7D32"/>
+                <w:sz w:val="14"/>
+              </w:rPr>
+              <w:t xml:space="preserve">FROZEN - BATCH 2</w:t>
+            </w:r>
+          </w:p>
+        </w:tc>
+      </w:tr>
+      <w:tr>
+        <w:trPr>
+          <w:cantSplit/>
+        </w:trPr>
+        <w:tc>
+          <w:tcPr>
+            <w:tcW w:type="dxa" w:w="648"/>
+            <w:vAlign w:val="center"/>
+            <w:tcMar>
+              <w:top w:w="70" w:type="dxa"/>
+              <w:start w:w="80" w:type="dxa"/>
+              <w:bottom w:w="70" w:type="dxa"/>
+              <w:end w:w="80" w:type="dxa"/>
+            </w:tcMar>
+          </w:tcPr>
+          <w:p>
+            <w:pPr>
+              <w:spacing w:after="0" w:line="240" w:lineRule="auto"/>
+            </w:pPr>
+            <w:r/>
+            <w:r>
+              <w:rPr>
+                <w:rFonts w:ascii="Aptos" w:hAnsi="Aptos"/>
+                <w:b w:val="0"/>
+                <w:sz w:val="14"/>
+              </w:rPr>
+              <w:t xml:space="preserve">B2-5</w:t>
+            </w:r>
+          </w:p>
+        </w:tc>
+        <w:tc>
+          <w:tcPr>
+            <w:tcW w:type="dxa" w:w="2952"/>
+            <w:vAlign w:val="center"/>
+            <w:tcMar>
+              <w:top w:w="70" w:type="dxa"/>
+              <w:start w:w="80" w:type="dxa"/>
+              <w:bottom w:w="70" w:type="dxa"/>
+              <w:end w:w="80" w:type="dxa"/>
+            </w:tcMar>
+          </w:tcPr>
+          <w:p>
+            <w:pPr>
+              <w:spacing w:after="0" w:line="240" w:lineRule="auto"/>
+            </w:pPr>
+            <w:r/>
+            <w:r>
+              <w:rPr>
+                <w:rFonts w:ascii="Aptos" w:hAnsi="Aptos"/>
+                <w:b w:val="0"/>
+                <w:sz w:val="14"/>
+              </w:rPr>
+              <w:t xml:space="preserve">Which variance baselines are preserved?</w:t>
+            </w:r>
+          </w:p>
+        </w:tc>
+        <w:tc>
+          <w:tcPr>
+            <w:tcW w:type="dxa" w:w="5688"/>
+            <w:vAlign w:val="center"/>
+            <w:tcMar>
+              <w:top w:w="70" w:type="dxa"/>
+              <w:start w:w="80" w:type="dxa"/>
+              <w:bottom w:w="70" w:type="dxa"/>
+              <w:end w:w="80" w:type="dxa"/>
+            </w:tcMar>
+          </w:tcPr>
+          <w:p>
+            <w:pPr>
+              <w:spacing w:after="0" w:line="240" w:lineRule="auto"/>
+            </w:pPr>
+            <w:r/>
+            <w:r>
+              <w:rPr>
+                <w:rFonts w:ascii="Aptos" w:hAnsi="Aptos"/>
+                <w:b w:val="0"/>
+                <w:sz w:val="14"/>
+              </w:rPr>
+              <w:t xml:space="preserve">Operational variance compares to approved Production BOM; commercial variance compares to frozen offer BOM. Engineering revision never erases original offer underestimation.</w:t>
+            </w:r>
+          </w:p>
+        </w:tc>
+        <w:tc>
+          <w:tcPr>
+            <w:tcW w:type="dxa" w:w="936"/>
+            <w:vAlign w:val="center"/>
+            <w:tcMar>
+              <w:top w:w="70" w:type="dxa"/>
+              <w:start w:w="80" w:type="dxa"/>
+              <w:bottom w:w="70" w:type="dxa"/>
+              <w:end w:w="80" w:type="dxa"/>
+            </w:tcMar>
+            <w:shd w:fill="E2F0D9"/>
+          </w:tcPr>
+          <w:p>
+            <w:pPr>
+              <w:spacing w:after="0" w:line="240" w:lineRule="auto"/>
+            </w:pPr>
+            <w:r>
+              <w:rPr>
+                <w:b/>
+                <w:color w:val="2E7D32"/>
+              </w:rPr>
+            </w:r>
+            <w:r>
+              <w:rPr>
+                <w:rFonts w:ascii="Aptos" w:hAnsi="Aptos"/>
+                <w:b/>
+                <w:color w:val="2E7D32"/>
+                <w:sz w:val="14"/>
+              </w:rPr>
+              <w:t xml:space="preserve">FROZEN - BATCH 2</w:t>
+            </w:r>
+          </w:p>
+        </w:tc>
+      </w:tr>
+      <w:tr>
+        <w:trPr>
+          <w:cantSplit/>
+        </w:trPr>
+        <w:tc>
+          <w:tcPr>
+            <w:tcW w:type="dxa" w:w="648"/>
+            <w:vAlign w:val="center"/>
+            <w:tcMar>
+              <w:top w:w="70" w:type="dxa"/>
+              <w:start w:w="80" w:type="dxa"/>
+              <w:bottom w:w="70" w:type="dxa"/>
+              <w:end w:w="80" w:type="dxa"/>
+            </w:tcMar>
+          </w:tcPr>
+          <w:p>
+            <w:pPr>
+              <w:spacing w:after="0" w:line="240" w:lineRule="auto"/>
+            </w:pPr>
+            <w:r/>
+            <w:r>
+              <w:rPr>
+                <w:rFonts w:ascii="Aptos" w:hAnsi="Aptos"/>
+                <w:b w:val="0"/>
+                <w:sz w:val="14"/>
+              </w:rPr>
+              <w:t xml:space="preserve">B2-6</w:t>
+            </w:r>
+          </w:p>
+        </w:tc>
+        <w:tc>
+          <w:tcPr>
+            <w:tcW w:type="dxa" w:w="2952"/>
+            <w:vAlign w:val="center"/>
+            <w:tcMar>
+              <w:top w:w="70" w:type="dxa"/>
+              <w:start w:w="80" w:type="dxa"/>
+              <w:bottom w:w="70" w:type="dxa"/>
+              <w:end w:w="80" w:type="dxa"/>
+            </w:tcMar>
+          </w:tcPr>
+          <w:p>
+            <w:pPr>
+              <w:spacing w:after="0" w:line="240" w:lineRule="auto"/>
+            </w:pPr>
+            <w:r/>
+            <w:r>
+              <w:rPr>
+                <w:rFonts w:ascii="Aptos" w:hAnsi="Aptos"/>
+                <w:b w:val="0"/>
+                <w:sz w:val="14"/>
+              </w:rPr>
+              <w:t xml:space="preserve">Who receives an internal BOM-overrun notification?</w:t>
+            </w:r>
+          </w:p>
+        </w:tc>
+        <w:tc>
+          <w:tcPr>
+            <w:tcW w:type="dxa" w:w="5688"/>
+            <w:vAlign w:val="center"/>
+            <w:tcMar>
+              <w:top w:w="70" w:type="dxa"/>
+              <w:start w:w="80" w:type="dxa"/>
+              <w:bottom w:w="70" w:type="dxa"/>
+              <w:end w:w="80" w:type="dxa"/>
+            </w:tcMar>
+          </w:tcPr>
+          <w:p>
+            <w:pPr>
+              <w:spacing w:after="0" w:line="240" w:lineRule="auto"/>
+            </w:pPr>
+            <w:r/>
+            <w:r>
+              <w:rPr>
+                <w:rFonts w:ascii="Aptos" w:hAnsi="Aptos"/>
+                <w:b w:val="0"/>
+                <w:sz w:val="14"/>
+              </w:rPr>
+              <w:t xml:space="preserve">Production Manager, Stores, TD and MD. Do not notify Purchase or Accounts for routine quantity variance.</w:t>
+            </w:r>
+          </w:p>
+        </w:tc>
+        <w:tc>
+          <w:tcPr>
+            <w:tcW w:type="dxa" w:w="936"/>
+            <w:vAlign w:val="center"/>
+            <w:tcMar>
+              <w:top w:w="70" w:type="dxa"/>
+              <w:start w:w="80" w:type="dxa"/>
+              <w:bottom w:w="70" w:type="dxa"/>
+              <w:end w:w="80" w:type="dxa"/>
+            </w:tcMar>
+            <w:shd w:fill="E2F0D9"/>
+          </w:tcPr>
+          <w:p>
+            <w:pPr>
+              <w:spacing w:after="0" w:line="240" w:lineRule="auto"/>
+            </w:pPr>
+            <w:r>
+              <w:rPr>
+                <w:b/>
+                <w:color w:val="2E7D32"/>
+              </w:rPr>
+            </w:r>
+            <w:r>
+              <w:rPr>
+                <w:rFonts w:ascii="Aptos" w:hAnsi="Aptos"/>
+                <w:b/>
+                <w:color w:val="2E7D32"/>
+                <w:sz w:val="14"/>
+              </w:rPr>
+              <w:t xml:space="preserve">FROZEN - BATCH 2</w:t>
             </w:r>
           </w:p>
         </w:tc>
@@ -14446,7 +17091,7 @@
                 <w:b w:val="0"/>
                 <w:sz w:val="14"/>
               </w:rPr>
-              <w:t>Record ownership for every removed part. Customer-owned by default unless PO/contract/warranty replacement terms transfer ownership.</w:t>
+              <w:t xml:space="preserve">Removed parts are customer property and must be returned to the customer. Any other disposition requires explicit recorded customer instruction on the service job; no contract or default assumption transfers ownership.</w:t>
             </w:r>
           </w:p>
         </w:tc>
@@ -14479,7 +17124,7 @@
                 <w:color w:val="BF7A00"/>
                 <w:sz w:val="14"/>
               </w:rPr>
-              <w:t>CONFIRM</w:t>
+              <w:t xml:space="preserve">FROZEN - BATCH 1</w:t>
             </w:r>
           </w:p>
         </w:tc>
@@ -14864,7 +17509,7 @@
                 <w:color w:val="2E7D32"/>
                 <w:sz w:val="14"/>
               </w:rPr>
-              <w:t>DEFAULT</w:t>
+              <w:t xml:space="preserve">FROZEN - BATCH 1</w:t>
             </w:r>
           </w:p>
         </w:tc>
@@ -15536,7 +18181,7 @@
                 <w:b w:val="0"/>
                 <w:sz w:val="14"/>
               </w:rPr>
-              <w:t>Inbound demo equipment is custody property by default; capitalize only through explicit Accounts approval and asset-creation entry.</w:t>
+              <w:t xml:space="preserve">Inbound demo equipment is custody property and must return to its owner. Possession never capitalizes it. Capitalization requires a separate explicit Accounts transaction.</w:t>
             </w:r>
           </w:p>
         </w:tc>
@@ -15569,7 +18214,7 @@
                 <w:color w:val="BF7A00"/>
                 <w:sz w:val="14"/>
               </w:rPr>
-              <w:t>CONFIRM</w:t>
+              <w:t xml:space="preserve">FROZEN - BATCH 1</w:t>
             </w:r>
           </w:p>
         </w:tc>
@@ -18278,7 +20923,7 @@
                 <w:color w:val="2E7D32"/>
                 <w:sz w:val="14"/>
               </w:rPr>
-              <w:t>DEFAULT</w:t>
+              <w:t xml:space="preserve">FROZEN - BATCH 1</w:t>
             </w:r>
           </w:p>
         </w:tc>
@@ -19014,7 +21659,7 @@
                 <w:color w:val="2E7D32"/>
                 <w:sz w:val="14"/>
               </w:rPr>
-              <w:t>DEFAULT</w:t>
+              <w:t xml:space="preserve">FROZEN - DECISION 1</w:t>
             </w:r>
           </w:p>
         </w:tc>
@@ -19133,7 +21778,7 @@
                 <w:color w:val="2E7D32"/>
                 <w:sz w:val="14"/>
               </w:rPr>
-              <w:t>DEFAULT</w:t>
+              <w:t xml:space="preserve">FROZEN - DECISION 2</w:t>
             </w:r>
           </w:p>
         </w:tc>
@@ -19249,7 +21894,7 @@
                 <w:color w:val="2E7D32"/>
                 <w:sz w:val="14"/>
               </w:rPr>
-              <w:t>DEFAULT</w:t>
+              <w:t xml:space="preserve">FROZEN - BATCH 1</w:t>
             </w:r>
           </w:p>
         </w:tc>
@@ -19335,7 +21980,7 @@
                 <w:b w:val="0"/>
                 <w:sz w:val="14"/>
               </w:rPr>
-              <w:t>effective Item/company inventory policy using existing tracking flags.</w:t>
+              <w:t xml:space="preserve">Batch, manufacture and expiry requirements come from an effective Item-and-company lot/QC policy using the frozen lot model.</w:t>
             </w:r>
           </w:p>
         </w:tc>
@@ -19368,7 +22013,7 @@
                 <w:color w:val="2E7D32"/>
                 <w:sz w:val="14"/>
               </w:rPr>
-              <w:t>DEFAULT</w:t>
+              <w:t xml:space="preserve">FROZEN - BATCH 3</w:t>
             </w:r>
           </w:p>
         </w:tc>
@@ -19484,7 +22129,7 @@
                 <w:color w:val="2E7D32"/>
                 <w:sz w:val="14"/>
               </w:rPr>
-              <w:t>DEFAULT</w:t>
+              <w:t xml:space="preserve">FROZEN - DECISION 9</w:t>
             </w:r>
           </w:p>
         </w:tc>
@@ -19570,7 +22215,7 @@
                 <w:b w:val="0"/>
                 <w:sz w:val="14"/>
               </w:rPr>
-              <w:t>all configured item returns plus powder coating, CNC, milling and lathe returns; exact policy remains effective-dated.</w:t>
+              <w:t xml:space="preserve">QC is mandatory for powder-coating, CNC, milling and lathe returns; vendor replacements; serialized or safety-critical Items; Items required by effective company policy; and customer/service returns that may re-enter SESS AVAILABLE stock. Customer property returning only for delivery to its owner receives custody/condition verification, not SESS inventory QC.</w:t>
             </w:r>
           </w:p>
         </w:tc>
@@ -19603,7 +22248,7 @@
                 <w:color w:val="2E7D32"/>
                 <w:sz w:val="14"/>
               </w:rPr>
-              <w:t>DEFAULT</w:t>
+              <w:t xml:space="preserve">FROZEN - BATCH 3</w:t>
             </w:r>
           </w:p>
         </w:tc>
@@ -19686,7 +22331,7 @@
                 <w:b w:val="0"/>
                 <w:sz w:val="14"/>
               </w:rPr>
-              <w:t>PENDING_RETURNABLE_DC pending vendor/customer disposition; repair/scrap only through later governed decisions.</w:t>
+              <w:t xml:space="preserve">Rejected quantity remains in PENDING_RETURNABLE_DC until governed return, replacement, repair, scrap or an approved TD use-as-is concession moves the exact authorized provenance quantity.</w:t>
             </w:r>
           </w:p>
         </w:tc>
@@ -19719,12 +22364,878 @@
                 <w:color w:val="2E7D32"/>
                 <w:sz w:val="14"/>
               </w:rPr>
-              <w:t>DEFAULT</w:t>
+              <w:t xml:space="preserve">FROZEN - BATCH 3</w:t>
             </w:r>
           </w:p>
         </w:tc>
       </w:tr>
     </w:tbl>
+    <w:p>
+      <w:pPr>
+        <w:spacing w:before="120" w:after="60"/>
+      </w:pPr>
+      <w:r>
+        <w:rPr>
+          <w:b/>
+        </w:rPr>
+        <w:t xml:space="preserve">Confirmed GRN/QC elaborations - Batch 3</w:t>
+      </w:r>
+    </w:p>
+    <w:p>
+      <w:pPr>
+        <w:spacing w:before="120" w:after="60"/>
+      </w:pPr>
+      <w:r>
+        <w:t xml:space="preserve">These rules elaborate G1-G7 without replacing the original 90-question index.</w:t>
+      </w:r>
+    </w:p>
+    <w:tbl>
+      <w:tblPr>
+        <w:tblStyle w:val="TableGrid"/>
+        <w:tblW w:type="auto" w:w="0"/>
+        <w:jc w:val="center"/>
+        <w:tblLayout w:type="fixed"/>
+        <w:tblLook w:firstColumn="1" w:firstRow="1" w:lastColumn="0" w:lastRow="0" w:noHBand="0" w:noVBand="1" w:val="04A0"/>
+      </w:tblPr>
+      <w:tblGrid>
+        <w:gridCol w:w="2556"/>
+        <w:gridCol w:w="2556"/>
+        <w:gridCol w:w="2556"/>
+        <w:gridCol w:w="2556"/>
+      </w:tblGrid>
+      <w:tr>
+        <w:trPr>
+          <w:cantSplit/>
+        </w:trPr>
+        <w:tc>
+          <w:tcPr>
+            <w:tcW w:type="dxa" w:w="648"/>
+            <w:vAlign w:val="center"/>
+            <w:tcMar>
+              <w:top w:w="70" w:type="dxa"/>
+              <w:start w:w="80" w:type="dxa"/>
+              <w:bottom w:w="70" w:type="dxa"/>
+              <w:end w:w="80" w:type="dxa"/>
+            </w:tcMar>
+            <w:shd w:fill="17365D"/>
+          </w:tcPr>
+          <w:p>
+            <w:pPr>
+              <w:spacing w:after="0" w:line="240" w:lineRule="auto"/>
+            </w:pPr>
+            <w:r/>
+            <w:r>
+              <w:rPr>
+                <w:rFonts w:ascii="Aptos" w:hAnsi="Aptos"/>
+                <w:b/>
+                <w:color w:val="FFFFFF"/>
+                <w:sz w:val="17"/>
+              </w:rPr>
+              <w:t xml:space="preserve">ID</w:t>
+            </w:r>
+          </w:p>
+        </w:tc>
+        <w:tc>
+          <w:tcPr>
+            <w:tcW w:type="dxa" w:w="2952"/>
+            <w:vAlign w:val="center"/>
+            <w:tcMar>
+              <w:top w:w="70" w:type="dxa"/>
+              <w:start w:w="80" w:type="dxa"/>
+              <w:bottom w:w="70" w:type="dxa"/>
+              <w:end w:w="80" w:type="dxa"/>
+            </w:tcMar>
+            <w:shd w:fill="17365D"/>
+          </w:tcPr>
+          <w:p>
+            <w:pPr>
+              <w:spacing w:after="0" w:line="240" w:lineRule="auto"/>
+            </w:pPr>
+            <w:r/>
+            <w:r>
+              <w:rPr>
+                <w:rFonts w:ascii="Aptos" w:hAnsi="Aptos"/>
+                <w:b/>
+                <w:color w:val="FFFFFF"/>
+                <w:sz w:val="17"/>
+              </w:rPr>
+              <w:t xml:space="preserve">Question</w:t>
+            </w:r>
+          </w:p>
+        </w:tc>
+        <w:tc>
+          <w:tcPr>
+            <w:tcW w:type="dxa" w:w="5688"/>
+            <w:vAlign w:val="center"/>
+            <w:tcMar>
+              <w:top w:w="70" w:type="dxa"/>
+              <w:start w:w="80" w:type="dxa"/>
+              <w:bottom w:w="70" w:type="dxa"/>
+              <w:end w:w="80" w:type="dxa"/>
+            </w:tcMar>
+            <w:shd w:fill="17365D"/>
+          </w:tcPr>
+          <w:p>
+            <w:pPr>
+              <w:spacing w:after="0" w:line="240" w:lineRule="auto"/>
+            </w:pPr>
+            <w:r/>
+            <w:r>
+              <w:rPr>
+                <w:rFonts w:ascii="Aptos" w:hAnsi="Aptos"/>
+                <w:b/>
+                <w:color w:val="FFFFFF"/>
+                <w:sz w:val="17"/>
+              </w:rPr>
+              <w:t xml:space="preserve">Frozen guideline answer</w:t>
+            </w:r>
+          </w:p>
+        </w:tc>
+        <w:tc>
+          <w:tcPr>
+            <w:tcW w:type="dxa" w:w="936"/>
+            <w:vAlign w:val="center"/>
+            <w:tcMar>
+              <w:top w:w="70" w:type="dxa"/>
+              <w:start w:w="80" w:type="dxa"/>
+              <w:bottom w:w="70" w:type="dxa"/>
+              <w:end w:w="80" w:type="dxa"/>
+            </w:tcMar>
+            <w:shd w:fill="17365D"/>
+          </w:tcPr>
+          <w:p>
+            <w:pPr>
+              <w:spacing w:after="0" w:line="240" w:lineRule="auto"/>
+            </w:pPr>
+            <w:r/>
+            <w:r>
+              <w:rPr>
+                <w:rFonts w:ascii="Aptos" w:hAnsi="Aptos"/>
+                <w:b/>
+                <w:color w:val="FFFFFF"/>
+                <w:sz w:val="17"/>
+              </w:rPr>
+              <w:t xml:space="preserve">Status</w:t>
+            </w:r>
+          </w:p>
+        </w:tc>
+      </w:tr>
+      <w:tr>
+        <w:trPr>
+          <w:cantSplit/>
+        </w:trPr>
+        <w:tc>
+          <w:tcPr>
+            <w:tcW w:type="dxa" w:w="648"/>
+            <w:vAlign w:val="center"/>
+            <w:tcMar>
+              <w:top w:w="70" w:type="dxa"/>
+              <w:start w:w="80" w:type="dxa"/>
+              <w:bottom w:w="70" w:type="dxa"/>
+              <w:end w:w="80" w:type="dxa"/>
+            </w:tcMar>
+          </w:tcPr>
+          <w:p>
+            <w:pPr>
+              <w:spacing w:after="0" w:line="240" w:lineRule="auto"/>
+            </w:pPr>
+            <w:r/>
+            <w:r>
+              <w:rPr>
+                <w:rFonts w:ascii="Aptos" w:hAnsi="Aptos"/>
+                <w:b w:val="0"/>
+                <w:sz w:val="14"/>
+              </w:rPr>
+              <w:t xml:space="preserve">B3-1</w:t>
+            </w:r>
+          </w:p>
+        </w:tc>
+        <w:tc>
+          <w:tcPr>
+            <w:tcW w:type="dxa" w:w="2952"/>
+            <w:vAlign w:val="center"/>
+            <w:tcMar>
+              <w:top w:w="70" w:type="dxa"/>
+              <w:start w:w="80" w:type="dxa"/>
+              <w:bottom w:w="70" w:type="dxa"/>
+              <w:end w:w="80" w:type="dxa"/>
+            </w:tcMar>
+          </w:tcPr>
+          <w:p>
+            <w:pPr>
+              <w:spacing w:after="0" w:line="240" w:lineRule="auto"/>
+            </w:pPr>
+            <w:r/>
+            <w:r>
+              <w:rPr>
+                <w:rFonts w:ascii="Aptos" w:hAnsi="Aptos"/>
+                <w:b w:val="0"/>
+                <w:sz w:val="14"/>
+              </w:rPr>
+              <w:t xml:space="preserve">Which returns require QC?</w:t>
+            </w:r>
+          </w:p>
+        </w:tc>
+        <w:tc>
+          <w:tcPr>
+            <w:tcW w:type="dxa" w:w="5688"/>
+            <w:vAlign w:val="center"/>
+            <w:tcMar>
+              <w:top w:w="70" w:type="dxa"/>
+              <w:start w:w="80" w:type="dxa"/>
+              <w:bottom w:w="70" w:type="dxa"/>
+              <w:end w:w="80" w:type="dxa"/>
+            </w:tcMar>
+          </w:tcPr>
+          <w:p>
+            <w:pPr>
+              <w:spacing w:after="0" w:line="240" w:lineRule="auto"/>
+            </w:pPr>
+            <w:r/>
+            <w:r>
+              <w:rPr>
+                <w:rFonts w:ascii="Aptos" w:hAnsi="Aptos"/>
+                <w:b w:val="0"/>
+                <w:sz w:val="14"/>
+              </w:rPr>
+              <w:t xml:space="preserve">Use the exact G6 matrix. Returns that may re-enter SESS AVAILABLE stock require policy-driven QC; customer property returning only to its owner remains custody property.</w:t>
+            </w:r>
+          </w:p>
+        </w:tc>
+        <w:tc>
+          <w:tcPr>
+            <w:tcW w:type="dxa" w:w="936"/>
+            <w:vAlign w:val="center"/>
+            <w:tcMar>
+              <w:top w:w="70" w:type="dxa"/>
+              <w:start w:w="80" w:type="dxa"/>
+              <w:bottom w:w="70" w:type="dxa"/>
+              <w:end w:w="80" w:type="dxa"/>
+            </w:tcMar>
+            <w:shd w:fill="E2F0D9"/>
+          </w:tcPr>
+          <w:p>
+            <w:pPr>
+              <w:spacing w:after="0" w:line="240" w:lineRule="auto"/>
+            </w:pPr>
+            <w:r>
+              <w:rPr>
+                <w:b/>
+                <w:color w:val="2E7D32"/>
+              </w:rPr>
+            </w:r>
+            <w:r>
+              <w:rPr>
+                <w:rFonts w:ascii="Aptos" w:hAnsi="Aptos"/>
+                <w:b/>
+                <w:color w:val="2E7D32"/>
+                <w:sz w:val="14"/>
+              </w:rPr>
+              <w:t xml:space="preserve">FROZEN - BATCH 3</w:t>
+            </w:r>
+          </w:p>
+        </w:tc>
+      </w:tr>
+      <w:tr>
+        <w:trPr>
+          <w:cantSplit/>
+        </w:trPr>
+        <w:tc>
+          <w:tcPr>
+            <w:tcW w:type="dxa" w:w="648"/>
+            <w:vAlign w:val="center"/>
+            <w:tcMar>
+              <w:top w:w="70" w:type="dxa"/>
+              <w:start w:w="80" w:type="dxa"/>
+              <w:bottom w:w="70" w:type="dxa"/>
+              <w:end w:w="80" w:type="dxa"/>
+            </w:tcMar>
+          </w:tcPr>
+          <w:p>
+            <w:pPr>
+              <w:spacing w:after="0" w:line="240" w:lineRule="auto"/>
+            </w:pPr>
+            <w:r/>
+            <w:r>
+              <w:rPr>
+                <w:rFonts w:ascii="Aptos" w:hAnsi="Aptos"/>
+                <w:b w:val="0"/>
+                <w:sz w:val="14"/>
+              </w:rPr>
+              <w:t xml:space="preserve">B3-2</w:t>
+            </w:r>
+          </w:p>
+        </w:tc>
+        <w:tc>
+          <w:tcPr>
+            <w:tcW w:type="dxa" w:w="2952"/>
+            <w:vAlign w:val="center"/>
+            <w:tcMar>
+              <w:top w:w="70" w:type="dxa"/>
+              <w:start w:w="80" w:type="dxa"/>
+              <w:bottom w:w="70" w:type="dxa"/>
+              <w:end w:w="80" w:type="dxa"/>
+            </w:tcMar>
+          </w:tcPr>
+          <w:p>
+            <w:pPr>
+              <w:spacing w:after="0" w:line="240" w:lineRule="auto"/>
+            </w:pPr>
+            <w:r/>
+            <w:r>
+              <w:rPr>
+                <w:rFonts w:ascii="Aptos" w:hAnsi="Aptos"/>
+                <w:b w:val="0"/>
+                <w:sz w:val="14"/>
+              </w:rPr>
+              <w:t xml:space="preserve">What is the QC scope when one GRN line contains multiple lots?</w:t>
+            </w:r>
+          </w:p>
+        </w:tc>
+        <w:tc>
+          <w:tcPr>
+            <w:tcW w:type="dxa" w:w="5688"/>
+            <w:vAlign w:val="center"/>
+            <w:tcMar>
+              <w:top w:w="70" w:type="dxa"/>
+              <w:start w:w="80" w:type="dxa"/>
+              <w:bottom w:w="70" w:type="dxa"/>
+              <w:end w:w="80" w:type="dxa"/>
+            </w:tcMar>
+          </w:tcPr>
+          <w:p>
+            <w:pPr>
+              <w:spacing w:after="0" w:line="240" w:lineRule="auto"/>
+            </w:pPr>
+            <w:r/>
+            <w:r>
+              <w:rPr>
+                <w:rFonts w:ascii="Aptos" w:hAnsi="Aptos"/>
+                <w:b w:val="0"/>
+                <w:sz w:val="14"/>
+              </w:rPr>
+              <w:t xml:space="preserve">QC is per GRN-line lot allocation. Each lot has independent samples, revisions and disposition; serialized Items also retain exact per-serial disposition.</w:t>
+            </w:r>
+          </w:p>
+        </w:tc>
+        <w:tc>
+          <w:tcPr>
+            <w:tcW w:type="dxa" w:w="936"/>
+            <w:vAlign w:val="center"/>
+            <w:tcMar>
+              <w:top w:w="70" w:type="dxa"/>
+              <w:start w:w="80" w:type="dxa"/>
+              <w:bottom w:w="70" w:type="dxa"/>
+              <w:end w:w="80" w:type="dxa"/>
+            </w:tcMar>
+            <w:shd w:fill="E2F0D9"/>
+          </w:tcPr>
+          <w:p>
+            <w:pPr>
+              <w:spacing w:after="0" w:line="240" w:lineRule="auto"/>
+            </w:pPr>
+            <w:r>
+              <w:rPr>
+                <w:b/>
+                <w:color w:val="2E7D32"/>
+              </w:rPr>
+            </w:r>
+            <w:r>
+              <w:rPr>
+                <w:rFonts w:ascii="Aptos" w:hAnsi="Aptos"/>
+                <w:b/>
+                <w:color w:val="2E7D32"/>
+                <w:sz w:val="14"/>
+              </w:rPr>
+              <w:t xml:space="preserve">FROZEN - BATCH 3</w:t>
+            </w:r>
+          </w:p>
+        </w:tc>
+      </w:tr>
+      <w:tr>
+        <w:trPr>
+          <w:cantSplit/>
+        </w:trPr>
+        <w:tc>
+          <w:tcPr>
+            <w:tcW w:type="dxa" w:w="648"/>
+            <w:vAlign w:val="center"/>
+            <w:tcMar>
+              <w:top w:w="70" w:type="dxa"/>
+              <w:start w:w="80" w:type="dxa"/>
+              <w:bottom w:w="70" w:type="dxa"/>
+              <w:end w:w="80" w:type="dxa"/>
+            </w:tcMar>
+          </w:tcPr>
+          <w:p>
+            <w:pPr>
+              <w:spacing w:after="0" w:line="240" w:lineRule="auto"/>
+            </w:pPr>
+            <w:r/>
+            <w:r>
+              <w:rPr>
+                <w:rFonts w:ascii="Aptos" w:hAnsi="Aptos"/>
+                <w:b w:val="0"/>
+                <w:sz w:val="14"/>
+              </w:rPr>
+              <w:t xml:space="preserve">B3-3</w:t>
+            </w:r>
+          </w:p>
+        </w:tc>
+        <w:tc>
+          <w:tcPr>
+            <w:tcW w:type="dxa" w:w="2952"/>
+            <w:vAlign w:val="center"/>
+            <w:tcMar>
+              <w:top w:w="70" w:type="dxa"/>
+              <w:start w:w="80" w:type="dxa"/>
+              <w:bottom w:w="70" w:type="dxa"/>
+              <w:end w:w="80" w:type="dxa"/>
+            </w:tcMar>
+          </w:tcPr>
+          <w:p>
+            <w:pPr>
+              <w:spacing w:after="0" w:line="240" w:lineRule="auto"/>
+            </w:pPr>
+            <w:r/>
+            <w:r>
+              <w:rPr>
+                <w:rFonts w:ascii="Aptos" w:hAnsi="Aptos"/>
+                <w:b w:val="0"/>
+                <w:sz w:val="14"/>
+              </w:rPr>
+              <w:t xml:space="preserve">Who governs company-specific QC policy?</w:t>
+            </w:r>
+          </w:p>
+        </w:tc>
+        <w:tc>
+          <w:tcPr>
+            <w:tcW w:type="dxa" w:w="5688"/>
+            <w:vAlign w:val="center"/>
+            <w:tcMar>
+              <w:top w:w="70" w:type="dxa"/>
+              <w:start w:w="80" w:type="dxa"/>
+              <w:bottom w:w="70" w:type="dxa"/>
+              <w:end w:w="80" w:type="dxa"/>
+            </w:tcMar>
+          </w:tcPr>
+          <w:p>
+            <w:pPr>
+              <w:spacing w:after="0" w:line="240" w:lineRule="auto"/>
+            </w:pPr>
+            <w:r/>
+            <w:r>
+              <w:rPr>
+                <w:rFonts w:ascii="Aptos" w:hAnsi="Aptos"/>
+                <w:b w:val="0"/>
+                <w:sz w:val="14"/>
+              </w:rPr>
+              <w:t xml:space="preserve">QC_MANAGER prepares; TECHNICAL_DIRECTOR approves. Policy is effective-dated and snapshotted on receipts.</w:t>
+            </w:r>
+          </w:p>
+        </w:tc>
+        <w:tc>
+          <w:tcPr>
+            <w:tcW w:type="dxa" w:w="936"/>
+            <w:vAlign w:val="center"/>
+            <w:tcMar>
+              <w:top w:w="70" w:type="dxa"/>
+              <w:start w:w="80" w:type="dxa"/>
+              <w:bottom w:w="70" w:type="dxa"/>
+              <w:end w:w="80" w:type="dxa"/>
+            </w:tcMar>
+            <w:shd w:fill="E2F0D9"/>
+          </w:tcPr>
+          <w:p>
+            <w:pPr>
+              <w:spacing w:after="0" w:line="240" w:lineRule="auto"/>
+            </w:pPr>
+            <w:r>
+              <w:rPr>
+                <w:b/>
+                <w:color w:val="2E7D32"/>
+              </w:rPr>
+            </w:r>
+            <w:r>
+              <w:rPr>
+                <w:rFonts w:ascii="Aptos" w:hAnsi="Aptos"/>
+                <w:b/>
+                <w:color w:val="2E7D32"/>
+                <w:sz w:val="14"/>
+              </w:rPr>
+              <w:t xml:space="preserve">FROZEN - BATCH 3</w:t>
+            </w:r>
+          </w:p>
+        </w:tc>
+      </w:tr>
+      <w:tr>
+        <w:trPr>
+          <w:cantSplit/>
+        </w:trPr>
+        <w:tc>
+          <w:tcPr>
+            <w:tcW w:type="dxa" w:w="648"/>
+            <w:vAlign w:val="center"/>
+            <w:tcMar>
+              <w:top w:w="70" w:type="dxa"/>
+              <w:start w:w="80" w:type="dxa"/>
+              <w:bottom w:w="70" w:type="dxa"/>
+              <w:end w:w="80" w:type="dxa"/>
+            </w:tcMar>
+          </w:tcPr>
+          <w:p>
+            <w:pPr>
+              <w:spacing w:after="0" w:line="240" w:lineRule="auto"/>
+            </w:pPr>
+            <w:r/>
+            <w:r>
+              <w:rPr>
+                <w:rFonts w:ascii="Aptos" w:hAnsi="Aptos"/>
+                <w:b w:val="0"/>
+                <w:sz w:val="14"/>
+              </w:rPr>
+              <w:t xml:space="preserve">B3-4</w:t>
+            </w:r>
+          </w:p>
+        </w:tc>
+        <w:tc>
+          <w:tcPr>
+            <w:tcW w:type="dxa" w:w="2952"/>
+            <w:vAlign w:val="center"/>
+            <w:tcMar>
+              <w:top w:w="70" w:type="dxa"/>
+              <w:start w:w="80" w:type="dxa"/>
+              <w:bottom w:w="70" w:type="dxa"/>
+              <w:end w:w="80" w:type="dxa"/>
+            </w:tcMar>
+          </w:tcPr>
+          <w:p>
+            <w:pPr>
+              <w:spacing w:after="0" w:line="240" w:lineRule="auto"/>
+            </w:pPr>
+            <w:r/>
+            <w:r>
+              <w:rPr>
+                <w:rFonts w:ascii="Aptos" w:hAnsi="Aptos"/>
+                <w:b w:val="0"/>
+                <w:sz w:val="14"/>
+              </w:rPr>
+              <w:t xml:space="preserve">What happens when no effective QC policy exists?</w:t>
+            </w:r>
+          </w:p>
+        </w:tc>
+        <w:tc>
+          <w:tcPr>
+            <w:tcW w:type="dxa" w:w="5688"/>
+            <w:vAlign w:val="center"/>
+            <w:tcMar>
+              <w:top w:w="70" w:type="dxa"/>
+              <w:start w:w="80" w:type="dxa"/>
+              <w:bottom w:w="70" w:type="dxa"/>
+              <w:end w:w="80" w:type="dxa"/>
+            </w:tcMar>
+          </w:tcPr>
+          <w:p>
+            <w:pPr>
+              <w:spacing w:after="0" w:line="240" w:lineRule="auto"/>
+            </w:pPr>
+            <w:r/>
+            <w:r>
+              <w:rPr>
+                <w:rFonts w:ascii="Aptos" w:hAnsi="Aptos"/>
+                <w:b w:val="0"/>
+                <w:sz w:val="14"/>
+              </w:rPr>
+              <w:t xml:space="preserve">Fail closed to QC_HOLD. Absence never implies exemption. Direct AVAILABLE receipt requires an explicit effective QC_EXEMPT policy.</w:t>
+            </w:r>
+          </w:p>
+        </w:tc>
+        <w:tc>
+          <w:tcPr>
+            <w:tcW w:type="dxa" w:w="936"/>
+            <w:vAlign w:val="center"/>
+            <w:tcMar>
+              <w:top w:w="70" w:type="dxa"/>
+              <w:start w:w="80" w:type="dxa"/>
+              <w:bottom w:w="70" w:type="dxa"/>
+              <w:end w:w="80" w:type="dxa"/>
+            </w:tcMar>
+            <w:shd w:fill="E2F0D9"/>
+          </w:tcPr>
+          <w:p>
+            <w:pPr>
+              <w:spacing w:after="0" w:line="240" w:lineRule="auto"/>
+            </w:pPr>
+            <w:r>
+              <w:rPr>
+                <w:b/>
+                <w:color w:val="2E7D32"/>
+              </w:rPr>
+            </w:r>
+            <w:r>
+              <w:rPr>
+                <w:rFonts w:ascii="Aptos" w:hAnsi="Aptos"/>
+                <w:b/>
+                <w:color w:val="2E7D32"/>
+                <w:sz w:val="14"/>
+              </w:rPr>
+              <w:t xml:space="preserve">FROZEN - BATCH 3</w:t>
+            </w:r>
+          </w:p>
+        </w:tc>
+      </w:tr>
+      <w:tr>
+        <w:trPr>
+          <w:cantSplit/>
+        </w:trPr>
+        <w:tc>
+          <w:tcPr>
+            <w:tcW w:type="dxa" w:w="648"/>
+            <w:vAlign w:val="center"/>
+            <w:tcMar>
+              <w:top w:w="70" w:type="dxa"/>
+              <w:start w:w="80" w:type="dxa"/>
+              <w:bottom w:w="70" w:type="dxa"/>
+              <w:end w:w="80" w:type="dxa"/>
+            </w:tcMar>
+          </w:tcPr>
+          <w:p>
+            <w:pPr>
+              <w:spacing w:after="0" w:line="240" w:lineRule="auto"/>
+            </w:pPr>
+            <w:r/>
+            <w:r>
+              <w:rPr>
+                <w:rFonts w:ascii="Aptos" w:hAnsi="Aptos"/>
+                <w:b w:val="0"/>
+                <w:sz w:val="14"/>
+              </w:rPr>
+              <w:t xml:space="preserve">B3-5</w:t>
+            </w:r>
+          </w:p>
+        </w:tc>
+        <w:tc>
+          <w:tcPr>
+            <w:tcW w:type="dxa" w:w="2952"/>
+            <w:vAlign w:val="center"/>
+            <w:tcMar>
+              <w:top w:w="70" w:type="dxa"/>
+              <w:start w:w="80" w:type="dxa"/>
+              <w:bottom w:w="70" w:type="dxa"/>
+              <w:end w:w="80" w:type="dxa"/>
+            </w:tcMar>
+          </w:tcPr>
+          <w:p>
+            <w:pPr>
+              <w:spacing w:after="0" w:line="240" w:lineRule="auto"/>
+            </w:pPr>
+            <w:r/>
+            <w:r>
+              <w:rPr>
+                <w:rFonts w:ascii="Aptos" w:hAnsi="Aptos"/>
+                <w:b w:val="0"/>
+                <w:sz w:val="14"/>
+              </w:rPr>
+              <w:t xml:space="preserve">Is use-as-is concession allowed?</w:t>
+            </w:r>
+          </w:p>
+        </w:tc>
+        <w:tc>
+          <w:tcPr>
+            <w:tcW w:type="dxa" w:w="5688"/>
+            <w:vAlign w:val="center"/>
+            <w:tcMar>
+              <w:top w:w="70" w:type="dxa"/>
+              <w:start w:w="80" w:type="dxa"/>
+              <w:bottom w:w="70" w:type="dxa"/>
+              <w:end w:w="80" w:type="dxa"/>
+            </w:tcMar>
+          </w:tcPr>
+          <w:p>
+            <w:pPr>
+              <w:spacing w:after="0" w:line="240" w:lineRule="auto"/>
+            </w:pPr>
+            <w:r/>
+            <w:r>
+              <w:rPr>
+                <w:rFonts w:ascii="Aptos" w:hAnsi="Aptos"/>
+                <w:b w:val="0"/>
+                <w:sz w:val="14"/>
+              </w:rPr>
+              <w:t xml:space="preserve">Yes, only after recorded QC rejection and only with direct TECHNICAL_DIRECTOR approval. No delegation or fallback. Exact quantity, lot allocation and serials plus failed parameter, measured value, technical reason and intended use are mandatory. Approval is immutable; correction is reversal and re-decision.</w:t>
+            </w:r>
+          </w:p>
+        </w:tc>
+        <w:tc>
+          <w:tcPr>
+            <w:tcW w:type="dxa" w:w="936"/>
+            <w:vAlign w:val="center"/>
+            <w:tcMar>
+              <w:top w:w="70" w:type="dxa"/>
+              <w:start w:w="80" w:type="dxa"/>
+              <w:bottom w:w="70" w:type="dxa"/>
+              <w:end w:w="80" w:type="dxa"/>
+            </w:tcMar>
+            <w:shd w:fill="E2F0D9"/>
+          </w:tcPr>
+          <w:p>
+            <w:pPr>
+              <w:spacing w:after="0" w:line="240" w:lineRule="auto"/>
+            </w:pPr>
+            <w:r>
+              <w:rPr>
+                <w:b/>
+                <w:color w:val="2E7D32"/>
+              </w:rPr>
+            </w:r>
+            <w:r>
+              <w:rPr>
+                <w:rFonts w:ascii="Aptos" w:hAnsi="Aptos"/>
+                <w:b/>
+                <w:color w:val="2E7D32"/>
+                <w:sz w:val="14"/>
+              </w:rPr>
+              <w:t xml:space="preserve">FROZEN - BATCH 3</w:t>
+            </w:r>
+          </w:p>
+        </w:tc>
+      </w:tr>
+      <w:tr>
+        <w:trPr>
+          <w:cantSplit/>
+        </w:trPr>
+        <w:tc>
+          <w:tcPr>
+            <w:tcW w:type="dxa" w:w="648"/>
+            <w:vAlign w:val="center"/>
+            <w:tcMar>
+              <w:top w:w="70" w:type="dxa"/>
+              <w:start w:w="80" w:type="dxa"/>
+              <w:bottom w:w="70" w:type="dxa"/>
+              <w:end w:w="80" w:type="dxa"/>
+            </w:tcMar>
+          </w:tcPr>
+          <w:p>
+            <w:pPr>
+              <w:spacing w:after="0" w:line="240" w:lineRule="auto"/>
+            </w:pPr>
+            <w:r/>
+            <w:r>
+              <w:rPr>
+                <w:rFonts w:ascii="Aptos" w:hAnsi="Aptos"/>
+                <w:b w:val="0"/>
+                <w:sz w:val="14"/>
+              </w:rPr>
+              <w:t xml:space="preserve">B3-6</w:t>
+            </w:r>
+          </w:p>
+        </w:tc>
+        <w:tc>
+          <w:tcPr>
+            <w:tcW w:type="dxa" w:w="2952"/>
+            <w:vAlign w:val="center"/>
+            <w:tcMar>
+              <w:top w:w="70" w:type="dxa"/>
+              <w:start w:w="80" w:type="dxa"/>
+              <w:bottom w:w="70" w:type="dxa"/>
+              <w:end w:w="80" w:type="dxa"/>
+            </w:tcMar>
+          </w:tcPr>
+          <w:p>
+            <w:pPr>
+              <w:spacing w:after="0" w:line="240" w:lineRule="auto"/>
+            </w:pPr>
+            <w:r/>
+            <w:r>
+              <w:rPr>
+                <w:rFonts w:ascii="Aptos" w:hAnsi="Aptos"/>
+                <w:b w:val="0"/>
+                <w:sz w:val="14"/>
+              </w:rPr>
+              <w:t xml:space="preserve">How is inspection shortfall classified?</w:t>
+            </w:r>
+          </w:p>
+        </w:tc>
+        <w:tc>
+          <w:tcPr>
+            <w:tcW w:type="dxa" w:w="5688"/>
+            <w:vAlign w:val="center"/>
+            <w:tcMar>
+              <w:top w:w="70" w:type="dxa"/>
+              <w:start w:w="80" w:type="dxa"/>
+              <w:bottom w:w="70" w:type="dxa"/>
+              <w:end w:w="80" w:type="dxa"/>
+            </w:tcMar>
+          </w:tcPr>
+          <w:p>
+            <w:pPr>
+              <w:spacing w:after="0" w:line="240" w:lineRule="auto"/>
+            </w:pPr>
+            <w:r/>
+            <w:r>
+              <w:rPr>
+                <w:rFonts w:ascii="Aptos" w:hAnsi="Aptos"/>
+                <w:b w:val="0"/>
+                <w:sz w:val="14"/>
+              </w:rPr>
+              <w:t xml:space="preserve">Enter DISCREPANCY_PENDING first. Resolve it as found material, corrected receipt, rejected/lost quantity or another typed outcome. Physical shortage must not corrupt vendor quality data.</w:t>
+            </w:r>
+          </w:p>
+        </w:tc>
+        <w:tc>
+          <w:tcPr>
+            <w:tcW w:type="dxa" w:w="936"/>
+            <w:vAlign w:val="center"/>
+            <w:tcMar>
+              <w:top w:w="70" w:type="dxa"/>
+              <w:start w:w="80" w:type="dxa"/>
+              <w:bottom w:w="70" w:type="dxa"/>
+              <w:end w:w="80" w:type="dxa"/>
+            </w:tcMar>
+            <w:shd w:fill="E2F0D9"/>
+          </w:tcPr>
+          <w:p>
+            <w:pPr>
+              <w:spacing w:after="0" w:line="240" w:lineRule="auto"/>
+            </w:pPr>
+            <w:r>
+              <w:rPr>
+                <w:b/>
+                <w:color w:val="2E7D32"/>
+              </w:rPr>
+            </w:r>
+            <w:r>
+              <w:rPr>
+                <w:rFonts w:ascii="Aptos" w:hAnsi="Aptos"/>
+                <w:b/>
+                <w:color w:val="2E7D32"/>
+                <w:sz w:val="14"/>
+              </w:rPr>
+              <w:t xml:space="preserve">FROZEN - BATCH 3</w:t>
+            </w:r>
+          </w:p>
+        </w:tc>
+      </w:tr>
+    </w:tbl>
+    <w:p>
+      <w:pPr>
+        <w:spacing w:before="120" w:after="60"/>
+      </w:pPr>
+      <w:r>
+        <w:rPr>
+          <w:b/>
+        </w:rPr>
+        <w:t xml:space="preserve">FULL-SCHEMA IMPLEMENTATION GAPS - QC LOT SCOPE, DISCREPANCY AND PROVENANCE</w:t>
+      </w:r>
+    </w:p>
+    <w:p>
+      <w:pPr>
+        <w:spacing w:before="120" w:after="60"/>
+      </w:pPr>
+      <w:r>
+        <w:t xml:space="preserve">The applied QC identity is GRN-line scoped, the current shortfall field classifies shortage as rejected, and stock movements have no lot-allocation/concession provenance identity. The coherent full-schema migration must refine QC to lot-allocation scope, introduce DISCREPANCY_PENDING, and add movement-carried provenance. Do not patch these independently.</w:t>
+      </w:r>
+    </w:p>
     <w:p>
       <w:pPr>
         <w:spacing w:after="0"/>
@@ -19952,7 +23463,7 @@
                 <w:b w:val="0"/>
                 <w:sz w:val="14"/>
               </w:rPr>
-              <w:t>Negative stock is never permitted.</w:t>
+              <w:t xml:space="preserve">Negative stock is never permitted.</w:t>
             </w:r>
           </w:p>
         </w:tc>
@@ -19985,7 +23496,7 @@
                 <w:color w:val="2E7D32"/>
                 <w:sz w:val="14"/>
               </w:rPr>
-              <w:t>DEFAULT</w:t>
+              <w:t xml:space="preserve">FROZEN - BATCH 4</w:t>
             </w:r>
           </w:p>
         </w:tc>
@@ -20071,7 +23582,7 @@
                 <w:b w:val="0"/>
                 <w:sz w:val="14"/>
               </w:rPr>
-              <w:t>Physical issue and posting require prior MIR approval; use fast emergency approval.</w:t>
+              <w:t xml:space="preserve">Physical issue and controlled posting require an approved MIR. Urgency uses the fast approval route and never bypasses approval.</w:t>
             </w:r>
           </w:p>
         </w:tc>
@@ -20104,7 +23615,7 @@
                 <w:color w:val="2E7D32"/>
                 <w:sz w:val="14"/>
               </w:rPr>
-              <w:t>DEFAULT</w:t>
+              <w:t xml:space="preserve">FROZEN - BATCH 4</w:t>
             </w:r>
           </w:p>
         </w:tc>
@@ -20187,7 +23698,7 @@
                 <w:b w:val="0"/>
                 <w:sz w:val="14"/>
               </w:rPr>
-              <w:t>opening, count variance, damage, scrap, loss/write-off and correction/reversal; never a generic unexplained adjustment.</w:t>
+              <w:t xml:space="preserve">Only OPENING, COUNT_VARIANCE, DAMAGE, SCRAP, LOSS_WRITE_OFF and CORRECTION_REVERSAL adjustments exist. A generic or unexplained adjustment is forbidden.</w:t>
             </w:r>
           </w:p>
         </w:tc>
@@ -20220,7 +23731,7 @@
                 <w:color w:val="2E7D32"/>
                 <w:sz w:val="14"/>
               </w:rPr>
-              <w:t>DEFAULT</w:t>
+              <w:t xml:space="preserve">FROZEN - BATCH 4</w:t>
             </w:r>
           </w:p>
         </w:tc>
@@ -20306,7 +23817,7 @@
                 <w:b w:val="0"/>
                 <w:sz w:val="14"/>
               </w:rPr>
-              <w:t>Use quantity/value/risk bands: independent approval required; Accounts and TD approve material thresholds and all write-offs.</w:t>
+              <w:t xml:space="preserve">Approval uses the existing value bands: below 5,000 STORES_MANAGER; 5,000 through 100,000 TECHNICAL_DIRECTOR; above 100,000 MANAGING_DIRECTOR. Serialized identity adjustment at any value requires TECHNICAL_DIRECTOR. Damage or loss write-off requires TECHNICAL_DIRECTOR with ACCOUNTS_MANAGER concurrence. The already-frozen SCRAP write-off route is a specific case requiring TECHNICAL_DIRECTOR and MANAGING_DIRECTOR approval. The recorder or counter cannot approve. Reversal requires at least the authority of the original transaction.</w:t>
             </w:r>
           </w:p>
         </w:tc>
@@ -20339,7 +23850,7 @@
                 <w:color w:val="BF7A00"/>
                 <w:sz w:val="14"/>
               </w:rPr>
-              <w:t>CONFIRM</w:t>
+              <w:t xml:space="preserve">FROZEN - BATCH 4</w:t>
             </w:r>
           </w:p>
         </w:tc>
@@ -20422,7 +23933,7 @@
                 <w:b w:val="0"/>
                 <w:sz w:val="14"/>
               </w:rPr>
-              <w:t>Backdate only into an open accounting period with Accounts approval, event date, entry date, reason and evidence.</w:t>
+              <w:t xml:space="preserve">Effective date must be inside an open inventory period and no more than 7 days before entry. Beyond 7 days requires TECHNICAL_DIRECTOR approval. Every backdate records event date, entry time, reason and evidence. Closed periods are never reopened; use a current-period correction referencing the original event. Approver and entrant must differ.</w:t>
             </w:r>
           </w:p>
         </w:tc>
@@ -20455,7 +23966,7 @@
                 <w:color w:val="BF7A00"/>
                 <w:sz w:val="14"/>
               </w:rPr>
-              <w:t>CONFIRM</w:t>
+              <w:t xml:space="preserve">FROZEN - BATCH 4</w:t>
             </w:r>
           </w:p>
         </w:tc>
@@ -20541,7 +24052,7 @@
                 <w:b w:val="0"/>
                 <w:sz w:val="14"/>
               </w:rPr>
-              <w:t>controlled import, full validation, dual approval, immutable batch and no overwrite.</w:t>
+              <w:t xml:space="preserve">Opening stock is an immutable, fully validated controlled batch. STORES_MANAGER prepares physical quantities, locations, lots and serials; ACCOUNTS_MANAGER confirms accepted valuation; TECHNICAL_DIRECTOR gives final posting authorization. The three actors must be different and a posted batch is never overwritten.</w:t>
             </w:r>
           </w:p>
         </w:tc>
@@ -20574,7 +24085,7 @@
                 <w:color w:val="2E7D32"/>
                 <w:sz w:val="14"/>
               </w:rPr>
-              <w:t>DEFAULT</w:t>
+              <w:t xml:space="preserve">FROZEN - BATCH 4</w:t>
             </w:r>
           </w:p>
         </w:tc>
@@ -20657,7 +24168,7 @@
                 <w:b w:val="0"/>
                 <w:sz w:val="14"/>
               </w:rPr>
-              <w:t>ABC: A monthly, B quarterly, C half-yearly; non-moving/critical items at least quarterly; annual wall-to-wall count.</w:t>
+              <w:t xml:space="preserve">Approved company-specific ABC/FSN classification controls frequency: A monthly, B quarterly, C half-yearly, critical and non-moving at least quarterly, and an annual wall-to-wall count. Calculation may propose a class but never silently change the approved class or frequency.</w:t>
             </w:r>
           </w:p>
         </w:tc>
@@ -20690,7 +24201,7 @@
                 <w:color w:val="BF7A00"/>
                 <w:sz w:val="14"/>
               </w:rPr>
-              <w:t>CONFIRM</w:t>
+              <w:t xml:space="preserve">FROZEN - BATCH 4</w:t>
             </w:r>
           </w:p>
         </w:tc>
@@ -20923,7 +24434,7 @@
                 <w:b w:val="0"/>
                 <w:sz w:val="14"/>
               </w:rPr>
-              <w:t>controlled freeze by company/warehouse/location/item scope, not a global shutdown.</w:t>
+              <w:t xml:space="preserve">Freeze by company, warehouse, location and item scope. An urgent issue may break the freeze only with TECHNICAL_DIRECTOR approval. Record the break, reason, approval and exact movement; the affected item/location scope must then be recounted and cannot be certified as a clean count.</w:t>
             </w:r>
           </w:p>
         </w:tc>
@@ -20956,7 +24467,7 @@
                 <w:color w:val="2E7D32"/>
                 <w:sz w:val="14"/>
               </w:rPr>
-              <w:t>DEFAULT</w:t>
+              <w:t xml:space="preserve">FROZEN - BATCH 4</w:t>
             </w:r>
           </w:p>
         </w:tc>
@@ -21042,7 +24553,7 @@
                 <w:b w:val="0"/>
                 <w:sz w:val="14"/>
               </w:rPr>
-              <w:t>Independent person performs recount; Stores Manager approves routine variance; Accounts/TD approves threshold breach/write-off.</w:t>
+              <w:t xml:space="preserve">An independent employee performs the recount. Final variance follows the E4 approval bands and special write-off controls. The employee who recorded or recounted the quantity cannot approve the resulting variance.</w:t>
             </w:r>
           </w:p>
         </w:tc>
@@ -21075,7 +24586,7 @@
                 <w:color w:val="BF7A00"/>
                 <w:sz w:val="14"/>
               </w:rPr>
-              <w:t>CONFIRM</w:t>
+              <w:t xml:space="preserve">FROZEN - BATCH 4</w:t>
             </w:r>
           </w:p>
         </w:tc>
@@ -21158,7 +24669,7 @@
                 <w:b w:val="0"/>
                 <w:sz w:val="14"/>
               </w:rPr>
-              <w:t>Stores supplies approved scrap quantity/weight and custody evidence; Accounts creates tax invoice/receipt and confirms disposal closure.</w:t>
+              <w:t xml:space="preserve">Writing stock off into SCRAP and later disposing or selling existing SCRAP are separate governed acts. Moving material into SCRAP requires the already-frozen TECHNICAL_DIRECTOR and MANAGING_DIRECTOR approvals; selling that existing SCRAP requires a separate MANAGING_DIRECTOR disposal approval. Scrap cannot leave before the Accounts invoice exists and payment is received; no credit terms apply. Stores selects the buyer, MANAGING_DIRECTOR approves every disposal regardless of value, and closure preserves quantity/weight, custody, invoice, receipt and dispatch evidence.</w:t>
             </w:r>
           </w:p>
         </w:tc>
@@ -21191,7 +24702,1588 @@
                 <w:color w:val="BF7A00"/>
                 <w:sz w:val="14"/>
               </w:rPr>
-              <w:t>CONFIRM</w:t>
+              <w:t xml:space="preserve">FROZEN - BATCH 4</w:t>
+            </w:r>
+          </w:p>
+        </w:tc>
+      </w:tr>
+    </w:tbl>
+    <w:p>
+      <w:pPr>
+        <w:spacing w:before="120" w:after="60"/>
+      </w:pPr>
+      <w:r>
+        <w:rPr>
+          <w:b/>
+        </w:rPr>
+        <w:t xml:space="preserve">Confirmed stock-exception elaborations - Batch 4</w:t>
+      </w:r>
+    </w:p>
+    <w:tbl>
+      <w:tblPr>
+        <w:tblStyle w:val="TableGrid"/>
+        <w:tblW w:type="auto" w:w="0"/>
+        <w:jc w:val="center"/>
+        <w:tblLayout w:type="fixed"/>
+        <w:tblLook w:firstColumn="1" w:firstRow="1" w:lastColumn="0" w:lastRow="0" w:noHBand="0" w:noVBand="1" w:val="04A0"/>
+      </w:tblPr>
+      <w:tblGrid>
+        <w:gridCol w:w="2556"/>
+        <w:gridCol w:w="2556"/>
+        <w:gridCol w:w="2556"/>
+        <w:gridCol w:w="2556"/>
+      </w:tblGrid>
+      <w:tr>
+        <w:trPr>
+          <w:cantSplit/>
+        </w:trPr>
+        <w:tc>
+          <w:tcPr>
+            <w:tcW w:type="dxa" w:w="648"/>
+            <w:vAlign w:val="center"/>
+            <w:tcMar>
+              <w:top w:w="70" w:type="dxa"/>
+              <w:start w:w="80" w:type="dxa"/>
+              <w:bottom w:w="70" w:type="dxa"/>
+              <w:end w:w="80" w:type="dxa"/>
+            </w:tcMar>
+            <w:shd w:fill="17365D"/>
+          </w:tcPr>
+          <w:p>
+            <w:pPr>
+              <w:spacing w:after="0" w:line="240" w:lineRule="auto"/>
+            </w:pPr>
+            <w:r/>
+            <w:r>
+              <w:rPr>
+                <w:rFonts w:ascii="Aptos" w:hAnsi="Aptos"/>
+                <w:b/>
+                <w:color w:val="FFFFFF"/>
+                <w:sz w:val="17"/>
+              </w:rPr>
+              <w:t xml:space="preserve">ID</w:t>
+            </w:r>
+          </w:p>
+        </w:tc>
+        <w:tc>
+          <w:tcPr>
+            <w:tcW w:type="dxa" w:w="2952"/>
+            <w:vAlign w:val="center"/>
+            <w:tcMar>
+              <w:top w:w="70" w:type="dxa"/>
+              <w:start w:w="80" w:type="dxa"/>
+              <w:bottom w:w="70" w:type="dxa"/>
+              <w:end w:w="80" w:type="dxa"/>
+            </w:tcMar>
+            <w:shd w:fill="17365D"/>
+          </w:tcPr>
+          <w:p>
+            <w:pPr>
+              <w:spacing w:after="0" w:line="240" w:lineRule="auto"/>
+            </w:pPr>
+            <w:r/>
+            <w:r>
+              <w:rPr>
+                <w:rFonts w:ascii="Aptos" w:hAnsi="Aptos"/>
+                <w:b/>
+                <w:color w:val="FFFFFF"/>
+                <w:sz w:val="17"/>
+              </w:rPr>
+              <w:t xml:space="preserve">Question</w:t>
+            </w:r>
+          </w:p>
+        </w:tc>
+        <w:tc>
+          <w:tcPr>
+            <w:tcW w:type="dxa" w:w="5688"/>
+            <w:vAlign w:val="center"/>
+            <w:tcMar>
+              <w:top w:w="70" w:type="dxa"/>
+              <w:start w:w="80" w:type="dxa"/>
+              <w:bottom w:w="70" w:type="dxa"/>
+              <w:end w:w="80" w:type="dxa"/>
+            </w:tcMar>
+            <w:shd w:fill="17365D"/>
+          </w:tcPr>
+          <w:p>
+            <w:pPr>
+              <w:spacing w:after="0" w:line="240" w:lineRule="auto"/>
+            </w:pPr>
+            <w:r/>
+            <w:r>
+              <w:rPr>
+                <w:rFonts w:ascii="Aptos" w:hAnsi="Aptos"/>
+                <w:b/>
+                <w:color w:val="FFFFFF"/>
+                <w:sz w:val="17"/>
+              </w:rPr>
+              <w:t xml:space="preserve">Frozen guideline answer</w:t>
+            </w:r>
+          </w:p>
+        </w:tc>
+        <w:tc>
+          <w:tcPr>
+            <w:tcW w:type="dxa" w:w="936"/>
+            <w:vAlign w:val="center"/>
+            <w:tcMar>
+              <w:top w:w="70" w:type="dxa"/>
+              <w:start w:w="80" w:type="dxa"/>
+              <w:bottom w:w="70" w:type="dxa"/>
+              <w:end w:w="80" w:type="dxa"/>
+            </w:tcMar>
+            <w:shd w:fill="17365D"/>
+          </w:tcPr>
+          <w:p>
+            <w:pPr>
+              <w:spacing w:after="0" w:line="240" w:lineRule="auto"/>
+            </w:pPr>
+            <w:r/>
+            <w:r>
+              <w:rPr>
+                <w:rFonts w:ascii="Aptos" w:hAnsi="Aptos"/>
+                <w:b/>
+                <w:color w:val="FFFFFF"/>
+                <w:sz w:val="17"/>
+              </w:rPr>
+              <w:t xml:space="preserve">Status</w:t>
+            </w:r>
+          </w:p>
+        </w:tc>
+      </w:tr>
+      <w:tr>
+        <w:trPr>
+          <w:cantSplit/>
+        </w:trPr>
+        <w:tc>
+          <w:tcPr>
+            <w:tcW w:type="dxa" w:w="648"/>
+            <w:vAlign w:val="center"/>
+            <w:tcMar>
+              <w:top w:w="70" w:type="dxa"/>
+              <w:start w:w="80" w:type="dxa"/>
+              <w:bottom w:w="70" w:type="dxa"/>
+              <w:end w:w="80" w:type="dxa"/>
+            </w:tcMar>
+          </w:tcPr>
+          <w:p>
+            <w:pPr>
+              <w:spacing w:after="0" w:line="240" w:lineRule="auto"/>
+            </w:pPr>
+            <w:r/>
+            <w:r>
+              <w:rPr>
+                <w:rFonts w:ascii="Aptos" w:hAnsi="Aptos"/>
+                <w:b w:val="0"/>
+                <w:sz w:val="14"/>
+              </w:rPr>
+              <w:t xml:space="preserve">B4-1</w:t>
+            </w:r>
+          </w:p>
+        </w:tc>
+        <w:tc>
+          <w:tcPr>
+            <w:tcW w:type="dxa" w:w="2952"/>
+            <w:vAlign w:val="center"/>
+            <w:tcMar>
+              <w:top w:w="70" w:type="dxa"/>
+              <w:start w:w="80" w:type="dxa"/>
+              <w:bottom w:w="70" w:type="dxa"/>
+              <w:end w:w="80" w:type="dxa"/>
+            </w:tcMar>
+          </w:tcPr>
+          <w:p>
+            <w:pPr>
+              <w:spacing w:after="0" w:line="240" w:lineRule="auto"/>
+            </w:pPr>
+            <w:r/>
+            <w:r>
+              <w:rPr>
+                <w:rFonts w:ascii="Aptos" w:hAnsi="Aptos"/>
+                <w:b w:val="0"/>
+                <w:sz w:val="14"/>
+              </w:rPr>
+              <w:t xml:space="preserve">Which approval bands govern adjustments?</w:t>
+            </w:r>
+          </w:p>
+        </w:tc>
+        <w:tc>
+          <w:tcPr>
+            <w:tcW w:type="dxa" w:w="5688"/>
+            <w:vAlign w:val="center"/>
+            <w:tcMar>
+              <w:top w:w="70" w:type="dxa"/>
+              <w:start w:w="80" w:type="dxa"/>
+              <w:bottom w:w="70" w:type="dxa"/>
+              <w:end w:w="80" w:type="dxa"/>
+            </w:tcMar>
+          </w:tcPr>
+          <w:p>
+            <w:pPr>
+              <w:spacing w:after="0" w:line="240" w:lineRule="auto"/>
+            </w:pPr>
+            <w:r/>
+            <w:r>
+              <w:rPr>
+                <w:rFonts w:ascii="Aptos" w:hAnsi="Aptos"/>
+                <w:b w:val="0"/>
+                <w:sz w:val="14"/>
+              </w:rPr>
+              <w:t xml:space="preserve">Below 5,000 STORES_MANAGER; 5,000-100,000 TECHNICAL_DIRECTOR; above 100,000 MANAGING_DIRECTOR. Serialized identity adjustments always require TD; damage/loss write-off requires TD with Accounts concurrence.</w:t>
+            </w:r>
+          </w:p>
+        </w:tc>
+        <w:tc>
+          <w:tcPr>
+            <w:tcW w:type="dxa" w:w="936"/>
+            <w:vAlign w:val="center"/>
+            <w:tcMar>
+              <w:top w:w="70" w:type="dxa"/>
+              <w:start w:w="80" w:type="dxa"/>
+              <w:bottom w:w="70" w:type="dxa"/>
+              <w:end w:w="80" w:type="dxa"/>
+            </w:tcMar>
+            <w:shd w:fill="E2F0D9"/>
+          </w:tcPr>
+          <w:p>
+            <w:pPr>
+              <w:spacing w:after="0" w:line="240" w:lineRule="auto"/>
+            </w:pPr>
+            <w:r>
+              <w:rPr>
+                <w:b/>
+                <w:color w:val="2E7D32"/>
+              </w:rPr>
+            </w:r>
+            <w:r>
+              <w:rPr>
+                <w:rFonts w:ascii="Aptos" w:hAnsi="Aptos"/>
+                <w:b/>
+                <w:color w:val="2E7D32"/>
+                <w:sz w:val="14"/>
+              </w:rPr>
+              <w:t xml:space="preserve">FROZEN - BATCH 4</w:t>
+            </w:r>
+          </w:p>
+        </w:tc>
+      </w:tr>
+      <w:tr>
+        <w:trPr>
+          <w:cantSplit/>
+        </w:trPr>
+        <w:tc>
+          <w:tcPr>
+            <w:tcW w:type="dxa" w:w="648"/>
+            <w:vAlign w:val="center"/>
+            <w:tcMar>
+              <w:top w:w="70" w:type="dxa"/>
+              <w:start w:w="80" w:type="dxa"/>
+              <w:bottom w:w="70" w:type="dxa"/>
+              <w:end w:w="80" w:type="dxa"/>
+            </w:tcMar>
+          </w:tcPr>
+          <w:p>
+            <w:pPr>
+              <w:spacing w:after="0" w:line="240" w:lineRule="auto"/>
+            </w:pPr>
+            <w:r/>
+            <w:r>
+              <w:rPr>
+                <w:rFonts w:ascii="Aptos" w:hAnsi="Aptos"/>
+                <w:b w:val="0"/>
+                <w:sz w:val="14"/>
+              </w:rPr>
+              <w:t xml:space="preserve">B4-2</w:t>
+            </w:r>
+          </w:p>
+        </w:tc>
+        <w:tc>
+          <w:tcPr>
+            <w:tcW w:type="dxa" w:w="2952"/>
+            <w:vAlign w:val="center"/>
+            <w:tcMar>
+              <w:top w:w="70" w:type="dxa"/>
+              <w:start w:w="80" w:type="dxa"/>
+              <w:bottom w:w="70" w:type="dxa"/>
+              <w:end w:w="80" w:type="dxa"/>
+            </w:tcMar>
+          </w:tcPr>
+          <w:p>
+            <w:pPr>
+              <w:spacing w:after="0" w:line="240" w:lineRule="auto"/>
+            </w:pPr>
+            <w:r/>
+            <w:r>
+              <w:rPr>
+                <w:rFonts w:ascii="Aptos" w:hAnsi="Aptos"/>
+                <w:b w:val="0"/>
+                <w:sz w:val="14"/>
+              </w:rPr>
+              <w:t xml:space="preserve">How is backdating controlled?</w:t>
+            </w:r>
+          </w:p>
+        </w:tc>
+        <w:tc>
+          <w:tcPr>
+            <w:tcW w:type="dxa" w:w="5688"/>
+            <w:vAlign w:val="center"/>
+            <w:tcMar>
+              <w:top w:w="70" w:type="dxa"/>
+              <w:start w:w="80" w:type="dxa"/>
+              <w:bottom w:w="70" w:type="dxa"/>
+              <w:end w:w="80" w:type="dxa"/>
+            </w:tcMar>
+          </w:tcPr>
+          <w:p>
+            <w:pPr>
+              <w:spacing w:after="0" w:line="240" w:lineRule="auto"/>
+            </w:pPr>
+            <w:r/>
+            <w:r>
+              <w:rPr>
+                <w:rFonts w:ascii="Aptos" w:hAnsi="Aptos"/>
+                <w:b w:val="0"/>
+                <w:sz w:val="14"/>
+              </w:rPr>
+              <w:t xml:space="preserve">Open inventory period only; maximum 7 days without the additional TD approval. Preserve physical event date, immutable entry time, reason, evidence and original-event reference for current-period corrections.</w:t>
+            </w:r>
+          </w:p>
+        </w:tc>
+        <w:tc>
+          <w:tcPr>
+            <w:tcW w:type="dxa" w:w="936"/>
+            <w:vAlign w:val="center"/>
+            <w:tcMar>
+              <w:top w:w="70" w:type="dxa"/>
+              <w:start w:w="80" w:type="dxa"/>
+              <w:bottom w:w="70" w:type="dxa"/>
+              <w:end w:w="80" w:type="dxa"/>
+            </w:tcMar>
+            <w:shd w:fill="E2F0D9"/>
+          </w:tcPr>
+          <w:p>
+            <w:pPr>
+              <w:spacing w:after="0" w:line="240" w:lineRule="auto"/>
+            </w:pPr>
+            <w:r>
+              <w:rPr>
+                <w:b/>
+                <w:color w:val="2E7D32"/>
+              </w:rPr>
+            </w:r>
+            <w:r>
+              <w:rPr>
+                <w:rFonts w:ascii="Aptos" w:hAnsi="Aptos"/>
+                <w:b/>
+                <w:color w:val="2E7D32"/>
+                <w:sz w:val="14"/>
+              </w:rPr>
+              <w:t xml:space="preserve">FROZEN - BATCH 4</w:t>
+            </w:r>
+          </w:p>
+        </w:tc>
+      </w:tr>
+      <w:tr>
+        <w:trPr>
+          <w:cantSplit/>
+        </w:trPr>
+        <w:tc>
+          <w:tcPr>
+            <w:tcW w:type="dxa" w:w="648"/>
+            <w:vAlign w:val="center"/>
+            <w:tcMar>
+              <w:top w:w="70" w:type="dxa"/>
+              <w:start w:w="80" w:type="dxa"/>
+              <w:bottom w:w="70" w:type="dxa"/>
+              <w:end w:w="80" w:type="dxa"/>
+            </w:tcMar>
+          </w:tcPr>
+          <w:p>
+            <w:pPr>
+              <w:spacing w:after="0" w:line="240" w:lineRule="auto"/>
+            </w:pPr>
+            <w:r/>
+            <w:r>
+              <w:rPr>
+                <w:rFonts w:ascii="Aptos" w:hAnsi="Aptos"/>
+                <w:b w:val="0"/>
+                <w:sz w:val="14"/>
+              </w:rPr>
+              <w:t xml:space="preserve">B4-3</w:t>
+            </w:r>
+          </w:p>
+        </w:tc>
+        <w:tc>
+          <w:tcPr>
+            <w:tcW w:type="dxa" w:w="2952"/>
+            <w:vAlign w:val="center"/>
+            <w:tcMar>
+              <w:top w:w="70" w:type="dxa"/>
+              <w:start w:w="80" w:type="dxa"/>
+              <w:bottom w:w="70" w:type="dxa"/>
+              <w:end w:w="80" w:type="dxa"/>
+            </w:tcMar>
+          </w:tcPr>
+          <w:p>
+            <w:pPr>
+              <w:spacing w:after="0" w:line="240" w:lineRule="auto"/>
+            </w:pPr>
+            <w:r/>
+            <w:r>
+              <w:rPr>
+                <w:rFonts w:ascii="Aptos" w:hAnsi="Aptos"/>
+                <w:b w:val="0"/>
+                <w:sz w:val="14"/>
+              </w:rPr>
+              <w:t xml:space="preserve">Who performs the opening-stock ceremony?</w:t>
+            </w:r>
+          </w:p>
+        </w:tc>
+        <w:tc>
+          <w:tcPr>
+            <w:tcW w:type="dxa" w:w="5688"/>
+            <w:vAlign w:val="center"/>
+            <w:tcMar>
+              <w:top w:w="70" w:type="dxa"/>
+              <w:start w:w="80" w:type="dxa"/>
+              <w:bottom w:w="70" w:type="dxa"/>
+              <w:end w:w="80" w:type="dxa"/>
+            </w:tcMar>
+          </w:tcPr>
+          <w:p>
+            <w:pPr>
+              <w:spacing w:after="0" w:line="240" w:lineRule="auto"/>
+            </w:pPr>
+            <w:r/>
+            <w:r>
+              <w:rPr>
+                <w:rFonts w:ascii="Aptos" w:hAnsi="Aptos"/>
+                <w:b w:val="0"/>
+                <w:sz w:val="14"/>
+              </w:rPr>
+              <w:t xml:space="preserve">Three separate actors: Stores Manager prepares physical truth, Accounts Manager confirms accepted valuation, and Technical Director authorizes final controlled posting.</w:t>
+            </w:r>
+          </w:p>
+        </w:tc>
+        <w:tc>
+          <w:tcPr>
+            <w:tcW w:type="dxa" w:w="936"/>
+            <w:vAlign w:val="center"/>
+            <w:tcMar>
+              <w:top w:w="70" w:type="dxa"/>
+              <w:start w:w="80" w:type="dxa"/>
+              <w:bottom w:w="70" w:type="dxa"/>
+              <w:end w:w="80" w:type="dxa"/>
+            </w:tcMar>
+            <w:shd w:fill="E2F0D9"/>
+          </w:tcPr>
+          <w:p>
+            <w:pPr>
+              <w:spacing w:after="0" w:line="240" w:lineRule="auto"/>
+            </w:pPr>
+            <w:r>
+              <w:rPr>
+                <w:b/>
+                <w:color w:val="2E7D32"/>
+              </w:rPr>
+            </w:r>
+            <w:r>
+              <w:rPr>
+                <w:rFonts w:ascii="Aptos" w:hAnsi="Aptos"/>
+                <w:b/>
+                <w:color w:val="2E7D32"/>
+                <w:sz w:val="14"/>
+              </w:rPr>
+              <w:t xml:space="preserve">FROZEN - BATCH 4</w:t>
+            </w:r>
+          </w:p>
+        </w:tc>
+      </w:tr>
+      <w:tr>
+        <w:trPr>
+          <w:cantSplit/>
+        </w:trPr>
+        <w:tc>
+          <w:tcPr>
+            <w:tcW w:type="dxa" w:w="648"/>
+            <w:vAlign w:val="center"/>
+            <w:tcMar>
+              <w:top w:w="70" w:type="dxa"/>
+              <w:start w:w="80" w:type="dxa"/>
+              <w:bottom w:w="70" w:type="dxa"/>
+              <w:end w:w="80" w:type="dxa"/>
+            </w:tcMar>
+          </w:tcPr>
+          <w:p>
+            <w:pPr>
+              <w:spacing w:after="0" w:line="240" w:lineRule="auto"/>
+            </w:pPr>
+            <w:r/>
+            <w:r>
+              <w:rPr>
+                <w:rFonts w:ascii="Aptos" w:hAnsi="Aptos"/>
+                <w:b w:val="0"/>
+                <w:sz w:val="14"/>
+              </w:rPr>
+              <w:t xml:space="preserve">B4-4</w:t>
+            </w:r>
+          </w:p>
+        </w:tc>
+        <w:tc>
+          <w:tcPr>
+            <w:tcW w:type="dxa" w:w="2952"/>
+            <w:vAlign w:val="center"/>
+            <w:tcMar>
+              <w:top w:w="70" w:type="dxa"/>
+              <w:start w:w="80" w:type="dxa"/>
+              <w:bottom w:w="70" w:type="dxa"/>
+              <w:end w:w="80" w:type="dxa"/>
+            </w:tcMar>
+          </w:tcPr>
+          <w:p>
+            <w:pPr>
+              <w:spacing w:after="0" w:line="240" w:lineRule="auto"/>
+            </w:pPr>
+            <w:r/>
+            <w:r>
+              <w:rPr>
+                <w:rFonts w:ascii="Aptos" w:hAnsi="Aptos"/>
+                <w:b w:val="0"/>
+                <w:sz w:val="14"/>
+              </w:rPr>
+              <w:t xml:space="preserve">How is counting scheduled?</w:t>
+            </w:r>
+          </w:p>
+        </w:tc>
+        <w:tc>
+          <w:tcPr>
+            <w:tcW w:type="dxa" w:w="5688"/>
+            <w:vAlign w:val="center"/>
+            <w:tcMar>
+              <w:top w:w="70" w:type="dxa"/>
+              <w:start w:w="80" w:type="dxa"/>
+              <w:bottom w:w="70" w:type="dxa"/>
+              <w:end w:w="80" w:type="dxa"/>
+            </w:tcMar>
+          </w:tcPr>
+          <w:p>
+            <w:pPr>
+              <w:spacing w:after="0" w:line="240" w:lineRule="auto"/>
+            </w:pPr>
+            <w:r/>
+            <w:r>
+              <w:rPr>
+                <w:rFonts w:ascii="Aptos" w:hAnsi="Aptos"/>
+                <w:b w:val="0"/>
+                <w:sz w:val="14"/>
+              </w:rPr>
+              <w:t xml:space="preserve">Approved company-specific ABC/FSN classification controls the confirmed monthly, quarterly, half-yearly and annual frequencies. Calculations may propose but cannot silently change policy.</w:t>
+            </w:r>
+          </w:p>
+        </w:tc>
+        <w:tc>
+          <w:tcPr>
+            <w:tcW w:type="dxa" w:w="936"/>
+            <w:vAlign w:val="center"/>
+            <w:tcMar>
+              <w:top w:w="70" w:type="dxa"/>
+              <w:start w:w="80" w:type="dxa"/>
+              <w:bottom w:w="70" w:type="dxa"/>
+              <w:end w:w="80" w:type="dxa"/>
+            </w:tcMar>
+            <w:shd w:fill="E2F0D9"/>
+          </w:tcPr>
+          <w:p>
+            <w:pPr>
+              <w:spacing w:after="0" w:line="240" w:lineRule="auto"/>
+            </w:pPr>
+            <w:r>
+              <w:rPr>
+                <w:b/>
+                <w:color w:val="2E7D32"/>
+              </w:rPr>
+            </w:r>
+            <w:r>
+              <w:rPr>
+                <w:rFonts w:ascii="Aptos" w:hAnsi="Aptos"/>
+                <w:b/>
+                <w:color w:val="2E7D32"/>
+                <w:sz w:val="14"/>
+              </w:rPr>
+              <w:t xml:space="preserve">FROZEN - BATCH 4</w:t>
+            </w:r>
+          </w:p>
+        </w:tc>
+      </w:tr>
+      <w:tr>
+        <w:trPr>
+          <w:cantSplit/>
+        </w:trPr>
+        <w:tc>
+          <w:tcPr>
+            <w:tcW w:type="dxa" w:w="648"/>
+            <w:vAlign w:val="center"/>
+            <w:tcMar>
+              <w:top w:w="70" w:type="dxa"/>
+              <w:start w:w="80" w:type="dxa"/>
+              <w:bottom w:w="70" w:type="dxa"/>
+              <w:end w:w="80" w:type="dxa"/>
+            </w:tcMar>
+          </w:tcPr>
+          <w:p>
+            <w:pPr>
+              <w:spacing w:after="0" w:line="240" w:lineRule="auto"/>
+            </w:pPr>
+            <w:r/>
+            <w:r>
+              <w:rPr>
+                <w:rFonts w:ascii="Aptos" w:hAnsi="Aptos"/>
+                <w:b w:val="0"/>
+                <w:sz w:val="14"/>
+              </w:rPr>
+              <w:t xml:space="preserve">B4-5</w:t>
+            </w:r>
+          </w:p>
+        </w:tc>
+        <w:tc>
+          <w:tcPr>
+            <w:tcW w:type="dxa" w:w="2952"/>
+            <w:vAlign w:val="center"/>
+            <w:tcMar>
+              <w:top w:w="70" w:type="dxa"/>
+              <w:start w:w="80" w:type="dxa"/>
+              <w:bottom w:w="70" w:type="dxa"/>
+              <w:end w:w="80" w:type="dxa"/>
+            </w:tcMar>
+          </w:tcPr>
+          <w:p>
+            <w:pPr>
+              <w:spacing w:after="0" w:line="240" w:lineRule="auto"/>
+            </w:pPr>
+            <w:r/>
+            <w:r>
+              <w:rPr>
+                <w:rFonts w:ascii="Aptos" w:hAnsi="Aptos"/>
+                <w:b w:val="0"/>
+                <w:sz w:val="14"/>
+              </w:rPr>
+              <w:t xml:space="preserve">Can an urgent issue break a count freeze?</w:t>
+            </w:r>
+          </w:p>
+        </w:tc>
+        <w:tc>
+          <w:tcPr>
+            <w:tcW w:type="dxa" w:w="5688"/>
+            <w:vAlign w:val="center"/>
+            <w:tcMar>
+              <w:top w:w="70" w:type="dxa"/>
+              <w:start w:w="80" w:type="dxa"/>
+              <w:bottom w:w="70" w:type="dxa"/>
+              <w:end w:w="80" w:type="dxa"/>
+            </w:tcMar>
+          </w:tcPr>
+          <w:p>
+            <w:pPr>
+              <w:spacing w:after="0" w:line="240" w:lineRule="auto"/>
+            </w:pPr>
+            <w:r/>
+            <w:r>
+              <w:rPr>
+                <w:rFonts w:ascii="Aptos" w:hAnsi="Aptos"/>
+                <w:b w:val="0"/>
+                <w:sz w:val="14"/>
+              </w:rPr>
+              <w:t xml:space="preserve">Yes, only with TD approval. Record the exact movement and reason, mark the freeze as broken, and require recount of the affected item/location scope.</w:t>
+            </w:r>
+          </w:p>
+        </w:tc>
+        <w:tc>
+          <w:tcPr>
+            <w:tcW w:type="dxa" w:w="936"/>
+            <w:vAlign w:val="center"/>
+            <w:tcMar>
+              <w:top w:w="70" w:type="dxa"/>
+              <w:start w:w="80" w:type="dxa"/>
+              <w:bottom w:w="70" w:type="dxa"/>
+              <w:end w:w="80" w:type="dxa"/>
+            </w:tcMar>
+            <w:shd w:fill="E2F0D9"/>
+          </w:tcPr>
+          <w:p>
+            <w:pPr>
+              <w:spacing w:after="0" w:line="240" w:lineRule="auto"/>
+            </w:pPr>
+            <w:r>
+              <w:rPr>
+                <w:b/>
+                <w:color w:val="2E7D32"/>
+              </w:rPr>
+            </w:r>
+            <w:r>
+              <w:rPr>
+                <w:rFonts w:ascii="Aptos" w:hAnsi="Aptos"/>
+                <w:b/>
+                <w:color w:val="2E7D32"/>
+                <w:sz w:val="14"/>
+              </w:rPr>
+              <w:t xml:space="preserve">FROZEN - BATCH 4</w:t>
+            </w:r>
+          </w:p>
+        </w:tc>
+      </w:tr>
+      <w:tr>
+        <w:trPr>
+          <w:cantSplit/>
+        </w:trPr>
+        <w:tc>
+          <w:tcPr>
+            <w:tcW w:type="dxa" w:w="648"/>
+            <w:vAlign w:val="center"/>
+            <w:tcMar>
+              <w:top w:w="70" w:type="dxa"/>
+              <w:start w:w="80" w:type="dxa"/>
+              <w:bottom w:w="70" w:type="dxa"/>
+              <w:end w:w="80" w:type="dxa"/>
+            </w:tcMar>
+          </w:tcPr>
+          <w:p>
+            <w:pPr>
+              <w:spacing w:after="0" w:line="240" w:lineRule="auto"/>
+            </w:pPr>
+            <w:r/>
+            <w:r>
+              <w:rPr>
+                <w:rFonts w:ascii="Aptos" w:hAnsi="Aptos"/>
+                <w:b w:val="0"/>
+                <w:sz w:val="14"/>
+              </w:rPr>
+              <w:t xml:space="preserve">B4-6</w:t>
+            </w:r>
+          </w:p>
+        </w:tc>
+        <w:tc>
+          <w:tcPr>
+            <w:tcW w:type="dxa" w:w="2952"/>
+            <w:vAlign w:val="center"/>
+            <w:tcMar>
+              <w:top w:w="70" w:type="dxa"/>
+              <w:start w:w="80" w:type="dxa"/>
+              <w:bottom w:w="70" w:type="dxa"/>
+              <w:end w:w="80" w:type="dxa"/>
+            </w:tcMar>
+          </w:tcPr>
+          <w:p>
+            <w:pPr>
+              <w:spacing w:after="0" w:line="240" w:lineRule="auto"/>
+            </w:pPr>
+            <w:r/>
+            <w:r>
+              <w:rPr>
+                <w:rFonts w:ascii="Aptos" w:hAnsi="Aptos"/>
+                <w:b w:val="0"/>
+                <w:sz w:val="14"/>
+              </w:rPr>
+              <w:t xml:space="preserve">How is final count variance approved?</w:t>
+            </w:r>
+          </w:p>
+        </w:tc>
+        <w:tc>
+          <w:tcPr>
+            <w:tcW w:type="dxa" w:w="5688"/>
+            <w:vAlign w:val="center"/>
+            <w:tcMar>
+              <w:top w:w="70" w:type="dxa"/>
+              <w:start w:w="80" w:type="dxa"/>
+              <w:bottom w:w="70" w:type="dxa"/>
+              <w:end w:w="80" w:type="dxa"/>
+            </w:tcMar>
+          </w:tcPr>
+          <w:p>
+            <w:pPr>
+              <w:spacing w:after="0" w:line="240" w:lineRule="auto"/>
+            </w:pPr>
+            <w:r/>
+            <w:r>
+              <w:rPr>
+                <w:rFonts w:ascii="Aptos" w:hAnsi="Aptos"/>
+                <w:b w:val="0"/>
+                <w:sz w:val="14"/>
+              </w:rPr>
+              <w:t xml:space="preserve">Independent recount first; then the E4 value and risk bands. The recorder and every counter are excluded from approval.</w:t>
+            </w:r>
+          </w:p>
+        </w:tc>
+        <w:tc>
+          <w:tcPr>
+            <w:tcW w:type="dxa" w:w="936"/>
+            <w:vAlign w:val="center"/>
+            <w:tcMar>
+              <w:top w:w="70" w:type="dxa"/>
+              <w:start w:w="80" w:type="dxa"/>
+              <w:bottom w:w="70" w:type="dxa"/>
+              <w:end w:w="80" w:type="dxa"/>
+            </w:tcMar>
+            <w:shd w:fill="E2F0D9"/>
+          </w:tcPr>
+          <w:p>
+            <w:pPr>
+              <w:spacing w:after="0" w:line="240" w:lineRule="auto"/>
+            </w:pPr>
+            <w:r>
+              <w:rPr>
+                <w:b/>
+                <w:color w:val="2E7D32"/>
+              </w:rPr>
+            </w:r>
+            <w:r>
+              <w:rPr>
+                <w:rFonts w:ascii="Aptos" w:hAnsi="Aptos"/>
+                <w:b/>
+                <w:color w:val="2E7D32"/>
+                <w:sz w:val="14"/>
+              </w:rPr>
+              <w:t xml:space="preserve">FROZEN - BATCH 4</w:t>
+            </w:r>
+          </w:p>
+        </w:tc>
+      </w:tr>
+      <w:tr>
+        <w:trPr>
+          <w:cantSplit/>
+        </w:trPr>
+        <w:tc>
+          <w:tcPr>
+            <w:tcW w:type="dxa" w:w="648"/>
+            <w:vAlign w:val="center"/>
+            <w:tcMar>
+              <w:top w:w="70" w:type="dxa"/>
+              <w:start w:w="80" w:type="dxa"/>
+              <w:bottom w:w="70" w:type="dxa"/>
+              <w:end w:w="80" w:type="dxa"/>
+            </w:tcMar>
+          </w:tcPr>
+          <w:p>
+            <w:pPr>
+              <w:spacing w:after="0" w:line="240" w:lineRule="auto"/>
+            </w:pPr>
+            <w:r/>
+            <w:r>
+              <w:rPr>
+                <w:rFonts w:ascii="Aptos" w:hAnsi="Aptos"/>
+                <w:b w:val="0"/>
+                <w:sz w:val="14"/>
+              </w:rPr>
+              <w:t xml:space="preserve">B4-7</w:t>
+            </w:r>
+          </w:p>
+        </w:tc>
+        <w:tc>
+          <w:tcPr>
+            <w:tcW w:type="dxa" w:w="2952"/>
+            <w:vAlign w:val="center"/>
+            <w:tcMar>
+              <w:top w:w="70" w:type="dxa"/>
+              <w:start w:w="80" w:type="dxa"/>
+              <w:bottom w:w="70" w:type="dxa"/>
+              <w:end w:w="80" w:type="dxa"/>
+            </w:tcMar>
+          </w:tcPr>
+          <w:p>
+            <w:pPr>
+              <w:spacing w:after="0" w:line="240" w:lineRule="auto"/>
+            </w:pPr>
+            <w:r/>
+            <w:r>
+              <w:rPr>
+                <w:rFonts w:ascii="Aptos" w:hAnsi="Aptos"/>
+                <w:b w:val="0"/>
+                <w:sz w:val="14"/>
+              </w:rPr>
+              <w:t xml:space="preserve">How are write-off and scrap disposal separated?</w:t>
+            </w:r>
+          </w:p>
+        </w:tc>
+        <w:tc>
+          <w:tcPr>
+            <w:tcW w:type="dxa" w:w="5688"/>
+            <w:vAlign w:val="center"/>
+            <w:tcMar>
+              <w:top w:w="70" w:type="dxa"/>
+              <w:start w:w="80" w:type="dxa"/>
+              <w:bottom w:w="70" w:type="dxa"/>
+              <w:end w:w="80" w:type="dxa"/>
+            </w:tcMar>
+          </w:tcPr>
+          <w:p>
+            <w:pPr>
+              <w:spacing w:after="0" w:line="240" w:lineRule="auto"/>
+            </w:pPr>
+            <w:r/>
+            <w:r>
+              <w:rPr>
+                <w:rFonts w:ascii="Aptos" w:hAnsi="Aptos"/>
+                <w:b w:val="0"/>
+                <w:sz w:val="14"/>
+              </w:rPr>
+              <w:t xml:space="preserve">Write-off into SCRAP is not disposal and requires the already-frozen TD and MD approvals. The later disposal requires its own separate MD approval plus an Accounts invoice, cleared payment and separate MD approval before dispatch. Preserve declarer, buyer selector, approver and payment receiver as distinct audited actors.</w:t>
+            </w:r>
+          </w:p>
+        </w:tc>
+        <w:tc>
+          <w:tcPr>
+            <w:tcW w:type="dxa" w:w="936"/>
+            <w:vAlign w:val="center"/>
+            <w:tcMar>
+              <w:top w:w="70" w:type="dxa"/>
+              <w:start w:w="80" w:type="dxa"/>
+              <w:bottom w:w="70" w:type="dxa"/>
+              <w:end w:w="80" w:type="dxa"/>
+            </w:tcMar>
+            <w:shd w:fill="E2F0D9"/>
+          </w:tcPr>
+          <w:p>
+            <w:pPr>
+              <w:spacing w:after="0" w:line="240" w:lineRule="auto"/>
+            </w:pPr>
+            <w:r>
+              <w:rPr>
+                <w:b/>
+                <w:color w:val="2E7D32"/>
+              </w:rPr>
+            </w:r>
+            <w:r>
+              <w:rPr>
+                <w:rFonts w:ascii="Aptos" w:hAnsi="Aptos"/>
+                <w:b/>
+                <w:color w:val="2E7D32"/>
+                <w:sz w:val="14"/>
+              </w:rPr>
+              <w:t xml:space="preserve">FROZEN - BATCH 4</w:t>
+            </w:r>
+          </w:p>
+        </w:tc>
+      </w:tr>
+    </w:tbl>
+    <w:p>
+      <w:pPr>
+        <w:spacing w:before="120" w:after="60"/>
+      </w:pPr>
+      <w:r>
+        <w:rPr>
+          <w:b/>
+        </w:rPr>
+        <w:t xml:space="preserve">FULL-SCHEMA IMPLEMENTATION GAPS - COUNTS, PERIODS, ADJUSTMENTS AND DISPOSAL</w:t>
+      </w:r>
+    </w:p>
+    <w:p>
+      <w:pPr>
+        <w:spacing w:before="120" w:after="60"/>
+      </w:pPr>
+      <w:r>
+        <w:t xml:space="preserve">The complete schema requires governed adjustment documents and lines, inventory periods, scoped count freezes, blind count snapshots, independent recounts, opening-stock batches, approval snapshots, freeze-break records and separate scrap-disposal records. Every resulting movement must post through the controlled function; no workflow may update a balance directly.</w:t>
+      </w:r>
+    </w:p>
+    <w:p>
+      <w:pPr>
+        <w:spacing w:before="120" w:after="60"/>
+      </w:pPr>
+      <w:r>
+        <w:rPr>
+          <w:b/>
+        </w:rPr>
+        <w:t xml:space="preserve">Decisions confirmed in advance - integrate in their question batches</w:t>
+      </w:r>
+    </w:p>
+    <w:tbl>
+      <w:tblPr>
+        <w:tblStyle w:val="TableGrid"/>
+        <w:tblW w:type="auto" w:w="0"/>
+        <w:jc w:val="center"/>
+        <w:tblLayout w:type="fixed"/>
+        <w:tblLook w:firstColumn="1" w:firstRow="1" w:lastColumn="0" w:lastRow="0" w:noHBand="0" w:noVBand="1" w:val="04A0"/>
+      </w:tblPr>
+      <w:tblGrid>
+        <w:gridCol w:w="2556"/>
+        <w:gridCol w:w="2556"/>
+        <w:gridCol w:w="2556"/>
+        <w:gridCol w:w="2556"/>
+      </w:tblGrid>
+      <w:tr>
+        <w:trPr>
+          <w:cantSplit/>
+        </w:trPr>
+        <w:tc>
+          <w:tcPr>
+            <w:tcW w:type="dxa" w:w="648"/>
+            <w:vAlign w:val="center"/>
+            <w:tcMar>
+              <w:top w:w="70" w:type="dxa"/>
+              <w:start w:w="80" w:type="dxa"/>
+              <w:bottom w:w="70" w:type="dxa"/>
+              <w:end w:w="80" w:type="dxa"/>
+            </w:tcMar>
+            <w:shd w:fill="17365D"/>
+          </w:tcPr>
+          <w:p>
+            <w:pPr>
+              <w:spacing w:after="0" w:line="240" w:lineRule="auto"/>
+            </w:pPr>
+            <w:r/>
+            <w:r>
+              <w:rPr>
+                <w:rFonts w:ascii="Aptos" w:hAnsi="Aptos"/>
+                <w:b/>
+                <w:color w:val="FFFFFF"/>
+                <w:sz w:val="17"/>
+              </w:rPr>
+              <w:t xml:space="preserve">ID</w:t>
+            </w:r>
+          </w:p>
+        </w:tc>
+        <w:tc>
+          <w:tcPr>
+            <w:tcW w:type="dxa" w:w="2952"/>
+            <w:vAlign w:val="center"/>
+            <w:tcMar>
+              <w:top w:w="70" w:type="dxa"/>
+              <w:start w:w="80" w:type="dxa"/>
+              <w:bottom w:w="70" w:type="dxa"/>
+              <w:end w:w="80" w:type="dxa"/>
+            </w:tcMar>
+            <w:shd w:fill="17365D"/>
+          </w:tcPr>
+          <w:p>
+            <w:pPr>
+              <w:spacing w:after="0" w:line="240" w:lineRule="auto"/>
+            </w:pPr>
+            <w:r/>
+            <w:r>
+              <w:rPr>
+                <w:rFonts w:ascii="Aptos" w:hAnsi="Aptos"/>
+                <w:b/>
+                <w:color w:val="FFFFFF"/>
+                <w:sz w:val="17"/>
+              </w:rPr>
+              <w:t xml:space="preserve">Area</w:t>
+            </w:r>
+          </w:p>
+        </w:tc>
+        <w:tc>
+          <w:tcPr>
+            <w:tcW w:type="dxa" w:w="5688"/>
+            <w:vAlign w:val="center"/>
+            <w:tcMar>
+              <w:top w:w="70" w:type="dxa"/>
+              <w:start w:w="80" w:type="dxa"/>
+              <w:bottom w:w="70" w:type="dxa"/>
+              <w:end w:w="80" w:type="dxa"/>
+            </w:tcMar>
+            <w:shd w:fill="17365D"/>
+          </w:tcPr>
+          <w:p>
+            <w:pPr>
+              <w:spacing w:after="0" w:line="240" w:lineRule="auto"/>
+            </w:pPr>
+            <w:r/>
+            <w:r>
+              <w:rPr>
+                <w:rFonts w:ascii="Aptos" w:hAnsi="Aptos"/>
+                <w:b/>
+                <w:color w:val="FFFFFF"/>
+                <w:sz w:val="17"/>
+              </w:rPr>
+              <w:t xml:space="preserve">Confirmed decision</w:t>
+            </w:r>
+          </w:p>
+        </w:tc>
+        <w:tc>
+          <w:tcPr>
+            <w:tcW w:type="dxa" w:w="936"/>
+            <w:vAlign w:val="center"/>
+            <w:tcMar>
+              <w:top w:w="70" w:type="dxa"/>
+              <w:start w:w="80" w:type="dxa"/>
+              <w:bottom w:w="70" w:type="dxa"/>
+              <w:end w:w="80" w:type="dxa"/>
+            </w:tcMar>
+            <w:shd w:fill="17365D"/>
+          </w:tcPr>
+          <w:p>
+            <w:pPr>
+              <w:spacing w:after="0" w:line="240" w:lineRule="auto"/>
+            </w:pPr>
+            <w:r/>
+            <w:r>
+              <w:rPr>
+                <w:rFonts w:ascii="Aptos" w:hAnsi="Aptos"/>
+                <w:b/>
+                <w:color w:val="FFFFFF"/>
+                <w:sz w:val="17"/>
+              </w:rPr>
+              <w:t xml:space="preserve">Status</w:t>
+            </w:r>
+          </w:p>
+        </w:tc>
+      </w:tr>
+      <w:tr>
+        <w:trPr>
+          <w:cantSplit/>
+        </w:trPr>
+        <w:tc>
+          <w:tcPr>
+            <w:tcW w:type="dxa" w:w="648"/>
+            <w:vAlign w:val="center"/>
+            <w:tcMar>
+              <w:top w:w="70" w:type="dxa"/>
+              <w:start w:w="80" w:type="dxa"/>
+              <w:bottom w:w="70" w:type="dxa"/>
+              <w:end w:w="80" w:type="dxa"/>
+            </w:tcMar>
+          </w:tcPr>
+          <w:p>
+            <w:pPr>
+              <w:spacing w:after="0" w:line="240" w:lineRule="auto"/>
+            </w:pPr>
+            <w:r/>
+            <w:r>
+              <w:rPr>
+                <w:rFonts w:ascii="Aptos" w:hAnsi="Aptos"/>
+                <w:b w:val="0"/>
+                <w:sz w:val="14"/>
+              </w:rPr>
+              <w:t xml:space="preserve">SPARE-1</w:t>
+            </w:r>
+          </w:p>
+        </w:tc>
+        <w:tc>
+          <w:tcPr>
+            <w:tcW w:type="dxa" w:w="2952"/>
+            <w:vAlign w:val="center"/>
+            <w:tcMar>
+              <w:top w:w="70" w:type="dxa"/>
+              <w:start w:w="80" w:type="dxa"/>
+              <w:bottom w:w="70" w:type="dxa"/>
+              <w:end w:w="80" w:type="dxa"/>
+            </w:tcMar>
+          </w:tcPr>
+          <w:p>
+            <w:pPr>
+              <w:spacing w:after="0" w:line="240" w:lineRule="auto"/>
+            </w:pPr>
+            <w:r/>
+            <w:r>
+              <w:rPr>
+                <w:rFonts w:ascii="Aptos" w:hAnsi="Aptos"/>
+                <w:b w:val="0"/>
+                <w:sz w:val="14"/>
+              </w:rPr>
+              <w:t xml:space="preserve">Spare pricing</w:t>
+            </w:r>
+          </w:p>
+        </w:tc>
+        <w:tc>
+          <w:tcPr>
+            <w:tcW w:type="dxa" w:w="5688"/>
+            <w:vAlign w:val="center"/>
+            <w:tcMar>
+              <w:top w:w="70" w:type="dxa"/>
+              <w:start w:w="80" w:type="dxa"/>
+              <w:bottom w:w="70" w:type="dxa"/>
+              <w:end w:w="80" w:type="dxa"/>
+            </w:tcMar>
+          </w:tcPr>
+          <w:p>
+            <w:pPr>
+              <w:spacing w:after="0" w:line="240" w:lineRule="auto"/>
+            </w:pPr>
+            <w:r/>
+            <w:r>
+              <w:rPr>
+                <w:rFonts w:ascii="Aptos" w:hAnsi="Aptos"/>
+                <w:b w:val="0"/>
+                <w:sz w:val="14"/>
+              </w:rPr>
+              <w:t xml:space="preserve">Item master holds the default margin percentage per Item. An offer-line override records actor, old value, new value and reason and never silently changes the Item default.</w:t>
+            </w:r>
+          </w:p>
+        </w:tc>
+        <w:tc>
+          <w:tcPr>
+            <w:tcW w:type="dxa" w:w="936"/>
+            <w:vAlign w:val="center"/>
+            <w:tcMar>
+              <w:top w:w="70" w:type="dxa"/>
+              <w:start w:w="80" w:type="dxa"/>
+              <w:bottom w:w="70" w:type="dxa"/>
+              <w:end w:w="80" w:type="dxa"/>
+            </w:tcMar>
+            <w:shd w:fill="E2F0D9"/>
+          </w:tcPr>
+          <w:p>
+            <w:pPr>
+              <w:spacing w:after="0" w:line="240" w:lineRule="auto"/>
+            </w:pPr>
+            <w:r>
+              <w:rPr>
+                <w:b/>
+                <w:color w:val="2E7D32"/>
+              </w:rPr>
+            </w:r>
+            <w:r>
+              <w:rPr>
+                <w:rFonts w:ascii="Aptos" w:hAnsi="Aptos"/>
+                <w:b/>
+                <w:color w:val="2E7D32"/>
+                <w:sz w:val="14"/>
+              </w:rPr>
+              <w:t xml:space="preserve">FROZEN IN ADVANCE</w:t>
+            </w:r>
+          </w:p>
+        </w:tc>
+      </w:tr>
+      <w:tr>
+        <w:trPr>
+          <w:cantSplit/>
+        </w:trPr>
+        <w:tc>
+          <w:tcPr>
+            <w:tcW w:type="dxa" w:w="648"/>
+            <w:vAlign w:val="center"/>
+            <w:tcMar>
+              <w:top w:w="70" w:type="dxa"/>
+              <w:start w:w="80" w:type="dxa"/>
+              <w:bottom w:w="70" w:type="dxa"/>
+              <w:end w:w="80" w:type="dxa"/>
+            </w:tcMar>
+          </w:tcPr>
+          <w:p>
+            <w:pPr>
+              <w:spacing w:after="0" w:line="240" w:lineRule="auto"/>
+            </w:pPr>
+            <w:r/>
+            <w:r>
+              <w:rPr>
+                <w:rFonts w:ascii="Aptos" w:hAnsi="Aptos"/>
+                <w:b w:val="0"/>
+                <w:sz w:val="14"/>
+              </w:rPr>
+              <w:t xml:space="preserve">TOOL-1</w:t>
+            </w:r>
+          </w:p>
+        </w:tc>
+        <w:tc>
+          <w:tcPr>
+            <w:tcW w:type="dxa" w:w="2952"/>
+            <w:vAlign w:val="center"/>
+            <w:tcMar>
+              <w:top w:w="70" w:type="dxa"/>
+              <w:start w:w="80" w:type="dxa"/>
+              <w:bottom w:w="70" w:type="dxa"/>
+              <w:end w:w="80" w:type="dxa"/>
+            </w:tcMar>
+          </w:tcPr>
+          <w:p>
+            <w:pPr>
+              <w:spacing w:after="0" w:line="240" w:lineRule="auto"/>
+            </w:pPr>
+            <w:r/>
+            <w:r>
+              <w:rPr>
+                <w:rFonts w:ascii="Aptos" w:hAnsi="Aptos"/>
+                <w:b w:val="0"/>
+                <w:sz w:val="14"/>
+              </w:rPr>
+              <w:t xml:space="preserve">Tool identity</w:t>
+            </w:r>
+          </w:p>
+        </w:tc>
+        <w:tc>
+          <w:tcPr>
+            <w:tcW w:type="dxa" w:w="5688"/>
+            <w:vAlign w:val="center"/>
+            <w:tcMar>
+              <w:top w:w="70" w:type="dxa"/>
+              <w:start w:w="80" w:type="dxa"/>
+              <w:bottom w:w="70" w:type="dxa"/>
+              <w:end w:w="80" w:type="dxa"/>
+            </w:tcMar>
+          </w:tcPr>
+          <w:p>
+            <w:pPr>
+              <w:spacing w:after="0" w:line="240" w:lineRule="auto"/>
+            </w:pPr>
+            <w:r/>
+            <w:r>
+              <w:rPr>
+                <w:rFonts w:ascii="Aptos" w:hAnsi="Aptos"/>
+                <w:b w:val="0"/>
+                <w:sz w:val="14"/>
+              </w:rPr>
+              <w:t xml:space="preserve">Every tool is an individually identified asset. No value threshold permits a tool to become anonymous quantity stock.</w:t>
+            </w:r>
+          </w:p>
+        </w:tc>
+        <w:tc>
+          <w:tcPr>
+            <w:tcW w:type="dxa" w:w="936"/>
+            <w:vAlign w:val="center"/>
+            <w:tcMar>
+              <w:top w:w="70" w:type="dxa"/>
+              <w:start w:w="80" w:type="dxa"/>
+              <w:bottom w:w="70" w:type="dxa"/>
+              <w:end w:w="80" w:type="dxa"/>
+            </w:tcMar>
+            <w:shd w:fill="E2F0D9"/>
+          </w:tcPr>
+          <w:p>
+            <w:pPr>
+              <w:spacing w:after="0" w:line="240" w:lineRule="auto"/>
+            </w:pPr>
+            <w:r>
+              <w:rPr>
+                <w:b/>
+                <w:color w:val="2E7D32"/>
+              </w:rPr>
+            </w:r>
+            <w:r>
+              <w:rPr>
+                <w:rFonts w:ascii="Aptos" w:hAnsi="Aptos"/>
+                <w:b/>
+                <w:color w:val="2E7D32"/>
+                <w:sz w:val="14"/>
+              </w:rPr>
+              <w:t xml:space="preserve">FROZEN IN ADVANCE</w:t>
+            </w:r>
+          </w:p>
+        </w:tc>
+      </w:tr>
+      <w:tr>
+        <w:trPr>
+          <w:cantSplit/>
+        </w:trPr>
+        <w:tc>
+          <w:tcPr>
+            <w:tcW w:type="dxa" w:w="648"/>
+            <w:vAlign w:val="center"/>
+            <w:tcMar>
+              <w:top w:w="70" w:type="dxa"/>
+              <w:start w:w="80" w:type="dxa"/>
+              <w:bottom w:w="70" w:type="dxa"/>
+              <w:end w:w="80" w:type="dxa"/>
+            </w:tcMar>
+          </w:tcPr>
+          <w:p>
+            <w:pPr>
+              <w:spacing w:after="0" w:line="240" w:lineRule="auto"/>
+            </w:pPr>
+            <w:r/>
+            <w:r>
+              <w:rPr>
+                <w:rFonts w:ascii="Aptos" w:hAnsi="Aptos"/>
+                <w:b w:val="0"/>
+                <w:sz w:val="14"/>
+              </w:rPr>
+              <w:t xml:space="preserve">TOOL-2</w:t>
+            </w:r>
+          </w:p>
+        </w:tc>
+        <w:tc>
+          <w:tcPr>
+            <w:tcW w:type="dxa" w:w="2952"/>
+            <w:vAlign w:val="center"/>
+            <w:tcMar>
+              <w:top w:w="70" w:type="dxa"/>
+              <w:start w:w="80" w:type="dxa"/>
+              <w:bottom w:w="70" w:type="dxa"/>
+              <w:end w:w="80" w:type="dxa"/>
+            </w:tcMar>
+          </w:tcPr>
+          <w:p>
+            <w:pPr>
+              <w:spacing w:after="0" w:line="240" w:lineRule="auto"/>
+            </w:pPr>
+            <w:r/>
+            <w:r>
+              <w:rPr>
+                <w:rFonts w:ascii="Aptos" w:hAnsi="Aptos"/>
+                <w:b w:val="0"/>
+                <w:sz w:val="14"/>
+              </w:rPr>
+              <w:t xml:space="preserve">Temporary issue duration</w:t>
+            </w:r>
+          </w:p>
+        </w:tc>
+        <w:tc>
+          <w:tcPr>
+            <w:tcW w:type="dxa" w:w="5688"/>
+            <w:vAlign w:val="center"/>
+            <w:tcMar>
+              <w:top w:w="70" w:type="dxa"/>
+              <w:start w:w="80" w:type="dxa"/>
+              <w:bottom w:w="70" w:type="dxa"/>
+              <w:end w:w="80" w:type="dxa"/>
+            </w:tcMar>
+          </w:tcPr>
+          <w:p>
+            <w:pPr>
+              <w:spacing w:after="0" w:line="240" w:lineRule="auto"/>
+            </w:pPr>
+            <w:r/>
+            <w:r>
+              <w:rPr>
+                <w:rFonts w:ascii="Aptos" w:hAnsi="Aptos"/>
+                <w:b w:val="0"/>
+                <w:sz w:val="14"/>
+              </w:rPr>
+              <w:t xml:space="preserve">Duration is entered in DAYS at issue time and retained on the custody transaction.</w:t>
+            </w:r>
+          </w:p>
+        </w:tc>
+        <w:tc>
+          <w:tcPr>
+            <w:tcW w:type="dxa" w:w="936"/>
+            <w:vAlign w:val="center"/>
+            <w:tcMar>
+              <w:top w:w="70" w:type="dxa"/>
+              <w:start w:w="80" w:type="dxa"/>
+              <w:bottom w:w="70" w:type="dxa"/>
+              <w:end w:w="80" w:type="dxa"/>
+            </w:tcMar>
+            <w:shd w:fill="E2F0D9"/>
+          </w:tcPr>
+          <w:p>
+            <w:pPr>
+              <w:spacing w:after="0" w:line="240" w:lineRule="auto"/>
+            </w:pPr>
+            <w:r>
+              <w:rPr>
+                <w:b/>
+                <w:color w:val="2E7D32"/>
+              </w:rPr>
+            </w:r>
+            <w:r>
+              <w:rPr>
+                <w:rFonts w:ascii="Aptos" w:hAnsi="Aptos"/>
+                <w:b/>
+                <w:color w:val="2E7D32"/>
+                <w:sz w:val="14"/>
+              </w:rPr>
+              <w:t xml:space="preserve">FROZEN IN ADVANCE</w:t>
+            </w:r>
+          </w:p>
+        </w:tc>
+      </w:tr>
+      <w:tr>
+        <w:trPr>
+          <w:cantSplit/>
+        </w:trPr>
+        <w:tc>
+          <w:tcPr>
+            <w:tcW w:type="dxa" w:w="648"/>
+            <w:vAlign w:val="center"/>
+            <w:tcMar>
+              <w:top w:w="70" w:type="dxa"/>
+              <w:start w:w="80" w:type="dxa"/>
+              <w:bottom w:w="70" w:type="dxa"/>
+              <w:end w:w="80" w:type="dxa"/>
+            </w:tcMar>
+          </w:tcPr>
+          <w:p>
+            <w:pPr>
+              <w:spacing w:after="0" w:line="240" w:lineRule="auto"/>
+            </w:pPr>
+            <w:r/>
+            <w:r>
+              <w:rPr>
+                <w:rFonts w:ascii="Aptos" w:hAnsi="Aptos"/>
+                <w:b w:val="0"/>
+                <w:sz w:val="14"/>
+              </w:rPr>
+              <w:t xml:space="preserve">CAL-1</w:t>
+            </w:r>
+          </w:p>
+        </w:tc>
+        <w:tc>
+          <w:tcPr>
+            <w:tcW w:type="dxa" w:w="2952"/>
+            <w:vAlign w:val="center"/>
+            <w:tcMar>
+              <w:top w:w="70" w:type="dxa"/>
+              <w:start w:w="80" w:type="dxa"/>
+              <w:bottom w:w="70" w:type="dxa"/>
+              <w:end w:w="80" w:type="dxa"/>
+            </w:tcMar>
+          </w:tcPr>
+          <w:p>
+            <w:pPr>
+              <w:spacing w:after="0" w:line="240" w:lineRule="auto"/>
+            </w:pPr>
+            <w:r/>
+            <w:r>
+              <w:rPr>
+                <w:rFonts w:ascii="Aptos" w:hAnsi="Aptos"/>
+                <w:b w:val="0"/>
+                <w:sz w:val="14"/>
+              </w:rPr>
+              <w:t xml:space="preserve">Calibration</w:t>
+            </w:r>
+          </w:p>
+        </w:tc>
+        <w:tc>
+          <w:tcPr>
+            <w:tcW w:type="dxa" w:w="5688"/>
+            <w:vAlign w:val="center"/>
+            <w:tcMar>
+              <w:top w:w="70" w:type="dxa"/>
+              <w:start w:w="80" w:type="dxa"/>
+              <w:bottom w:w="70" w:type="dxa"/>
+              <w:end w:w="80" w:type="dxa"/>
+            </w:tcMar>
+          </w:tcPr>
+          <w:p>
+            <w:pPr>
+              <w:spacing w:after="0" w:line="240" w:lineRule="auto"/>
+            </w:pPr>
+            <w:r/>
+            <w:r>
+              <w:rPr>
+                <w:rFonts w:ascii="Aptos" w:hAnsi="Aptos"/>
+                <w:b w:val="0"/>
+                <w:sz w:val="14"/>
+              </w:rPr>
+              <w:t xml:space="preserve">Internal master instruments are calibrated annually. Providers are a master; initial provider is Sansel Calibration Laboratories LLP, Maduravoyal, Chennai. Expiry warns rather than blocks, and issue while expired is recorded. Notification lead time remains open for the tools batch.</w:t>
+            </w:r>
+          </w:p>
+        </w:tc>
+        <w:tc>
+          <w:tcPr>
+            <w:tcW w:type="dxa" w:w="936"/>
+            <w:vAlign w:val="center"/>
+            <w:tcMar>
+              <w:top w:w="70" w:type="dxa"/>
+              <w:start w:w="80" w:type="dxa"/>
+              <w:bottom w:w="70" w:type="dxa"/>
+              <w:end w:w="80" w:type="dxa"/>
+            </w:tcMar>
+            <w:shd w:fill="E2F0D9"/>
+          </w:tcPr>
+          <w:p>
+            <w:pPr>
+              <w:spacing w:after="0" w:line="240" w:lineRule="auto"/>
+            </w:pPr>
+            <w:r>
+              <w:rPr>
+                <w:b/>
+                <w:color w:val="2E7D32"/>
+              </w:rPr>
+            </w:r>
+            <w:r>
+              <w:rPr>
+                <w:rFonts w:ascii="Aptos" w:hAnsi="Aptos"/>
+                <w:b/>
+                <w:color w:val="2E7D32"/>
+                <w:sz w:val="14"/>
+              </w:rPr>
+              <w:t xml:space="preserve">PARTLY FROZEN; LEAD TIME OPEN</w:t>
             </w:r>
           </w:p>
         </w:tc>
@@ -21424,7 +26516,7 @@
                 <w:b w:val="0"/>
                 <w:sz w:val="14"/>
               </w:rPr>
-              <w:t>weighted average initially, per company and Item; preserve ability to add FIFO prospectively.</w:t>
+              <w:t xml:space="preserve">FIFO strictly, by company and Item within the applicable ownership/value pool. Physical serial identity and provenance are retained, but the serial that leaves does not select its cost layer.</w:t>
             </w:r>
           </w:p>
         </w:tc>
@@ -21457,7 +26549,7 @@
                 <w:color w:val="2E7D32"/>
                 <w:sz w:val="14"/>
               </w:rPr>
-              <w:t>DEFAULT</w:t>
+              <w:t xml:space="preserve">FROZEN - ADVANCE DECISION</w:t>
             </w:r>
           </w:p>
         </w:tc>
@@ -21894,7 +26986,7 @@
                 <w:b w:val="0"/>
                 <w:sz w:val="14"/>
               </w:rPr>
-              <w:t>accepted-bill cost; keep inventory issue valuation separately.</w:t>
+              <w:t xml:space="preserve">Actual BOM uses accepted vendor-bill allocation for the physically fitted component. Inventory issue valuation remains the separate FIFO ledger value; the two are not forced to match.</w:t>
             </w:r>
           </w:p>
         </w:tc>
@@ -21927,7 +27019,7 @@
                 <w:color w:val="2E7D32"/>
                 <w:sz w:val="14"/>
               </w:rPr>
-              <w:t>DEFAULT</w:t>
+              <w:t xml:space="preserve">FROZEN - BATCH 2 / ADVANCE CLARIFICATION</w:t>
             </w:r>
           </w:p>
         </w:tc>
@@ -22168,6 +27260,25 @@
         </w:tc>
       </w:tr>
     </w:tbl>
+    <w:p>
+      <w:pPr>
+        <w:spacing w:before="120" w:after="60"/>
+      </w:pPr>
+      <w:r>
+        <w:rPr>
+          <w:b/>
+        </w:rPr>
+        <w:t xml:space="preserve">Frozen valuation separation - FIFO ledger versus Actual BOM</w:t>
+      </w:r>
+    </w:p>
+    <w:p>
+      <w:pPr>
+        <w:spacing w:before="120" w:after="60"/>
+      </w:pPr>
+      <w:r>
+        <w:t xml:space="preserve">Inventory accounting consumes the oldest eligible FIFO cost layer for the company, Item and ownership/value pool. Location and physical serial provenance do not select the accounting layer. Actual BOM instead follows the physically fitted component provenance to its accepted vendor-bill allocation. Therefore a serial from a newer receipt may carry a different Actual BOM cost from the older FIFO layer consumed by the inventory ledger. That difference is legitimate: FIFO supports inventory and closing-stock accounting, while accepted-bill provenance supports offer-versus-actual commercial analysis. Neither value is rewritten merely to make the two reports agree.</w:t>
+      </w:r>
+    </w:p>
     <w:p>
       <w:pPr>
         <w:spacing w:after="0"/>

--- a/target-dotnet/docs/SESS_ERP_Stores_Full_Schema_Guideline.docx
+++ b/target-dotnet/docs/SESS_ERP_Stores_Full_Schema_Guideline.docx
@@ -2119,14 +2119,8 @@
             <w:pPr>
               <w:spacing w:after="0" w:line="240" w:lineRule="auto"/>
             </w:pPr>
-            <w:r/>
-            <w:r>
-              <w:rPr>
-                <w:rFonts w:ascii="Aptos" w:hAnsi="Aptos"/>
-                <w:b w:val="0"/>
-                <w:sz w:val="16"/>
-              </w:rPr>
-              <w:t>Actual BOM uses accepted vendor bill allocation. Inventory issue valuation (weighted average/FIFO) remains separate.</w:t>
+            <w:r>
+              <w:t>Actual BOM uses accepted vendor bill allocation. Strict FIFO inventory issue valuation remains separate.</w:t>
             </w:r>
           </w:p>
         </w:tc>
@@ -6418,14 +6412,8 @@
             <w:pPr>
               <w:spacing w:after="0" w:line="240" w:lineRule="auto"/>
             </w:pPr>
-            <w:r/>
-            <w:r>
-              <w:rPr>
-                <w:rFonts w:ascii="Aptos" w:hAnsi="Aptos"/>
-                <w:b w:val="0"/>
-                <w:sz w:val="17"/>
-              </w:rPr>
-              <w:t>Weighted-average initially; FIFO may be added prospectively</w:t>
+            <w:r>
+              <w:t>Strict FIFO by company, Item and ownership/value pool</w:t>
             </w:r>
           </w:p>
         </w:tc>
@@ -6634,7 +6622,7 @@
     </w:p>
     <w:p>
       <w:r>
-        <w:t>Recommended policy: weighted average per company and Item at initial go-live. Any future method change is prospective from an approved effective date; historical postings are never recalculated.</w:t>
+        <w:t>Frozen policy: strict FIFO by company, Item and ownership/value pool from go-live. Physical serial provenance does not select the cost layer. Any approved future method change is prospective; historical postings are never recalculated.</w:t>
       </w:r>
     </w:p>
     <w:p>
@@ -9667,13 +9655,7 @@
             <w:pPr>
               <w:spacing w:after="0" w:line="240" w:lineRule="auto"/>
             </w:pPr>
-            <w:r/>
-            <w:r>
-              <w:rPr>
-                <w:rFonts w:ascii="Aptos" w:hAnsi="Aptos"/>
-                <w:b w:val="0"/>
-                <w:sz w:val="16"/>
-              </w:rPr>
+            <w:r>
               <w:t>6. Costing/Planning</w:t>
             </w:r>
           </w:p>
@@ -9693,14 +9675,8 @@
             <w:pPr>
               <w:spacing w:after="0" w:line="240" w:lineRule="auto"/>
             </w:pPr>
-            <w:r/>
-            <w:r>
-              <w:rPr>
-                <w:rFonts w:ascii="Aptos" w:hAnsi="Aptos"/>
-                <w:b w:val="0"/>
-                <w:sz w:val="16"/>
-              </w:rPr>
-              <w:t>Accepted-bill allocation, weighted average, reorder, aging and vendor scorecards</w:t>
+            <w:r>
+              <w:t>Accepted-bill allocation, FIFO layers, reorder, aging and vendor scorecards</w:t>
             </w:r>
           </w:p>
         </w:tc>
@@ -9908,7 +9884,7 @@
         <w:pStyle w:val="ListNumber"/>
       </w:pPr>
       <w:r>
-        <w:t>Tool calibration expiry: controlled tool cannot be issued; renewed certificate enables issue only after approval.</w:t>
+        <w:t>Tool calibration expiry: issue warns rather than blocks, and the transaction preserves the expired-certificate warning, actor and reason.</w:t>
       </w:r>
     </w:p>
     <w:p>
@@ -9964,9 +9940,7 @@
         <w:pStyle w:val="Heading1"/>
       </w:pPr>
       <w:r>
-        <w:t>12. Management Decisions</w:t>
-        <w:br/>
-        <w:t>Still Requiring Confirmation</w:t>
+        <w:t>12. Management Decisions Still Requiring Confirmation</w:t>
       </w:r>
     </w:p>
     <w:tbl>
@@ -10368,14 +10342,8 @@
             <w:pPr>
               <w:spacing w:after="0" w:line="240" w:lineRule="auto"/>
             </w:pPr>
-            <w:r/>
-            <w:r>
-              <w:rPr>
-                <w:rFonts w:ascii="Aptos" w:hAnsi="Aptos"/>
-                <w:b w:val="0"/>
-                <w:sz w:val="16"/>
-              </w:rPr>
-              <w:t>Billable spare rules; removed-part ownership</w:t>
+            <w:r>
+              <w:t>RESOLVED: service spare authority and customer ownership of removed parts</w:t>
             </w:r>
           </w:p>
         </w:tc>
@@ -10479,14 +10447,8 @@
             <w:pPr>
               <w:spacing w:after="0" w:line="240" w:lineRule="auto"/>
             </w:pPr>
-            <w:r/>
-            <w:r>
-              <w:rPr>
-                <w:rFonts w:ascii="Aptos" w:hAnsi="Aptos"/>
-                <w:b w:val="0"/>
-                <w:sz w:val="16"/>
-              </w:rPr>
-              <w:t>Accessory tracking classes; due-date extensions; demo capitalization</w:t>
+            <w:r>
+              <w:t>RESOLVED: accessory list/photo evidence, TD extension and custody-only demo equipment</w:t>
             </w:r>
           </w:p>
         </w:tc>
@@ -10590,14 +10552,8 @@
             <w:pPr>
               <w:spacing w:after="0" w:line="240" w:lineRule="auto"/>
             </w:pPr>
-            <w:r/>
-            <w:r>
-              <w:rPr>
-                <w:rFonts w:ascii="Aptos" w:hAnsi="Aptos"/>
-                <w:b w:val="0"/>
-                <w:sz w:val="16"/>
-              </w:rPr>
-              <w:t>Asset threshold; custody approvals; calibration owner/provider; loss recovery</w:t>
+            <w:r>
+              <w:t>PARTLY RESOLVED: every tool is an asset, duration in days, annual calibration/warn-only expiry; custody, governance and recovery proposals await confirmation</w:t>
             </w:r>
           </w:p>
         </w:tc>
@@ -10701,14 +10657,8 @@
             <w:pPr>
               <w:spacing w:after="0" w:line="240" w:lineRule="auto"/>
             </w:pPr>
-            <w:r/>
-            <w:r>
-              <w:rPr>
-                <w:rFonts w:ascii="Aptos" w:hAnsi="Aptos"/>
-                <w:b w:val="0"/>
-                <w:sz w:val="16"/>
-              </w:rPr>
-              <w:t>Conversion and scrap tolerance; RMA outcomes; invoice hold/release</w:t>
+            <w:r>
+              <w:t>PARTLY RESOLVED: per-process tolerance is frozen; excess-loss approver, RMA outcomes and invoice hold/release proposals await confirmation</w:t>
             </w:r>
           </w:p>
         </w:tc>
@@ -10812,14 +10762,8 @@
             <w:pPr>
               <w:spacing w:after="0" w:line="240" w:lineRule="auto"/>
             </w:pPr>
-            <w:r/>
-            <w:r>
-              <w:rPr>
-                <w:rFonts w:ascii="Aptos" w:hAnsi="Aptos"/>
-                <w:b w:val="0"/>
-                <w:sz w:val="16"/>
-              </w:rPr>
-              <w:t>Permitted routes; GST/e-way bill/accounting documents</w:t>
+            <w:r>
+              <w:t>RESOLVED: real intercompany sale, mandatory GST invoice, normal receiving-company Purchase/GRN/QC flow and isolated ledgers</w:t>
             </w:r>
           </w:p>
         </w:tc>
@@ -11034,14 +10978,8 @@
             <w:pPr>
               <w:spacing w:after="0" w:line="240" w:lineRule="auto"/>
             </w:pPr>
-            <w:r/>
-            <w:r>
-              <w:rPr>
-                <w:rFonts w:ascii="Aptos" w:hAnsi="Aptos"/>
-                <w:b w:val="0"/>
-                <w:sz w:val="16"/>
-              </w:rPr>
-              <w:t>Landed-cost components; min/max approval; aging bands</w:t>
+            <w:r>
+              <w:t>PARTLY RESOLVED: FIFO and no purchase-price variance are frozen; landed-cost, planning and aging proposals await confirmation</w:t>
             </w:r>
           </w:p>
         </w:tc>
@@ -11256,14 +11194,8 @@
             <w:pPr>
               <w:spacing w:after="0" w:line="240" w:lineRule="auto"/>
             </w:pPr>
-            <w:r/>
-            <w:r>
-              <w:rPr>
-                <w:rFonts w:ascii="Aptos" w:hAnsi="Aptos"/>
-                <w:b w:val="0"/>
-                <w:sz w:val="16"/>
-              </w:rPr>
-              <w:t>Frequency, weights and minimum sample</w:t>
+            <w:r>
+              <w:t>OPEN: proposed monthly scorecards, weights and minimum sample await confirmation</w:t>
             </w:r>
           </w:p>
         </w:tc>
@@ -16614,14 +16546,8 @@
             <w:pPr>
               <w:spacing w:after="0" w:line="240" w:lineRule="auto"/>
             </w:pPr>
-            <w:r/>
-            <w:r>
-              <w:rPr>
-                <w:rFonts w:ascii="Aptos" w:hAnsi="Aptos"/>
-                <w:b w:val="0"/>
-                <w:sz w:val="14"/>
-              </w:rPr>
-              <w:t>ERP owns them; service-spare ancestry otherwise remains fragmented.</w:t>
+            <w:r>
+              <w:t>ERP owns one Service Ticket parent for complaints received by PHONE, EMAIL, WHATSAPP, CUSTOMER_PORTAL, AMC_SCHEDULE or INTERNAL_ALERT. Visits, job cards, existing ERP Tasks, evidence and closure records are children of that ticket.</w:t>
             </w:r>
           </w:p>
         </w:tc>
@@ -16642,19 +16568,7 @@
               <w:spacing w:after="0" w:line="240" w:lineRule="auto"/>
             </w:pPr>
             <w:r>
-              <w:rPr>
-                <w:b/>
-                <w:color w:val="2E7D32"/>
-              </w:rPr>
-            </w:r>
-            <w:r>
-              <w:rPr>
-                <w:rFonts w:ascii="Aptos" w:hAnsi="Aptos"/>
-                <w:b/>
-                <w:color w:val="2E7D32"/>
-                <w:sz w:val="14"/>
-              </w:rPr>
-              <w:t>DEFAULT</w:t>
+              <w:t>FROZEN - BATCH 6</w:t>
             </w:r>
           </w:p>
         </w:tc>
@@ -16733,14 +16647,8 @@
             <w:pPr>
               <w:spacing w:after="0" w:line="240" w:lineRule="auto"/>
             </w:pPr>
-            <w:r/>
-            <w:r>
-              <w:rPr>
-                <w:rFonts w:ascii="Aptos" w:hAnsi="Aptos"/>
-                <w:b w:val="0"/>
-                <w:sz w:val="14"/>
-              </w:rPr>
-              <w:t>customer + customer asset ID + make/model/serial, with a generated ERP asset ID.</w:t>
+            <w:r>
+              <w:t>Use one installed-machine register for SESS machines in warranty, out of warranty, AMC or CAMC and for other-brand machines. Other-brand machines have no SESS Job Order and no SESS warranty, but otherwise use the same customer/site/make/model/normalized-serial/service-history shape.</w:t>
             </w:r>
           </w:p>
         </w:tc>
@@ -16761,19 +16669,7 @@
               <w:spacing w:after="0" w:line="240" w:lineRule="auto"/>
             </w:pPr>
             <w:r>
-              <w:rPr>
-                <w:b/>
-                <w:color w:val="2E7D32"/>
-              </w:rPr>
-            </w:r>
-            <w:r>
-              <w:rPr>
-                <w:rFonts w:ascii="Aptos" w:hAnsi="Aptos"/>
-                <w:b/>
-                <w:color w:val="2E7D32"/>
-                <w:sz w:val="14"/>
-              </w:rPr>
-              <w:t>DEFAULT</w:t>
+              <w:t>FROZEN - BATCH 6</w:t>
             </w:r>
           </w:p>
         </w:tc>
@@ -16849,14 +16745,8 @@
             <w:pPr>
               <w:spacing w:after="0" w:line="240" w:lineRule="auto"/>
             </w:pPr>
-            <w:r/>
-            <w:r>
-              <w:rPr>
-                <w:rFonts w:ascii="Aptos" w:hAnsi="Aptos"/>
-                <w:b w:val="0"/>
-                <w:sz w:val="14"/>
-              </w:rPr>
-              <w:t>effective-dated service-entitlement records attached to installed assets.</w:t>
+            <w:r>
+              <w:t>Use effective-dated Warranty, AMC, CAMC and chargeable entitlement records on the one installed-machine identity, with a decision snapshot on each Service Ticket.</w:t>
             </w:r>
           </w:p>
         </w:tc>
@@ -16877,19 +16767,7 @@
               <w:spacing w:after="0" w:line="240" w:lineRule="auto"/>
             </w:pPr>
             <w:r>
-              <w:rPr>
-                <w:b/>
-                <w:color w:val="2E7D32"/>
-              </w:rPr>
-            </w:r>
-            <w:r>
-              <w:rPr>
-                <w:rFonts w:ascii="Aptos" w:hAnsi="Aptos"/>
-                <w:b/>
-                <w:color w:val="2E7D32"/>
-                <w:sz w:val="14"/>
-              </w:rPr>
-              <w:t>DEFAULT</w:t>
+              <w:t>FROZEN - BATCH 6</w:t>
             </w:r>
           </w:p>
         </w:tc>
@@ -16968,14 +16846,8 @@
             <w:pPr>
               <w:spacing w:after="0" w:line="240" w:lineRule="auto"/>
             </w:pPr>
-            <w:r/>
-            <w:r>
-              <w:rPr>
-                <w:rFonts w:ascii="Aptos" w:hAnsi="Aptos"/>
-                <w:b w:val="0"/>
-                <w:sz w:val="14"/>
-              </w:rPr>
-              <w:t>Warranty/CAMC covered spares are non-billable within contract scope; AMC labour only unless contract includes parts; chargeable work requires customer authorization.</w:t>
+            <w:r>
+              <w:t>ERP displays the effective entitlement but a human decides. SERVICE_MANAGER approves Warranty, AMC and CAMC material. Any service material without a customer PO requires TECHNICAL_DIRECTOR approval before issue.</w:t>
             </w:r>
           </w:p>
         </w:tc>
@@ -16996,19 +16868,7 @@
               <w:spacing w:after="0" w:line="240" w:lineRule="auto"/>
             </w:pPr>
             <w:r>
-              <w:rPr>
-                <w:b/>
-                <w:color w:val="BF7A00"/>
-              </w:rPr>
-            </w:r>
-            <w:r>
-              <w:rPr>
-                <w:rFonts w:ascii="Aptos" w:hAnsi="Aptos"/>
-                <w:b/>
-                <w:color w:val="BF7A00"/>
-                <w:sz w:val="14"/>
-              </w:rPr>
-              <w:t>CONFIRM</w:t>
+              <w:t>FROZEN - BATCH 6</w:t>
             </w:r>
           </w:p>
         </w:tc>
@@ -17203,14 +17063,8 @@
             <w:pPr>
               <w:spacing w:after="0" w:line="240" w:lineRule="auto"/>
             </w:pPr>
-            <w:r/>
-            <w:r>
-              <w:rPr>
-                <w:rFonts w:ascii="Aptos" w:hAnsi="Aptos"/>
-                <w:b w:val="0"/>
-                <w:sz w:val="14"/>
-              </w:rPr>
-              <w:t>yes, preserve every replacement link.</w:t>
+            <w:r>
+              <w:t>Yes. Preserve immutable old-part to replacement-part serial ancestry for the full installed-machine life.</w:t>
             </w:r>
           </w:p>
         </w:tc>
@@ -17231,19 +17085,7 @@
               <w:spacing w:after="0" w:line="240" w:lineRule="auto"/>
             </w:pPr>
             <w:r>
-              <w:rPr>
-                <w:b/>
-                <w:color w:val="2E7D32"/>
-              </w:rPr>
-            </w:r>
-            <w:r>
-              <w:rPr>
-                <w:rFonts w:ascii="Aptos" w:hAnsi="Aptos"/>
-                <w:b/>
-                <w:color w:val="2E7D32"/>
-                <w:sz w:val="14"/>
-              </w:rPr>
-              <w:t>DEFAULT</w:t>
+              <w:t>FROZEN - BATCH 6</w:t>
             </w:r>
           </w:p>
         </w:tc>
@@ -17588,14 +17430,8 @@
             <w:pPr>
               <w:spacing w:after="0" w:line="240" w:lineRule="auto"/>
             </w:pPr>
-            <w:r/>
-            <w:r>
-              <w:rPr>
-                <w:rFonts w:ascii="Aptos" w:hAnsi="Aptos"/>
-                <w:b w:val="0"/>
-                <w:sz w:val="14"/>
-              </w:rPr>
-              <w:t>Individually track serialized, high-value, safety-critical and customer-declared accessories; quantity-track low-value consumables.</w:t>
+            <w:r>
+              <w:t>Record accessories as list lines with description, quantity, condition and photo evidence. Accessories are not individually serialized.</w:t>
             </w:r>
           </w:p>
         </w:tc>
@@ -17616,19 +17452,7 @@
               <w:spacing w:after="0" w:line="240" w:lineRule="auto"/>
             </w:pPr>
             <w:r>
-              <w:rPr>
-                <w:b/>
-                <w:color w:val="BF7A00"/>
-              </w:rPr>
-            </w:r>
-            <w:r>
-              <w:rPr>
-                <w:rFonts w:ascii="Aptos" w:hAnsi="Aptos"/>
-                <w:b/>
-                <w:color w:val="BF7A00"/>
-                <w:sz w:val="14"/>
-              </w:rPr>
-              <w:t>CONFIRM</w:t>
+              <w:t>FROZEN - BATCH 6</w:t>
             </w:r>
           </w:p>
         </w:tc>
@@ -17704,14 +17528,8 @@
             <w:pPr>
               <w:spacing w:after="0" w:line="240" w:lineRule="auto"/>
             </w:pPr>
-            <w:r/>
-            <w:r>
-              <w:rPr>
-                <w:rFonts w:ascii="Aptos" w:hAnsi="Aptos"/>
-                <w:b w:val="0"/>
-                <w:sz w:val="14"/>
-              </w:rPr>
-              <w:t>named recipient, timestamp, signature/POD and immutable attachment hash.</w:t>
+            <w:r>
+              <w:t>Named recipient, timestamp, signature or OTP/POD and immutable attachment hash prove receipt and return.</w:t>
             </w:r>
           </w:p>
         </w:tc>
@@ -17732,19 +17550,7 @@
               <w:spacing w:after="0" w:line="240" w:lineRule="auto"/>
             </w:pPr>
             <w:r>
-              <w:rPr>
-                <w:b/>
-                <w:color w:val="2E7D32"/>
-              </w:rPr>
-            </w:r>
-            <w:r>
-              <w:rPr>
-                <w:rFonts w:ascii="Aptos" w:hAnsi="Aptos"/>
-                <w:b/>
-                <w:color w:val="2E7D32"/>
-                <w:sz w:val="14"/>
-              </w:rPr>
-              <w:t>DEFAULT</w:t>
+              <w:t>PROPOSED - MORNING CONFIRMATION</w:t>
             </w:r>
           </w:p>
         </w:tc>
@@ -17823,14 +17629,8 @@
             <w:pPr>
               <w:spacing w:after="0" w:line="240" w:lineRule="auto"/>
             </w:pPr>
-            <w:r/>
-            <w:r>
-              <w:rPr>
-                <w:rFonts w:ascii="Aptos" w:hAnsi="Aptos"/>
-                <w:b w:val="0"/>
-                <w:sz w:val="14"/>
-              </w:rPr>
-              <w:t>Custody owner proposes; department/project owner approves routine extension; TD approves repeated, high-value or overdue extensions.</w:t>
+            <w:r>
+              <w:t>Every due-date extension requires TECHNICAL_DIRECTOR approval. Preserve the original due date, revised date, reason, evidence, actor and customer notification; never overwrite the original.</w:t>
             </w:r>
           </w:p>
         </w:tc>
@@ -17851,19 +17651,7 @@
               <w:spacing w:after="0" w:line="240" w:lineRule="auto"/>
             </w:pPr>
             <w:r>
-              <w:rPr>
-                <w:b/>
-                <w:color w:val="BF7A00"/>
-              </w:rPr>
-            </w:r>
-            <w:r>
-              <w:rPr>
-                <w:rFonts w:ascii="Aptos" w:hAnsi="Aptos"/>
-                <w:b/>
-                <w:color w:val="BF7A00"/>
-                <w:sz w:val="14"/>
-              </w:rPr>
-              <w:t>CONFIRM</w:t>
+              <w:t>FROZEN - BATCH 6</w:t>
             </w:r>
           </w:p>
         </w:tc>
@@ -17939,14 +17727,8 @@
             <w:pPr>
               <w:spacing w:after="0" w:line="240" w:lineRule="auto"/>
             </w:pPr>
-            <w:r/>
-            <w:r>
-              <w:rPr>
-                <w:rFonts w:ascii="Aptos" w:hAnsi="Aptos"/>
-                <w:b w:val="0"/>
-                <w:sz w:val="14"/>
-              </w:rPr>
-              <w:t>Close only through approved loss/write-off reconciliation; no force-close.</w:t>
+            <w:r>
+              <w:t>A returnable closes only through an approved typed loss/write-off or another fully reconciled disposition. No force-close exists.</w:t>
             </w:r>
           </w:p>
         </w:tc>
@@ -17967,19 +17749,7 @@
               <w:spacing w:after="0" w:line="240" w:lineRule="auto"/>
             </w:pPr>
             <w:r>
-              <w:rPr>
-                <w:b/>
-                <w:color w:val="2E7D32"/>
-              </w:rPr>
-            </w:r>
-            <w:r>
-              <w:rPr>
-                <w:rFonts w:ascii="Aptos" w:hAnsi="Aptos"/>
-                <w:b/>
-                <w:color w:val="2E7D32"/>
-                <w:sz w:val="14"/>
-              </w:rPr>
-              <w:t>DEFAULT</w:t>
+              <w:t>FROZEN - DECISION 7</w:t>
             </w:r>
           </w:p>
         </w:tc>
@@ -18058,14 +17828,8 @@
             <w:pPr>
               <w:spacing w:after="0" w:line="240" w:lineRule="auto"/>
             </w:pPr>
-            <w:r/>
-            <w:r>
-              <w:rPr>
-                <w:rFonts w:ascii="Aptos" w:hAnsi="Aptos"/>
-                <w:b w:val="0"/>
-                <w:sz w:val="14"/>
-              </w:rPr>
-              <w:t>yes, every transfer is an immutable handover.</w:t>
+            <w:r>
+              <w:t>Yes. Every site/engineer transfer is an immutable handover with sender and receiver acknowledgement.</w:t>
             </w:r>
           </w:p>
         </w:tc>
@@ -18086,19 +17850,7 @@
               <w:spacing w:after="0" w:line="240" w:lineRule="auto"/>
             </w:pPr>
             <w:r>
-              <w:rPr>
-                <w:b/>
-                <w:color w:val="2E7D32"/>
-              </w:rPr>
-            </w:r>
-            <w:r>
-              <w:rPr>
-                <w:rFonts w:ascii="Aptos" w:hAnsi="Aptos"/>
-                <w:b/>
-                <w:color w:val="2E7D32"/>
-                <w:sz w:val="14"/>
-              </w:rPr>
-              <w:t>DEFAULT</w:t>
+              <w:t>PROPOSED - MORNING CONFIRMATION</w:t>
             </w:r>
           </w:p>
         </w:tc>
@@ -18440,14 +18192,8 @@
             <w:pPr>
               <w:spacing w:after="0" w:line="240" w:lineRule="auto"/>
             </w:pPr>
-            <w:r/>
-            <w:r>
-              <w:rPr>
-                <w:rFonts w:ascii="Aptos" w:hAnsi="Aptos"/>
-                <w:b w:val="0"/>
-                <w:sz w:val="14"/>
-              </w:rPr>
-              <w:t>yes; inherit contradiction 12.</w:t>
+            <w:r>
+              <w:t>Yes. Every tool is an Item plus an individually identified asset; no value threshold permits anonymous quantity stock.</w:t>
             </w:r>
           </w:p>
         </w:tc>
@@ -18468,19 +18214,7 @@
               <w:spacing w:after="0" w:line="240" w:lineRule="auto"/>
             </w:pPr>
             <w:r>
-              <w:rPr>
-                <w:b/>
-                <w:color w:val="2E7D32"/>
-              </w:rPr>
-            </w:r>
-            <w:r>
-              <w:rPr>
-                <w:rFonts w:ascii="Aptos" w:hAnsi="Aptos"/>
-                <w:b/>
-                <w:color w:val="2E7D32"/>
-                <w:sz w:val="14"/>
-              </w:rPr>
-              <w:t>DEFAULT</w:t>
+              <w:t>FROZEN - BATCH 6</w:t>
             </w:r>
           </w:p>
         </w:tc>
@@ -18559,14 +18293,8 @@
             <w:pPr>
               <w:spacing w:after="0" w:line="240" w:lineRule="auto"/>
             </w:pPr>
-            <w:r/>
-            <w:r>
-              <w:rPr>
-                <w:rFonts w:ascii="Aptos" w:hAnsi="Aptos"/>
-                <w:b w:val="0"/>
-                <w:sz w:val="14"/>
-              </w:rPr>
-              <w:t>Create assets for serialized, calibration-required, powered, safety-critical or high-value tools; quantity-stock ordinary consumables/hand tools by policy.</w:t>
+            <w:r>
+              <w:t>Every tool is an individual asset, including ordinary hand tools. Consumables remain quantity stock only when they are not tools.</w:t>
             </w:r>
           </w:p>
         </w:tc>
@@ -18587,19 +18315,7 @@
               <w:spacing w:after="0" w:line="240" w:lineRule="auto"/>
             </w:pPr>
             <w:r>
-              <w:rPr>
-                <w:b/>
-                <w:color w:val="BF7A00"/>
-              </w:rPr>
-            </w:r>
-            <w:r>
-              <w:rPr>
-                <w:rFonts w:ascii="Aptos" w:hAnsi="Aptos"/>
-                <w:b/>
-                <w:color w:val="BF7A00"/>
-                <w:sz w:val="14"/>
-              </w:rPr>
-              <w:t>CONFIRM</w:t>
+              <w:t>FROZEN - BATCH 6</w:t>
             </w:r>
           </w:p>
         </w:tc>
@@ -18675,14 +18391,8 @@
             <w:pPr>
               <w:spacing w:after="0" w:line="240" w:lineRule="auto"/>
             </w:pPr>
-            <w:r/>
-            <w:r>
-              <w:rPr>
-                <w:rFonts w:ascii="Aptos" w:hAnsi="Aptos"/>
-                <w:b w:val="0"/>
-                <w:sz w:val="14"/>
-              </w:rPr>
-              <w:t>effective-dated membership.</w:t>
+            <w:r>
+              <w:t>Kit membership is effective-dated so historical issues retain the membership snapshot that applied at issue time.</w:t>
             </w:r>
           </w:p>
         </w:tc>
@@ -18703,19 +18413,7 @@
               <w:spacing w:after="0" w:line="240" w:lineRule="auto"/>
             </w:pPr>
             <w:r>
-              <w:rPr>
-                <w:b/>
-                <w:color w:val="2E7D32"/>
-              </w:rPr>
-            </w:r>
-            <w:r>
-              <w:rPr>
-                <w:rFonts w:ascii="Aptos" w:hAnsi="Aptos"/>
-                <w:b/>
-                <w:color w:val="2E7D32"/>
-                <w:sz w:val="14"/>
-              </w:rPr>
-              <w:t>DEFAULT</w:t>
+              <w:t>PROPOSED - MORNING CONFIRMATION</w:t>
             </w:r>
           </w:p>
         </w:tc>
@@ -18794,14 +18492,8 @@
             <w:pPr>
               <w:spacing w:after="0" w:line="240" w:lineRule="auto"/>
             </w:pPr>
-            <w:r/>
-            <w:r>
-              <w:rPr>
-                <w:rFonts w:ascii="Aptos" w:hAnsi="Aptos"/>
-                <w:b w:val="0"/>
-                <w:sz w:val="14"/>
-              </w:rPr>
-              <w:t>Department manager approves temporary custody; Stores Manager approves routine renewal; TD/MD approves permanent assignment/high-risk tools.</w:t>
+            <w:r>
+              <w:t>Department manager approves temporary custody; STORES_MANAGER approves routine renewal; TECHNICAL_DIRECTOR approves permanent assignment and high-risk custody.</w:t>
             </w:r>
           </w:p>
         </w:tc>
@@ -18822,19 +18514,7 @@
               <w:spacing w:after="0" w:line="240" w:lineRule="auto"/>
             </w:pPr>
             <w:r>
-              <w:rPr>
-                <w:b/>
-                <w:color w:val="BF7A00"/>
-              </w:rPr>
-            </w:r>
-            <w:r>
-              <w:rPr>
-                <w:rFonts w:ascii="Aptos" w:hAnsi="Aptos"/>
-                <w:b/>
-                <w:color w:val="BF7A00"/>
-                <w:sz w:val="14"/>
-              </w:rPr>
-              <w:t>CONFIRM</w:t>
+              <w:t>PROPOSED - MORNING CONFIRMATION</w:t>
             </w:r>
           </w:p>
         </w:tc>
@@ -18910,14 +18590,8 @@
             <w:pPr>
               <w:spacing w:after="0" w:line="240" w:lineRule="auto"/>
             </w:pPr>
-            <w:r/>
-            <w:r>
-              <w:rPr>
-                <w:rFonts w:ascii="Aptos" w:hAnsi="Aptos"/>
-                <w:b w:val="0"/>
-                <w:sz w:val="14"/>
-              </w:rPr>
-              <w:t>exact timestamp, defaulted from effective tool-class policy.</w:t>
+            <w:r>
+              <w:t>The issuer enters a duration in DAYS at issue time. Store the entered days, issue timestamp and derived due timestamp on the immutable custody transaction.</w:t>
             </w:r>
           </w:p>
         </w:tc>
@@ -18938,19 +18612,7 @@
               <w:spacing w:after="0" w:line="240" w:lineRule="auto"/>
             </w:pPr>
             <w:r>
-              <w:rPr>
-                <w:b/>
-                <w:color w:val="2E7D32"/>
-              </w:rPr>
-            </w:r>
-            <w:r>
-              <w:rPr>
-                <w:rFonts w:ascii="Aptos" w:hAnsi="Aptos"/>
-                <w:b/>
-                <w:color w:val="2E7D32"/>
-                <w:sz w:val="14"/>
-              </w:rPr>
-              <w:t>DEFAULT</w:t>
+              <w:t>FROZEN - BATCH 6</w:t>
             </w:r>
           </w:p>
         </w:tc>
@@ -19029,14 +18691,8 @@
             <w:pPr>
               <w:spacing w:after="0" w:line="240" w:lineRule="auto"/>
             </w:pPr>
-            <w:r/>
-            <w:r>
-              <w:rPr>
-                <w:rFonts w:ascii="Aptos" w:hAnsi="Aptos"/>
-                <w:b w:val="0"/>
-                <w:sz w:val="14"/>
-              </w:rPr>
-              <w:t>Technical/Quality owner defines interval and accepted standards; Purchase maintains approved calibration providers; QC verifies certificate.</w:t>
+            <w:r>
+              <w:t>Internal master instruments use a one-year calibration interval. Calibration providers are mastered; the initial provider is Sansel Calibration Laboratories LLP, Maduravoyal, Chennai. Proposed governance: QC_MANAGER prepares interval/provider changes and TECHNICAL_DIRECTOR approves them.</w:t>
             </w:r>
           </w:p>
         </w:tc>
@@ -19057,19 +18713,7 @@
               <w:spacing w:after="0" w:line="240" w:lineRule="auto"/>
             </w:pPr>
             <w:r>
-              <w:rPr>
-                <w:b/>
-                <w:color w:val="BF7A00"/>
-              </w:rPr>
-            </w:r>
-            <w:r>
-              <w:rPr>
-                <w:rFonts w:ascii="Aptos" w:hAnsi="Aptos"/>
-                <w:b/>
-                <w:color w:val="BF7A00"/>
-                <w:sz w:val="14"/>
-              </w:rPr>
-              <w:t>CONFIRM</w:t>
+              <w:t>PARTLY FROZEN; GOVERNANCE PROPOSED - MORNING CONFIRMATION</w:t>
             </w:r>
           </w:p>
         </w:tc>
@@ -19145,14 +18789,8 @@
             <w:pPr>
               <w:spacing w:after="0" w:line="240" w:lineRule="auto"/>
             </w:pPr>
-            <w:r/>
-            <w:r>
-              <w:rPr>
-                <w:rFonts w:ascii="Aptos" w:hAnsi="Aptos"/>
-                <w:b w:val="0"/>
-                <w:sz w:val="14"/>
-              </w:rPr>
-              <w:t>yes for calibration-required tools; safety control should not be bypassed.</w:t>
+            <w:r>
+              <w:t>Expired calibration warns but does not block issue. Every issue while expired records the warning, issuer, custodian, instrument, certificate expiry and reason.</w:t>
             </w:r>
           </w:p>
         </w:tc>
@@ -19173,19 +18811,7 @@
               <w:spacing w:after="0" w:line="240" w:lineRule="auto"/>
             </w:pPr>
             <w:r>
-              <w:rPr>
-                <w:b/>
-                <w:color w:val="2E7D32"/>
-              </w:rPr>
-            </w:r>
-            <w:r>
-              <w:rPr>
-                <w:rFonts w:ascii="Aptos" w:hAnsi="Aptos"/>
-                <w:b/>
-                <w:color w:val="2E7D32"/>
-                <w:sz w:val="14"/>
-              </w:rPr>
-              <w:t>DEFAULT</w:t>
+              <w:t>FROZEN - BATCH 6</w:t>
             </w:r>
           </w:p>
         </w:tc>
@@ -19411,14 +19037,8 @@
             <w:pPr>
               <w:spacing w:after="0" w:line="240" w:lineRule="auto"/>
             </w:pPr>
-            <w:r/>
-            <w:r>
-              <w:rPr>
-                <w:rFonts w:ascii="Aptos" w:hAnsi="Aptos"/>
-                <w:b w:val="0"/>
-                <w:sz w:val="14"/>
-              </w:rPr>
-              <w:t>Stores records incident and custody; technical owner assesses; TD approves write-off; HR/Finance decides recovery with employee notice/evidence.</w:t>
+            <w:r>
+              <w:t>Stores records the incident and custody; technical owner assesses; TECHNICAL_DIRECTOR approves write-off; HR/Finance decides employee recovery with notice and evidence.</w:t>
             </w:r>
           </w:p>
         </w:tc>
@@ -19439,19 +19059,7 @@
               <w:spacing w:after="0" w:line="240" w:lineRule="auto"/>
             </w:pPr>
             <w:r>
-              <w:rPr>
-                <w:b/>
-                <w:color w:val="BF7A00"/>
-              </w:rPr>
-            </w:r>
-            <w:r>
-              <w:rPr>
-                <w:rFonts w:ascii="Aptos" w:hAnsi="Aptos"/>
-                <w:b/>
-                <w:color w:val="BF7A00"/>
-                <w:sz w:val="14"/>
-              </w:rPr>
-              <w:t>CONFIRM</w:t>
+              <w:t>PROPOSED - MORNING CONFIRMATION</w:t>
             </w:r>
           </w:p>
         </w:tc>
@@ -19677,14 +19285,8 @@
             <w:pPr>
               <w:spacing w:after="0" w:line="240" w:lineRule="auto"/>
             </w:pPr>
-            <w:r/>
-            <w:r>
-              <w:rPr>
-                <w:rFonts w:ascii="Aptos" w:hAnsi="Aptos"/>
-                <w:b w:val="0"/>
-                <w:sz w:val="14"/>
-              </w:rPr>
-              <w:t>Configure input-output equivalence by process, item, UOM and weight; each batch reconciles output, scrap/loss and remaining input.</w:t>
+            <w:r>
+              <w:t>Configure input-output equivalence by process, Item, UOM and weight; each immutable batch reconciles returned output, accepted process loss, recoverable scrap and remaining input.</w:t>
             </w:r>
           </w:p>
         </w:tc>
@@ -19705,19 +19307,7 @@
               <w:spacing w:after="0" w:line="240" w:lineRule="auto"/>
             </w:pPr>
             <w:r>
-              <w:rPr>
-                <w:b/>
-                <w:color w:val="BF7A00"/>
-              </w:rPr>
-            </w:r>
-            <w:r>
-              <w:rPr>
-                <w:rFonts w:ascii="Aptos" w:hAnsi="Aptos"/>
-                <w:b/>
-                <w:color w:val="BF7A00"/>
-                <w:sz w:val="14"/>
-              </w:rPr>
-              <w:t>CONFIRM</w:t>
+              <w:t>PROPOSED - MORNING CONFIRMATION</w:t>
             </w:r>
           </w:p>
         </w:tc>
@@ -19796,14 +19386,8 @@
             <w:pPr>
               <w:spacing w:after="0" w:line="240" w:lineRule="auto"/>
             </w:pPr>
-            <w:r/>
-            <w:r>
-              <w:rPr>
-                <w:rFonts w:ascii="Aptos" w:hAnsi="Aptos"/>
-                <w:b w:val="0"/>
-                <w:sz w:val="14"/>
-              </w:rPr>
-              <w:t>Maintain effective tolerance by process/vendor/item; within tolerance auto-accepts, beyond tolerance requires deviation approval.</w:t>
+            <w:r>
+              <w:t>Tolerance is effective-dated per process, not one company figure (for example, powder coating about 5% and CNC about 10%). TD, MD or IT_MANAGER may configure it with full history. Within tolerance auto-accepts with scrap recorded. Outside tolerance requires vendor explanation and approval before closure; proposed approver is TECHNICAL_DIRECTOR, with MANAGING_DIRECTOR concurrence above the normal high-value band.</w:t>
             </w:r>
           </w:p>
         </w:tc>
@@ -19824,19 +19408,7 @@
               <w:spacing w:after="0" w:line="240" w:lineRule="auto"/>
             </w:pPr>
             <w:r>
-              <w:rPr>
-                <w:b/>
-                <w:color w:val="BF7A00"/>
-              </w:rPr>
-            </w:r>
-            <w:r>
-              <w:rPr>
-                <w:rFonts w:ascii="Aptos" w:hAnsi="Aptos"/>
-                <w:b/>
-                <w:color w:val="BF7A00"/>
-                <w:sz w:val="14"/>
-              </w:rPr>
-              <w:t>CONFIRM</w:t>
+              <w:t>PARTLY FROZEN; EXCESS-LOSS APPROVER PROPOSED - MORNING CONFIRMATION</w:t>
             </w:r>
           </w:p>
         </w:tc>
@@ -19912,14 +19484,8 @@
             <w:pPr>
               <w:spacing w:after="0" w:line="240" w:lineRule="auto"/>
             </w:pPr>
-            <w:r/>
-            <w:r>
-              <w:rPr>
-                <w:rFonts w:ascii="Aptos" w:hAnsi="Aptos"/>
-                <w:b w:val="0"/>
-                <w:sz w:val="14"/>
-              </w:rPr>
-              <w:t>allocate accepted bill cost to returned outputs/projects using explicit quantities or approved allocation basis.</w:t>
+            <w:r>
+              <w:t>Allocate accepted subcontract bill cost to returned outputs/projects using explicit quantities or an approved allocation basis. Actual BOM takes the accepted-bill allocation.</w:t>
             </w:r>
           </w:p>
         </w:tc>
@@ -19940,19 +19506,7 @@
               <w:spacing w:after="0" w:line="240" w:lineRule="auto"/>
             </w:pPr>
             <w:r>
-              <w:rPr>
-                <w:b/>
-                <w:color w:val="2E7D32"/>
-              </w:rPr>
-            </w:r>
-            <w:r>
-              <w:rPr>
-                <w:rFonts w:ascii="Aptos" w:hAnsi="Aptos"/>
-                <w:b/>
-                <w:color w:val="2E7D32"/>
-                <w:sz w:val="14"/>
-              </w:rPr>
-              <w:t>DEFAULT</w:t>
+              <w:t>FROZEN - BATCH 6</w:t>
             </w:r>
           </w:p>
         </w:tc>
@@ -20031,14 +19585,8 @@
             <w:pPr>
               <w:spacing w:after="0" w:line="240" w:lineRule="auto"/>
             </w:pPr>
-            <w:r/>
-            <w:r>
-              <w:rPr>
-                <w:rFonts w:ascii="Aptos" w:hAnsi="Aptos"/>
-                <w:b w:val="0"/>
-                <w:sz w:val="14"/>
-              </w:rPr>
-              <w:t>yes.</w:t>
+            <w:r>
+              <w:t>Allow partial acceptance and partial return by exact output quantity/lot/serial, while leaving the unresolved input balance open.</w:t>
             </w:r>
           </w:p>
         </w:tc>
@@ -20059,19 +19607,7 @@
               <w:spacing w:after="0" w:line="240" w:lineRule="auto"/>
             </w:pPr>
             <w:r>
-              <w:rPr>
-                <w:b/>
-                <w:color w:val="2E7D32"/>
-              </w:rPr>
-            </w:r>
-            <w:r>
-              <w:rPr>
-                <w:rFonts w:ascii="Aptos" w:hAnsi="Aptos"/>
-                <w:b/>
-                <w:color w:val="2E7D32"/>
-                <w:sz w:val="14"/>
-              </w:rPr>
-              <w:t>DEFAULT</w:t>
+              <w:t>PROPOSED - MORNING CONFIRMATION</w:t>
             </w:r>
           </w:p>
         </w:tc>
@@ -20147,14 +19683,8 @@
             <w:pPr>
               <w:spacing w:after="0" w:line="240" w:lineRule="auto"/>
             </w:pPr>
-            <w:r/>
-            <w:r>
-              <w:rPr>
-                <w:rFonts w:ascii="Aptos" w:hAnsi="Aptos"/>
-                <w:b w:val="0"/>
-                <w:sz w:val="14"/>
-              </w:rPr>
-              <w:t>Support repair, replacement, credit/refund, return-as-is and approved write-off as typed terminal resolutions.</w:t>
+            <w:r>
+              <w:t>Use typed RMA terminal resolutions: REPAIR, REPLACEMENT, CREDIT_REFUND, RETURN_AS_IS and APPROVED_WRITE_OFF.</w:t>
             </w:r>
           </w:p>
         </w:tc>
@@ -20175,19 +19705,7 @@
               <w:spacing w:after="0" w:line="240" w:lineRule="auto"/>
             </w:pPr>
             <w:r>
-              <w:rPr>
-                <w:b/>
-                <w:color w:val="BF7A00"/>
-              </w:rPr>
-            </w:r>
-            <w:r>
-              <w:rPr>
-                <w:rFonts w:ascii="Aptos" w:hAnsi="Aptos"/>
-                <w:b/>
-                <w:color w:val="BF7A00"/>
-                <w:sz w:val="14"/>
-              </w:rPr>
-              <w:t>CONFIRM</w:t>
+              <w:t>PROPOSED - MORNING CONFIRMATION</w:t>
             </w:r>
           </w:p>
         </w:tc>
@@ -20266,14 +19784,8 @@
             <w:pPr>
               <w:spacing w:after="0" w:line="240" w:lineRule="auto"/>
             </w:pPr>
-            <w:r/>
-            <w:r>
-              <w:rPr>
-                <w:rFonts w:ascii="Aptos" w:hAnsi="Aptos"/>
-                <w:b w:val="0"/>
-                <w:sz w:val="14"/>
-              </w:rPr>
-              <w:t>Hold the affected invoice line by default; full invoice hold only for legal/tax/payment dependency; Accounts releases with evidence.</w:t>
+            <w:r>
+              <w:t>Hold the affected invoice line by default; hold the full invoice only for a legal, tax or payment dependency. Accounts releases with evidence and immutable history.</w:t>
             </w:r>
           </w:p>
         </w:tc>
@@ -20294,19 +19806,7 @@
               <w:spacing w:after="0" w:line="240" w:lineRule="auto"/>
             </w:pPr>
             <w:r>
-              <w:rPr>
-                <w:b/>
-                <w:color w:val="BF7A00"/>
-              </w:rPr>
-            </w:r>
-            <w:r>
-              <w:rPr>
-                <w:rFonts w:ascii="Aptos" w:hAnsi="Aptos"/>
-                <w:b/>
-                <w:color w:val="BF7A00"/>
-                <w:sz w:val="14"/>
-              </w:rPr>
-              <w:t>CONFIRM</w:t>
+              <w:t>PROPOSED - MORNING CONFIRMATION</w:t>
             </w:r>
           </w:p>
         </w:tc>
@@ -20382,14 +19882,8 @@
             <w:pPr>
               <w:spacing w:after="0" w:line="240" w:lineRule="auto"/>
             </w:pPr>
-            <w:r/>
-            <w:r>
-              <w:rPr>
-                <w:rFonts w:ascii="Aptos" w:hAnsi="Aptos"/>
-                <w:b w:val="0"/>
-                <w:sz w:val="14"/>
-              </w:rPr>
-              <w:t>Stores prepares; requesting/owning department approves before dispatch. Confirm escalation thresholds.</w:t>
+            <w:r>
+              <w:t>Stores prepares vendor-return dispatch; the requesting/owning department approves. Proposed escalation: TECHNICAL_DIRECTOR approval for serialized, safety-critical, concession-related or no-credit returns.</w:t>
             </w:r>
           </w:p>
         </w:tc>
@@ -20410,19 +19904,7 @@
               <w:spacing w:after="0" w:line="240" w:lineRule="auto"/>
             </w:pPr>
             <w:r>
-              <w:rPr>
-                <w:b/>
-                <w:color w:val="2E7D32"/>
-              </w:rPr>
-            </w:r>
-            <w:r>
-              <w:rPr>
-                <w:rFonts w:ascii="Aptos" w:hAnsi="Aptos"/>
-                <w:b/>
-                <w:color w:val="2E7D32"/>
-                <w:sz w:val="14"/>
-              </w:rPr>
-              <w:t>DEFAULT</w:t>
+              <w:t>PROPOSED - MORNING CONFIRMATION</w:t>
             </w:r>
           </w:p>
         </w:tc>
@@ -20648,14 +20130,8 @@
             <w:pPr>
               <w:spacing w:after="0" w:line="240" w:lineRule="auto"/>
             </w:pPr>
-            <w:r/>
-            <w:r>
-              <w:rPr>
-                <w:rFonts w:ascii="Aptos" w:hAnsi="Aptos"/>
-                <w:b w:val="0"/>
-                <w:sz w:val="14"/>
-              </w:rPr>
-              <w:t>dispatch → in transit → receiving confirmation.</w:t>
+            <w:r>
+              <w:t>Use dispatch, in-transit and receiving acceptance. Intercompany movement additionally requires the receiving company normal PR/approval/PO before dispatch and completes through its GRN/QC flow.</w:t>
             </w:r>
           </w:p>
         </w:tc>
@@ -20676,19 +20152,7 @@
               <w:spacing w:after="0" w:line="240" w:lineRule="auto"/>
             </w:pPr>
             <w:r>
-              <w:rPr>
-                <w:b/>
-                <w:color w:val="2E7D32"/>
-              </w:rPr>
-            </w:r>
-            <w:r>
-              <w:rPr>
-                <w:rFonts w:ascii="Aptos" w:hAnsi="Aptos"/>
-                <w:b/>
-                <w:color w:val="2E7D32"/>
-                <w:sz w:val="14"/>
-              </w:rPr>
-              <w:t>DEFAULT</w:t>
+              <w:t>FROZEN - BATCH 6</w:t>
             </w:r>
           </w:p>
         </w:tc>
@@ -20767,14 +20231,8 @@
             <w:pPr>
               <w:spacing w:after="0" w:line="240" w:lineRule="auto"/>
             </w:pPr>
-            <w:r/>
-            <w:r>
-              <w:rPr>
-                <w:rFonts w:ascii="Aptos" w:hAnsi="Aptos"/>
-                <w:b w:val="0"/>
-                <w:sz w:val="14"/>
-              </w:rPr>
-              <w:t>yes, but differences require investigation and disposition.</w:t>
+            <w:r>
+              <w:t>Partial receipt is allowed only within the receiving PO remaining quantity. Differences enter discrepancy investigation and block transfer closure; over-receipt remains refused.</w:t>
             </w:r>
           </w:p>
         </w:tc>
@@ -20795,19 +20253,7 @@
               <w:spacing w:after="0" w:line="240" w:lineRule="auto"/>
             </w:pPr>
             <w:r>
-              <w:rPr>
-                <w:b/>
-                <w:color w:val="2E7D32"/>
-              </w:rPr>
-            </w:r>
-            <w:r>
-              <w:rPr>
-                <w:rFonts w:ascii="Aptos" w:hAnsi="Aptos"/>
-                <w:b/>
-                <w:color w:val="2E7D32"/>
-                <w:sz w:val="14"/>
-              </w:rPr>
-              <w:t>DEFAULT</w:t>
+              <w:t>PROPOSED - MORNING CONFIRMATION</w:t>
             </w:r>
           </w:p>
         </w:tc>
@@ -21002,14 +20448,8 @@
             <w:pPr>
               <w:spacing w:after="0" w:line="240" w:lineRule="auto"/>
             </w:pPr>
-            <w:r/>
-            <w:r>
-              <w:rPr>
-                <w:rFonts w:ascii="Aptos" w:hAnsi="Aptos"/>
-                <w:b w:val="0"/>
-                <w:sz w:val="14"/>
-              </w:rPr>
-              <w:t>Activate only company/site/warehouse pairs approved by TD and Accounts; all other routes hard-blocked.</w:t>
+            <w:r>
+              <w:t>The two SESS companies may transact only as a real sale through approved company/site/warehouse routes. The receiving company uses the normal PR, purchase approval matrix and PO naming the other SESS company as vendor. No PO means no movement.</w:t>
             </w:r>
           </w:p>
         </w:tc>
@@ -21030,19 +20470,7 @@
               <w:spacing w:after="0" w:line="240" w:lineRule="auto"/>
             </w:pPr>
             <w:r>
-              <w:rPr>
-                <w:b/>
-                <w:color w:val="BF7A00"/>
-              </w:rPr>
-            </w:r>
-            <w:r>
-              <w:rPr>
-                <w:rFonts w:ascii="Aptos" w:hAnsi="Aptos"/>
-                <w:b/>
-                <w:color w:val="BF7A00"/>
-                <w:sz w:val="14"/>
-              </w:rPr>
-              <w:t>CONFIRM</w:t>
+              <w:t>FROZEN - BATCH 6</w:t>
             </w:r>
           </w:p>
         </w:tc>
@@ -21118,14 +20546,8 @@
             <w:pPr>
               <w:spacing w:after="0" w:line="240" w:lineRule="auto"/>
             </w:pPr>
-            <w:r/>
-            <w:r>
-              <w:rPr>
-                <w:rFonts w:ascii="Aptos" w:hAnsi="Aptos"/>
-                <w:b w:val="0"/>
-                <w:sz w:val="14"/>
-              </w:rPr>
-              <w:t>Accounts defines GST invoice/delivery challan/e-way bill and journal rules per legal route before go-live.</w:t>
+            <w:r>
+              <w:t>A GST invoice is mandatory. E-way bill evidence is mandatory when legally applicable. Preserve the receiving PR/PO, issuing sale/dispatch, receiving GRN/QC and accepted-bill allocation as two company-scoped ledgers linked by one reconciliation identity.</w:t>
             </w:r>
           </w:p>
         </w:tc>
@@ -21146,19 +20568,7 @@
               <w:spacing w:after="0" w:line="240" w:lineRule="auto"/>
             </w:pPr>
             <w:r>
-              <w:rPr>
-                <w:b/>
-                <w:color w:val="BF7A00"/>
-              </w:rPr>
-            </w:r>
-            <w:r>
-              <w:rPr>
-                <w:rFonts w:ascii="Aptos" w:hAnsi="Aptos"/>
-                <w:b/>
-                <w:color w:val="BF7A00"/>
-                <w:sz w:val="14"/>
-              </w:rPr>
-              <w:t>CONFIRM</w:t>
+              <w:t>FROZEN - BATCH 6</w:t>
             </w:r>
           </w:p>
         </w:tc>
@@ -21237,14 +20647,8 @@
             <w:pPr>
               <w:spacing w:after="0" w:line="240" w:lineRule="auto"/>
             </w:pPr>
-            <w:r/>
-            <w:r>
-              <w:rPr>
-                <w:rFonts w:ascii="Aptos" w:hAnsi="Aptos"/>
-                <w:b w:val="0"/>
-                <w:sz w:val="14"/>
-              </w:rPr>
-              <w:t>destination storekeeper accepts; the system prepares a company-scoped pending inward from the authorized transfer.</w:t>
+            <w:r>
+              <w:t>The destination storekeeper creates the normal company-scoped GRN against the receiving company PO; there is no privileged cross-company inward shortcut.</w:t>
             </w:r>
           </w:p>
         </w:tc>
@@ -21265,19 +20669,7 @@
               <w:spacing w:after="0" w:line="240" w:lineRule="auto"/>
             </w:pPr>
             <w:r>
-              <w:rPr>
-                <w:b/>
-                <w:color w:val="2E7D32"/>
-              </w:rPr>
-            </w:r>
-            <w:r>
-              <w:rPr>
-                <w:rFonts w:ascii="Aptos" w:hAnsi="Aptos"/>
-                <w:b/>
-                <w:color w:val="2E7D32"/>
-                <w:sz w:val="14"/>
-              </w:rPr>
-              <w:t>DEFAULT</w:t>
+              <w:t>FROZEN - BATCH 6</w:t>
             </w:r>
           </w:p>
         </w:tc>
@@ -21353,14 +20745,8 @@
             <w:pPr>
               <w:spacing w:after="0" w:line="240" w:lineRule="auto"/>
             </w:pPr>
-            <w:r/>
-            <w:r>
-              <w:rPr>
-                <w:rFonts w:ascii="Aptos" w:hAnsi="Aptos"/>
-                <w:b w:val="0"/>
-                <w:sz w:val="14"/>
-              </w:rPr>
-              <w:t>immutable transfer identity plus company-scoped views; privileged reconciliation role sees both.</w:t>
+            <w:r>
+              <w:t>Both company ledgers remain separate and complete. Ordinary users see only their company. A privileged reconciliation projection follows the immutable intercompany correlation without granting cross-company mutation.</w:t>
             </w:r>
           </w:p>
         </w:tc>
@@ -21381,19 +20767,7 @@
               <w:spacing w:after="0" w:line="240" w:lineRule="auto"/>
             </w:pPr>
             <w:r>
-              <w:rPr>
-                <w:b/>
-                <w:color w:val="2E7D32"/>
-              </w:rPr>
-            </w:r>
-            <w:r>
-              <w:rPr>
-                <w:rFonts w:ascii="Aptos" w:hAnsi="Aptos"/>
-                <w:b/>
-                <w:color w:val="2E7D32"/>
-                <w:sz w:val="14"/>
-              </w:rPr>
-              <w:t>DEFAULT</w:t>
+              <w:t>FROZEN - BATCH 6</w:t>
             </w:r>
           </w:p>
         </w:tc>
@@ -26628,14 +26002,8 @@
             <w:pPr>
               <w:spacing w:after="0" w:line="240" w:lineRule="auto"/>
             </w:pPr>
-            <w:r/>
-            <w:r>
-              <w:rPr>
-                <w:rFonts w:ascii="Aptos" w:hAnsi="Aptos"/>
-                <w:b w:val="0"/>
-                <w:sz w:val="14"/>
-              </w:rPr>
-              <w:t>controlled prospective change only; never rewrite historical postings.</w:t>
+            <w:r>
+              <w:t>A valuation-method change is prospective, effective-dated and approved; it never rewrites historical postings.</w:t>
             </w:r>
           </w:p>
         </w:tc>
@@ -26656,19 +26024,7 @@
               <w:spacing w:after="0" w:line="240" w:lineRule="auto"/>
             </w:pPr>
             <w:r>
-              <w:rPr>
-                <w:b/>
-                <w:color w:val="2E7D32"/>
-              </w:rPr>
-            </w:r>
-            <w:r>
-              <w:rPr>
-                <w:rFonts w:ascii="Aptos" w:hAnsi="Aptos"/>
-                <w:b/>
-                <w:color w:val="2E7D32"/>
-                <w:sz w:val="14"/>
-              </w:rPr>
-              <w:t>DEFAULT</w:t>
+              <w:t>PROPOSED - MORNING CONFIRMATION</w:t>
             </w:r>
           </w:p>
         </w:tc>
@@ -26744,14 +26100,8 @@
             <w:pPr>
               <w:spacing w:after="0" w:line="240" w:lineRule="auto"/>
             </w:pPr>
-            <w:r/>
-            <w:r>
-              <w:rPr>
-                <w:rFonts w:ascii="Aptos" w:hAnsi="Aptos"/>
-                <w:b w:val="0"/>
-                <w:sz w:val="14"/>
-              </w:rPr>
-              <w:t>Exclude recoverable GST; include nonrecoverable tax, freight-in, duty and insurance. Installation is project cost unless needed to make inventory usable.</w:t>
+            <w:r>
+              <w:t>Exclude recoverable GST; include approved nonrecoverable tax, freight-in, duty and insurance. Installation is project cost unless required to make inventory usable.</w:t>
             </w:r>
           </w:p>
         </w:tc>
@@ -26772,19 +26122,7 @@
               <w:spacing w:after="0" w:line="240" w:lineRule="auto"/>
             </w:pPr>
             <w:r>
-              <w:rPr>
-                <w:b/>
-                <w:color w:val="BF7A00"/>
-              </w:rPr>
-            </w:r>
-            <w:r>
-              <w:rPr>
-                <w:rFonts w:ascii="Aptos" w:hAnsi="Aptos"/>
-                <w:b/>
-                <w:color w:val="BF7A00"/>
-                <w:sz w:val="14"/>
-              </w:rPr>
-              <w:t>CONFIRM</w:t>
+              <w:t>PROPOSED - MORNING CONFIRMATION</w:t>
             </w:r>
           </w:p>
         </w:tc>
@@ -26863,14 +26201,8 @@
             <w:pPr>
               <w:spacing w:after="0" w:line="240" w:lineRule="auto"/>
             </w:pPr>
-            <w:r/>
-            <w:r>
-              <w:rPr>
-                <w:rFonts w:ascii="Aptos" w:hAnsi="Aptos"/>
-                <w:b w:val="0"/>
-                <w:sz w:val="14"/>
-              </w:rPr>
-              <w:t>provisional PO value, replaced/reconciled by accepted bill after PO/bill match.</w:t>
+            <w:r>
+              <w:t>Use the PO value provisionally. An accepted vendor bill must match the PO or be rejected until the PO is revised, so accepted item value equals the approved PO value and there is no purchase-price variance. This does not erase separately approved landed-cost allocations.</w:t>
             </w:r>
           </w:p>
         </w:tc>
@@ -26891,19 +26223,7 @@
               <w:spacing w:after="0" w:line="240" w:lineRule="auto"/>
             </w:pPr>
             <w:r>
-              <w:rPr>
-                <w:b/>
-                <w:color w:val="2E7D32"/>
-              </w:rPr>
-            </w:r>
-            <w:r>
-              <w:rPr>
-                <w:rFonts w:ascii="Aptos" w:hAnsi="Aptos"/>
-                <w:b/>
-                <w:color w:val="2E7D32"/>
-                <w:sz w:val="14"/>
-              </w:rPr>
-              <w:t>DEFAULT</w:t>
+              <w:t>FROZEN - BATCH 6</w:t>
             </w:r>
           </w:p>
         </w:tc>
@@ -27098,14 +26418,8 @@
             <w:pPr>
               <w:spacing w:after="0" w:line="240" w:lineRule="auto"/>
             </w:pPr>
-            <w:r/>
-            <w:r>
-              <w:rPr>
-                <w:rFonts w:ascii="Aptos" w:hAnsi="Aptos"/>
-                <w:b w:val="0"/>
-                <w:sz w:val="14"/>
-              </w:rPr>
-              <w:t>zero procurement cost unless a real accepted liability exists; record memo/replacement value separately.</w:t>
+            <w:r>
+              <w:t>Use zero procurement cost unless a real accepted liability exists; retain memo/replacement value separately.</w:t>
             </w:r>
           </w:p>
         </w:tc>
@@ -27126,19 +26440,7 @@
               <w:spacing w:after="0" w:line="240" w:lineRule="auto"/>
             </w:pPr>
             <w:r>
-              <w:rPr>
-                <w:b/>
-                <w:color w:val="2E7D32"/>
-              </w:rPr>
-            </w:r>
-            <w:r>
-              <w:rPr>
-                <w:rFonts w:ascii="Aptos" w:hAnsi="Aptos"/>
-                <w:b/>
-                <w:color w:val="2E7D32"/>
-                <w:sz w:val="14"/>
-              </w:rPr>
-              <w:t>DEFAULT</w:t>
+              <w:t>PROPOSED - MORNING CONFIRMATION</w:t>
             </w:r>
           </w:p>
         </w:tc>
@@ -27214,14 +26516,8 @@
             <w:pPr>
               <w:spacing w:after="0" w:line="240" w:lineRule="auto"/>
             </w:pPr>
-            <w:r/>
-            <w:r>
-              <w:rPr>
-                <w:rFonts w:ascii="Aptos" w:hAnsi="Aptos"/>
-                <w:b w:val="0"/>
-                <w:sz w:val="14"/>
-              </w:rPr>
-              <w:t>Stores/Purchase prepares min/max/reorder/safety stock; department owner reviews; designated manager approves effective version.</w:t>
+            <w:r>
+              <w:t>Stores and Purchase prepare min/max/reorder/safety stock; department owner reviews; a designated manager approves the effective version.</w:t>
             </w:r>
           </w:p>
         </w:tc>
@@ -27242,19 +26538,7 @@
               <w:spacing w:after="0" w:line="240" w:lineRule="auto"/>
             </w:pPr>
             <w:r>
-              <w:rPr>
-                <w:b/>
-                <w:color w:val="BF7A00"/>
-              </w:rPr>
-            </w:r>
-            <w:r>
-              <w:rPr>
-                <w:rFonts w:ascii="Aptos" w:hAnsi="Aptos"/>
-                <w:b/>
-                <w:color w:val="BF7A00"/>
-                <w:sz w:val="14"/>
-              </w:rPr>
-              <w:t>CONFIRM</w:t>
+              <w:t>PROPOSED - MORNING CONFIRMATION</w:t>
             </w:r>
           </w:p>
         </w:tc>
@@ -27499,14 +26783,8 @@
             <w:pPr>
               <w:spacing w:after="0" w:line="240" w:lineRule="auto"/>
             </w:pPr>
-            <w:r/>
-            <w:r>
-              <w:rPr>
-                <w:rFonts w:ascii="Aptos" w:hAnsi="Aptos"/>
-                <w:b w:val="0"/>
-                <w:sz w:val="14"/>
-              </w:rPr>
-              <w:t>Default aging: slow &gt;90 days, non-moving &gt;180 days, obsolete only by technical/commercial approval; override by item class.</w:t>
+            <w:r>
+              <w:t>Proposed defaults: slow-moving after 90 days, non-moving after 180 days, obsolete only after technical/commercial approval; allow approved item-class overrides.</w:t>
             </w:r>
           </w:p>
         </w:tc>
@@ -27527,19 +26805,7 @@
               <w:spacing w:after="0" w:line="240" w:lineRule="auto"/>
             </w:pPr>
             <w:r>
-              <w:rPr>
-                <w:b/>
-                <w:color w:val="BF7A00"/>
-              </w:rPr>
-            </w:r>
-            <w:r>
-              <w:rPr>
-                <w:rFonts w:ascii="Aptos" w:hAnsi="Aptos"/>
-                <w:b/>
-                <w:color w:val="BF7A00"/>
-                <w:sz w:val="14"/>
-              </w:rPr>
-              <w:t>CONFIRM</w:t>
+              <w:t>PROPOSED - MORNING CONFIRMATION</w:t>
             </w:r>
           </w:p>
         </w:tc>
@@ -27765,14 +27031,8 @@
             <w:pPr>
               <w:spacing w:after="0" w:line="240" w:lineRule="auto"/>
             </w:pPr>
-            <w:r/>
-            <w:r>
-              <w:rPr>
-                <w:rFonts w:ascii="Aptos" w:hAnsi="Aptos"/>
-                <w:b w:val="0"/>
-                <w:sz w:val="14"/>
-              </w:rPr>
-              <w:t>Allow PDF/DOCX/XLSX/CSV/JPG/PNG, normally &lt;=25 MB; block executables/macros; retain per statutory/contract/warranty/litigation policy.</w:t>
+            <w:r>
+              <w:t>Allow PDF, DOCX, XLSX, CSV, JPG and PNG up to 25 MB by default; block executable and macro-enabled content. Use a versioned retention schedule and retain each record for the longest statutory, tax, contract, warranty/AMC/CAMC, defence/customer, audit or litigation-hold period. Core Service records retain at least 10 years.</w:t>
             </w:r>
           </w:p>
         </w:tc>
@@ -27793,19 +27053,7 @@
               <w:spacing w:after="0" w:line="240" w:lineRule="auto"/>
             </w:pPr>
             <w:r>
-              <w:rPr>
-                <w:b/>
-                <w:color w:val="BF7A00"/>
-              </w:rPr>
-            </w:r>
-            <w:r>
-              <w:rPr>
-                <w:rFonts w:ascii="Aptos" w:hAnsi="Aptos"/>
-                <w:b/>
-                <w:color w:val="BF7A00"/>
-                <w:sz w:val="14"/>
-              </w:rPr>
-              <w:t>CONFIRM</w:t>
+              <w:t>PROPOSED - MORNING CONFIRMATION</w:t>
             </w:r>
           </w:p>
         </w:tc>
@@ -27884,14 +27132,8 @@
             <w:pPr>
               <w:spacing w:after="0" w:line="240" w:lineRule="auto"/>
             </w:pPr>
-            <w:r/>
-            <w:r>
-              <w:rPr>
-                <w:rFonts w:ascii="Aptos" w:hAnsi="Aptos"/>
-                <w:b w:val="0"/>
-                <w:sz w:val="14"/>
-              </w:rPr>
-              <w:t>supersede; never overwrite accepted evidence.</w:t>
+            <w:r>
+              <w:t>An accepted attachment is superseded, never overwritten. Preserve every version, hash, uploader, time, sensitivity and source link.</w:t>
             </w:r>
           </w:p>
         </w:tc>
@@ -27912,19 +27154,7 @@
               <w:spacing w:after="0" w:line="240" w:lineRule="auto"/>
             </w:pPr>
             <w:r>
-              <w:rPr>
-                <w:b/>
-                <w:color w:val="2E7D32"/>
-              </w:rPr>
-            </w:r>
-            <w:r>
-              <w:rPr>
-                <w:rFonts w:ascii="Aptos" w:hAnsi="Aptos"/>
-                <w:b/>
-                <w:color w:val="2E7D32"/>
-                <w:sz w:val="14"/>
-              </w:rPr>
-              <w:t>DEFAULT</w:t>
+              <w:t>FROZEN - DOCUMENT CONTROL PRINCIPLE</w:t>
             </w:r>
           </w:p>
         </w:tc>
@@ -28000,14 +27230,8 @@
             <w:pPr>
               <w:spacing w:after="0" w:line="240" w:lineRule="auto"/>
             </w:pPr>
-            <w:r/>
-            <w:r>
-              <w:rPr>
-                <w:rFonts w:ascii="Aptos" w:hAnsi="Aptos"/>
-                <w:b w:val="0"/>
-                <w:sz w:val="14"/>
-              </w:rPr>
-              <w:t>Classify bank/KYC, pricing, customer confidential, inspection/test, HR, legal/NDA and secrets as restricted with access audit.</w:t>
+            <w:r>
+              <w:t>Restrict bank/KYC, pricing, customer-confidential, inspection/test, HR, legal/NDA and credential/secret classes; log every read and export.</w:t>
             </w:r>
           </w:p>
         </w:tc>
@@ -28028,19 +27252,7 @@
               <w:spacing w:after="0" w:line="240" w:lineRule="auto"/>
             </w:pPr>
             <w:r>
-              <w:rPr>
-                <w:b/>
-                <w:color w:val="BF7A00"/>
-              </w:rPr>
-            </w:r>
-            <w:r>
-              <w:rPr>
-                <w:rFonts w:ascii="Aptos" w:hAnsi="Aptos"/>
-                <w:b/>
-                <w:color w:val="BF7A00"/>
-                <w:sz w:val="14"/>
-              </w:rPr>
-              <w:t>CONFIRM</w:t>
+              <w:t>PROPOSED - MORNING CONFIRMATION</w:t>
             </w:r>
           </w:p>
         </w:tc>
@@ -28119,14 +27331,8 @@
             <w:pPr>
               <w:spacing w:after="0" w:line="240" w:lineRule="auto"/>
             </w:pPr>
-            <w:r/>
-            <w:r>
-              <w:rPr>
-                <w:rFonts w:ascii="Aptos" w:hAnsi="Aptos"/>
-                <w:b w:val="0"/>
-                <w:sz w:val="14"/>
-              </w:rPr>
-              <w:t>no universal state chain; each document uses only business-required decisions.</w:t>
+            <w:r>
+              <w:t>No universal Verified/Approved chain exists. Each document uses only the business decisions required by its settled workflow.</w:t>
             </w:r>
           </w:p>
         </w:tc>
@@ -28147,19 +27353,7 @@
               <w:spacing w:after="0" w:line="240" w:lineRule="auto"/>
             </w:pPr>
             <w:r>
-              <w:rPr>
-                <w:b/>
-                <w:color w:val="2E7D32"/>
-              </w:rPr>
-            </w:r>
-            <w:r>
-              <w:rPr>
-                <w:rFonts w:ascii="Aptos" w:hAnsi="Aptos"/>
-                <w:b/>
-                <w:color w:val="2E7D32"/>
-                <w:sz w:val="14"/>
-              </w:rPr>
-              <w:t>DEFAULT</w:t>
+              <w:t>FROZEN - BATCH 6</w:t>
             </w:r>
           </w:p>
         </w:tc>
@@ -28235,14 +27429,8 @@
             <w:pPr>
               <w:spacing w:after="0" w:line="240" w:lineRule="auto"/>
             </w:pPr>
-            <w:r/>
-            <w:r>
-              <w:rPr>
-                <w:rFonts w:ascii="Aptos" w:hAnsi="Aptos"/>
-                <w:b w:val="0"/>
-                <w:sz w:val="14"/>
-              </w:rPr>
-              <w:t>only explicit, time-bound, scope-bound ERP delegation; never provider claims/groups.</w:t>
+            <w:r>
+              <w:t>Only explicit, effective-dated, time-bound and scope-bound ERP delegation is valid. OIDC provider roles/groups never grant ERP authority. No delegation applies where a frozen rule requires the named role with no fallback.</w:t>
             </w:r>
           </w:p>
         </w:tc>
@@ -28263,19 +27451,7 @@
               <w:spacing w:after="0" w:line="240" w:lineRule="auto"/>
             </w:pPr>
             <w:r>
-              <w:rPr>
-                <w:b/>
-                <w:color w:val="2E7D32"/>
-              </w:rPr>
-            </w:r>
-            <w:r>
-              <w:rPr>
-                <w:rFonts w:ascii="Aptos" w:hAnsi="Aptos"/>
-                <w:b/>
-                <w:color w:val="2E7D32"/>
-                <w:sz w:val="14"/>
-              </w:rPr>
-              <w:t>DEFAULT</w:t>
+              <w:t>FROZEN - AUTHORIZATION DECISION</w:t>
             </w:r>
           </w:p>
         </w:tc>
@@ -28354,14 +27530,8 @@
             <w:pPr>
               <w:spacing w:after="0" w:line="240" w:lineRule="auto"/>
             </w:pPr>
-            <w:r/>
-            <w:r>
-              <w:rPr>
-                <w:rFonts w:ascii="Aptos" w:hAnsi="Aptos"/>
-                <w:b w:val="0"/>
-                <w:sz w:val="14"/>
-              </w:rPr>
-              <w:t>Support physical-event time plus delayed-entry audit now; build offline client later only after sync/conflict design is accepted.</w:t>
+            <w:r>
+              <w:t>Store physical event time, ERP entry time, reason and actor now. Reserve client event ID, device identity, sync state, conflict state and server resolution ancestry so the deferred offline mobile client can synchronize idempotently without schema replacement.</w:t>
             </w:r>
           </w:p>
         </w:tc>
@@ -28382,19 +27552,7 @@
               <w:spacing w:after="0" w:line="240" w:lineRule="auto"/>
             </w:pPr>
             <w:r>
-              <w:rPr>
-                <w:b/>
-                <w:color w:val="BF7A00"/>
-              </w:rPr>
-            </w:r>
-            <w:r>
-              <w:rPr>
-                <w:rFonts w:ascii="Aptos" w:hAnsi="Aptos"/>
-                <w:b/>
-                <w:color w:val="BF7A00"/>
-                <w:sz w:val="14"/>
-              </w:rPr>
-              <w:t>CONFIRM</w:t>
+              <w:t>FROZEN FOR SCHEMA; MOBILE BUILD DEFERRED</w:t>
             </w:r>
           </w:p>
         </w:tc>
@@ -28470,14 +27628,8 @@
             <w:pPr>
               <w:spacing w:after="0" w:line="240" w:lineRule="auto"/>
             </w:pPr>
-            <w:r/>
-            <w:r>
-              <w:rPr>
-                <w:rFonts w:ascii="Aptos" w:hAnsi="Aptos"/>
-                <w:b w:val="0"/>
-                <w:sz w:val="14"/>
-              </w:rPr>
-              <w:t>transactional outbox; Stores transaction commits independently, integration delivery is asynchronous/idempotent.</w:t>
+            <w:r>
+              <w:t>Use a transactional outbox. Stores commits independently; Finance/HR delivery is asynchronous and idempotent.</w:t>
             </w:r>
           </w:p>
         </w:tc>
@@ -28498,19 +27650,7 @@
               <w:spacing w:after="0" w:line="240" w:lineRule="auto"/>
             </w:pPr>
             <w:r>
-              <w:rPr>
-                <w:b/>
-                <w:color w:val="2E7D32"/>
-              </w:rPr>
-            </w:r>
-            <w:r>
-              <w:rPr>
-                <w:rFonts w:ascii="Aptos" w:hAnsi="Aptos"/>
-                <w:b/>
-                <w:color w:val="2E7D32"/>
-                <w:sz w:val="14"/>
-              </w:rPr>
-              <w:t>DEFAULT</w:t>
+              <w:t>PROPOSED - MORNING CONFIRMATION</w:t>
             </w:r>
           </w:p>
         </w:tc>
@@ -28736,14 +27876,8 @@
             <w:pPr>
               <w:spacing w:after="0" w:line="240" w:lineRule="auto"/>
             </w:pPr>
-            <w:r/>
-            <w:r>
-              <w:rPr>
-                <w:rFonts w:ascii="Aptos" w:hAnsi="Aptos"/>
-                <w:b w:val="0"/>
-                <w:sz w:val="14"/>
-              </w:rPr>
-              <w:t>idempotent retries, durable attempts, terminal failure queue and operator reconciliation.</w:t>
+            <w:r>
+              <w:t>Use idempotency keys, durable attempts, bounded automatic retry, terminal failure queue and an authorized reconciliation action with immutable evidence.</w:t>
             </w:r>
           </w:p>
         </w:tc>
@@ -28764,19 +27898,7 @@
               <w:spacing w:after="0" w:line="240" w:lineRule="auto"/>
             </w:pPr>
             <w:r>
-              <w:rPr>
-                <w:b/>
-                <w:color w:val="2E7D32"/>
-              </w:rPr>
-            </w:r>
-            <w:r>
-              <w:rPr>
-                <w:rFonts w:ascii="Aptos" w:hAnsi="Aptos"/>
-                <w:b/>
-                <w:color w:val="2E7D32"/>
-                <w:sz w:val="14"/>
-              </w:rPr>
-              <w:t>DEFAULT</w:t>
+              <w:t>PROPOSED - MORNING CONFIRMATION</w:t>
             </w:r>
           </w:p>
         </w:tc>
@@ -29002,14 +28124,8 @@
             <w:pPr>
               <w:spacing w:after="0" w:line="240" w:lineRule="auto"/>
             </w:pPr>
-            <w:r/>
-            <w:r>
-              <w:rPr>
-                <w:rFonts w:ascii="Aptos" w:hAnsi="Aptos"/>
-                <w:b w:val="0"/>
-                <w:sz w:val="14"/>
-              </w:rPr>
-              <w:t>Calculate monthly with rolling 12-month view and immutable period snapshots.</w:t>
+            <w:r>
+              <w:t>Calculate monthly and preserve an immutable period snapshot plus a rolling 12-month view.</w:t>
             </w:r>
           </w:p>
         </w:tc>
@@ -29030,19 +28146,7 @@
               <w:spacing w:after="0" w:line="240" w:lineRule="auto"/>
             </w:pPr>
             <w:r>
-              <w:rPr>
-                <w:b/>
-                <w:color w:val="BF7A00"/>
-              </w:rPr>
-            </w:r>
-            <w:r>
-              <w:rPr>
-                <w:rFonts w:ascii="Aptos" w:hAnsi="Aptos"/>
-                <w:b/>
-                <w:color w:val="BF7A00"/>
-                <w:sz w:val="14"/>
-              </w:rPr>
-              <w:t>CONFIRM</w:t>
+              <w:t>PROPOSED - MORNING CONFIRMATION</w:t>
             </w:r>
           </w:p>
         </w:tc>
@@ -29121,14 +28225,8 @@
             <w:pPr>
               <w:spacing w:after="0" w:line="240" w:lineRule="auto"/>
             </w:pPr>
-            <w:r/>
-            <w:r>
-              <w:rPr>
-                <w:rFonts w:ascii="Aptos" w:hAnsi="Aptos"/>
-                <w:b w:val="0"/>
-                <w:sz w:val="14"/>
-              </w:rPr>
-              <w:t>Initial weights: Quality 35%, Delivery 30%, Price 15%, Response 10%, Closure 10%; TD/Purchase may approve versioned changes.</w:t>
+            <w:r>
+              <w:t>Proposed initial weights: Quality 35%, Delivery 30%, Price 15%, Response 10%, Closure 10%; changes are versioned and approved by Purchase and TD.</w:t>
             </w:r>
           </w:p>
         </w:tc>
@@ -29149,19 +28247,7 @@
               <w:spacing w:after="0" w:line="240" w:lineRule="auto"/>
             </w:pPr>
             <w:r>
-              <w:rPr>
-                <w:b/>
-                <w:color w:val="BF7A00"/>
-              </w:rPr>
-            </w:r>
-            <w:r>
-              <w:rPr>
-                <w:rFonts w:ascii="Aptos" w:hAnsi="Aptos"/>
-                <w:b/>
-                <w:color w:val="BF7A00"/>
-                <w:sz w:val="14"/>
-              </w:rPr>
-              <w:t>CONFIRM</w:t>
+              <w:t>PROPOSED - MORNING CONFIRMATION</w:t>
             </w:r>
           </w:p>
         </w:tc>
@@ -29237,14 +28323,8 @@
             <w:pPr>
               <w:spacing w:after="0" w:line="240" w:lineRule="auto"/>
             </w:pPr>
-            <w:r/>
-            <w:r>
-              <w:rPr>
-                <w:rFonts w:ascii="Aptos" w:hAnsi="Aptos"/>
-                <w:b w:val="0"/>
-                <w:sz w:val="14"/>
-              </w:rPr>
-              <w:t>Publish score only after at least 3 completed POs or 5 evaluated lines; otherwise show 'Insufficient sample'.</w:t>
+            <w:r>
+              <w:t>Publish a score only after 3 completed POs or 5 evaluated lines; otherwise show INSUFFICIENT_SAMPLE.</w:t>
             </w:r>
           </w:p>
         </w:tc>
@@ -29265,19 +28345,7 @@
               <w:spacing w:after="0" w:line="240" w:lineRule="auto"/>
             </w:pPr>
             <w:r>
-              <w:rPr>
-                <w:b/>
-                <w:color w:val="BF7A00"/>
-              </w:rPr>
-            </w:r>
-            <w:r>
-              <w:rPr>
-                <w:rFonts w:ascii="Aptos" w:hAnsi="Aptos"/>
-                <w:b/>
-                <w:color w:val="BF7A00"/>
-                <w:sz w:val="14"/>
-              </w:rPr>
-              <w:t>CONFIRM</w:t>
+              <w:t>PROPOSED - MORNING CONFIRMATION</w:t>
             </w:r>
           </w:p>
         </w:tc>
@@ -29356,14 +28424,8 @@
             <w:pPr>
               <w:spacing w:after="0" w:line="240" w:lineRule="auto"/>
             </w:pPr>
-            <w:r/>
-            <w:r>
-              <w:rPr>
-                <w:rFonts w:ascii="Aptos" w:hAnsi="Aptos"/>
-                <w:b w:val="0"/>
-                <w:sz w:val="14"/>
-              </w:rPr>
-              <w:t>Purchase Manager initiates; TD or MD approves suspension/reactivation.</w:t>
+            <w:r>
+              <w:t>PURCHASE_MANAGER initiates; TECHNICAL_DIRECTOR or MANAGING_DIRECTOR approves suspension and reactivation, with criteria and evidence.</w:t>
             </w:r>
           </w:p>
         </w:tc>
@@ -29384,19 +28446,7 @@
               <w:spacing w:after="0" w:line="240" w:lineRule="auto"/>
             </w:pPr>
             <w:r>
-              <w:rPr>
-                <w:b/>
-                <w:color w:val="2E7D32"/>
-              </w:rPr>
-            </w:r>
-            <w:r>
-              <w:rPr>
-                <w:rFonts w:ascii="Aptos" w:hAnsi="Aptos"/>
-                <w:b/>
-                <w:color w:val="2E7D32"/>
-                <w:sz w:val="14"/>
-              </w:rPr>
-              <w:t>DEFAULT</w:t>
+              <w:t>PROPOSED - MORNING CONFIRMATION</w:t>
             </w:r>
           </w:p>
         </w:tc>
@@ -29472,14 +28522,8 @@
             <w:pPr>
               <w:spacing w:after="0" w:line="240" w:lineRule="auto"/>
             </w:pPr>
-            <w:r/>
-            <w:r>
-              <w:rPr>
-                <w:rFonts w:ascii="Aptos" w:hAnsi="Aptos"/>
-                <w:b w:val="0"/>
-                <w:sz w:val="14"/>
-              </w:rPr>
-              <w:t>shared vendor identity, company-scoped scorecards, optional authorized consolidated management view.</w:t>
+            <w:r>
+              <w:t>Vendor identity is shared; scorecards are company-scoped; only an authorized management projection consolidates both companies.</w:t>
             </w:r>
           </w:p>
         </w:tc>
@@ -29500,19 +28544,7 @@
               <w:spacing w:after="0" w:line="240" w:lineRule="auto"/>
             </w:pPr>
             <w:r>
-              <w:rPr>
-                <w:b/>
-                <w:color w:val="2E7D32"/>
-              </w:rPr>
-            </w:r>
-            <w:r>
-              <w:rPr>
-                <w:rFonts w:ascii="Aptos" w:hAnsi="Aptos"/>
-                <w:b/>
-                <w:color w:val="2E7D32"/>
-                <w:sz w:val="14"/>
-              </w:rPr>
-              <w:t>DEFAULT</w:t>
+              <w:t>PROPOSED - MORNING CONFIRMATION</w:t>
             </w:r>
           </w:p>
         </w:tc>
@@ -29526,6 +28558,150 @@
     <w:p>
       <w:r>
         <w:br w:type="page"/>
+      </w:r>
+    </w:p>
+    <w:p>
+      <w:pPr>
+        <w:pStyle w:val="Heading2"/>
+      </w:pPr>
+      <w:r>
+        <w:t>Batch 6-10 completion and schema consequences</w:t>
+      </w:r>
+    </w:p>
+    <w:p>
+      <w:pPr>
+        <w:pStyle w:val="IntenseQuote"/>
+      </w:pPr>
+      <w:r>
+        <w:t>Frozen decisions are implementation authority. Paragraphs marked PROPOSED - MORNING CONFIRMATION are coherent schema defaults only and must not be hard-coded as final policy until confirmed.</w:t>
+      </w:r>
+    </w:p>
+    <w:p>
+      <w:pPr>
+        <w:pStyle w:val="Heading3"/>
+      </w:pPr>
+      <w:r>
+        <w:t>Service and deferred mobile/portal support</w:t>
+      </w:r>
+    </w:p>
+    <w:p>
+      <w:pPr>
+        <w:pStyle w:val="ListBullet"/>
+      </w:pPr>
+      <w:r>
+        <w:t>Use one permanent service asset/machine identity, typed complaint source, Service Ticket parent, effective entitlement and immutable decision snapshot. Child visits, job cards, tasks, readings, evidence, spare authorization and customer acknowledgement all reference that identity. Reserve client-event, device, sync/conflict and portal-visibility fields now; mobile offline sync and the customer portal remain deferred.</w:t>
+      </w:r>
+    </w:p>
+    <w:p>
+      <w:pPr>
+        <w:pStyle w:val="Heading3"/>
+      </w:pPr>
+      <w:r>
+        <w:t>Customer property and tools</w:t>
+      </w:r>
+    </w:p>
+    <w:p>
+      <w:pPr>
+        <w:pStyle w:val="ListBullet"/>
+      </w:pPr>
+      <w:r>
+        <w:t>Accessory evidence is list-and-photo based. Customer-property due extensions preserve the original date and require TD approval. Every tool has an asset identity; custody duration is entered in days. Calibration uses annual certificates and provider master identity; expiry warning evidence travels with the issue.</w:t>
+      </w:r>
+    </w:p>
+    <w:p>
+      <w:pPr>
+        <w:pStyle w:val="Heading3"/>
+      </w:pPr>
+      <w:r>
+        <w:t>Jobwork, vendor return and RMA</w:t>
+      </w:r>
+    </w:p>
+    <w:p>
+      <w:pPr>
+        <w:pStyle w:val="ListBullet"/>
+      </w:pPr>
+      <w:r>
+        <w:t>Add effective per-process tolerance with full change history, immutable input/output reconciliation, accepted-loss and recoverable-scrap allocations, vendor explanation and closure decision. RMA and vendor return use typed outcomes, line-level quantities/lots/serials and governed dispatch evidence.</w:t>
+      </w:r>
+    </w:p>
+    <w:p>
+      <w:pPr>
+        <w:pStyle w:val="Heading3"/>
+      </w:pPr>
+      <w:r>
+        <w:t>Intercompany</w:t>
+      </w:r>
+    </w:p>
+    <w:p>
+      <w:pPr>
+        <w:pStyle w:val="ListBullet"/>
+      </w:pPr>
+      <w:r>
+        <w:t>Represent one commercial correlation with two company-private document chains: receiving PR/approval/PO/GRN/QC/bill and issuing sale/GST invoice/dispatch. Do not share mutable rows across companies. Privileged reconciliation reads both projections but cannot bypass either company workflow.</w:t>
+      </w:r>
+    </w:p>
+    <w:p>
+      <w:pPr>
+        <w:pStyle w:val="Heading3"/>
+      </w:pPr>
+      <w:r>
+        <w:t>Valuation and Actual BOM</w:t>
+      </w:r>
+    </w:p>
+    <w:p>
+      <w:pPr>
+        <w:pStyle w:val="ListBullet"/>
+      </w:pPr>
+      <w:r>
+        <w:t>Inventory valuation is strict FIFO by company, Item and ownership/value pool. Serial provenance does not choose the cost layer. Actual BOM follows physically fitted provenance to accepted vendor-bill allocation. Because an accepted bill must match the PO or the PO must first be revised, there is no purchase-price variance; FIFO-versus-Actual-BOM differences remain legitimate and separately reported.</w:t>
+      </w:r>
+    </w:p>
+    <w:p>
+      <w:pPr>
+        <w:pStyle w:val="Heading3"/>
+      </w:pPr>
+      <w:r>
+        <w:t>Documents, integration and performance</w:t>
+      </w:r>
+    </w:p>
+    <w:p>
+      <w:pPr>
+        <w:pStyle w:val="ListBullet"/>
+      </w:pPr>
+      <w:r>
+        <w:t>Use immutable attachment versions, sensitivity/access audit, configurable retention holds, transactional outbox and idempotent reconciliation. Vendor evaluation requires immutable company-period snapshots and an authorized consolidated management view. Final retention periods and scorecard parameters remain morning confirmations.</w:t>
+      </w:r>
+    </w:p>
+    <w:p>
+      <w:pPr>
+        <w:pStyle w:val="Heading3"/>
+      </w:pPr>
+      <w:r>
+        <w:t>Deferred location extensions</w:t>
+      </w:r>
+    </w:p>
+    <w:p>
+      <w:pPr>
+        <w:pStyle w:val="ListBullet"/>
+      </w:pPr>
+      <w:r>
+        <w:t>Engineer van, branch and customer/site stock remain deferred. The schema accommodates them through normalized CompanySite, Warehouse/Location and CustodyAssignment dimensions plus optional vehicle/site custody references; no ledger movement stores a free-text location or requires later replacement of its provenance key.</w:t>
+      </w:r>
+    </w:p>
+    <w:p>
+      <w:pPr>
+        <w:pStyle w:val="Heading3"/>
+      </w:pPr>
+      <w:r>
+        <w:t>Open morning confirmations</w:t>
+      </w:r>
+    </w:p>
+    <w:p>
+      <w:pPr>
+        <w:pStyle w:val="ListBullet"/>
+      </w:pPr>
+      <w:r>
+        <w:t>Confirm tool custody/loss governance; out-of-tolerance jobwork approver; partial-transfer discrepancy rule; landed-cost/planning/aging policies; attachment retention/sensitivity; transactional integration policy; vendor scorecard frequency, weights, sample threshold and suspension criteria.</w:t>
       </w:r>
     </w:p>
     <w:p>

--- a/target-dotnet/docs/SESS_ERP_Stores_Full_Schema_Guideline.docx
+++ b/target-dotnet/docs/SESS_ERP_Stores_Full_Schema_Guideline.docx
@@ -212,17 +212,8 @@
             </w:tcMar>
           </w:tcPr>
           <w:p>
-            <w:pPr>
-              <w:spacing w:after="0" w:line="240" w:lineRule="auto"/>
-            </w:pPr>
-            <w:r/>
-            <w:r>
-              <w:rPr>
-                <w:rFonts w:ascii="Aptos" w:hAnsi="Aptos"/>
-                <w:b w:val="0"/>
-                <w:sz w:val="18"/>
-              </w:rPr>
-              <w:t xml:space="preserve">Frozen baseline - 12 contradictions and Batches 1-4 confirmed</w:t>
+            <w:r>
+              <w:t>Frozen baseline - 12 contradictions, Batches 1-4 and seven requirement-conflict rulings confirmed</w:t>
             </w:r>
           </w:p>
         </w:tc>
@@ -271,17 +262,8 @@
             <w:shd w:fill="EEF5F9"/>
           </w:tcPr>
           <w:p>
-            <w:pPr>
-              <w:spacing w:after="0" w:line="240" w:lineRule="auto"/>
-            </w:pPr>
-            <w:r/>
-            <w:r>
-              <w:rPr>
-                <w:rFonts w:ascii="Aptos" w:hAnsi="Aptos"/>
-                <w:b w:val="0"/>
-                <w:sz w:val="18"/>
-              </w:rPr>
-              <w:t xml:space="preserve">1.5 - Batch 4 stock exceptions, counting and disposal frozen</w:t>
+            <w:r>
+              <w:t>1.6 - Seven requirement conflicts frozen; guideline precedence confirmed</w:t>
             </w:r>
           </w:p>
         </w:tc>
@@ -2596,6 +2578,463 @@
         </w:tc>
       </w:tr>
     </w:tbl>
+    <w:p>
+      <w:pPr>
+        <w:pStyle w:val="Heading2"/>
+      </w:pPr>
+      <w:r>
+        <w:t>2.1 Governing Precedence and Final Requirement-Conflict Rulings</w:t>
+      </w:r>
+    </w:p>
+    <w:p>
+      <w:r>
+        <w:rPr>
+          <w:b/>
+        </w:rPr>
+        <w:t xml:space="preserve">Governing rule. </w:t>
+      </w:r>
+      <w:r>
+        <w:t>Where SESS_ERP_Purchase_Store_Complete_Requirement.docx and this guideline disagree, this guideline governs. The seven rulings below preserve the frozen live behavior. They may be changed only through the approved change-control and impact-note process; a newer narrative requirement does not override them silently.</w:t>
+      </w:r>
+    </w:p>
+    <w:tbl>
+      <w:tblPr>
+        <w:tblStyle w:val="TableGrid"/>
+        <w:tblW w:type="dxa" w:w="10224"/>
+        <w:tblLayout w:type="fixed"/>
+        <w:tblLook w:firstColumn="1" w:firstRow="1" w:lastColumn="0" w:lastRow="0" w:noHBand="0" w:noVBand="1" w:val="04A0"/>
+        <w:tblInd w:w="120" w:type="dxa"/>
+      </w:tblPr>
+      <w:tblGrid>
+        <w:gridCol w:w="1500"/>
+        <w:gridCol w:w="4200"/>
+        <w:gridCol w:w="4524"/>
+      </w:tblGrid>
+      <w:tr>
+        <w:tc>
+          <w:tcPr>
+            <w:tcW w:type="dxa" w:w="1500"/>
+          </w:tcPr>
+          <w:p>
+            <w:pPr>
+              <w:spacing w:after="40"/>
+              <w:jc w:val="left"/>
+            </w:pPr>
+            <w:r>
+              <w:rPr>
+                <w:b/>
+                <w:sz w:val="17"/>
+              </w:rPr>
+              <w:t>Decision</w:t>
+            </w:r>
+          </w:p>
+        </w:tc>
+        <w:tc>
+          <w:tcPr>
+            <w:tcW w:type="dxa" w:w="4200"/>
+          </w:tcPr>
+          <w:p>
+            <w:pPr>
+              <w:spacing w:after="40"/>
+              <w:jc w:val="left"/>
+            </w:pPr>
+            <w:r>
+              <w:rPr>
+                <w:b/>
+                <w:sz w:val="17"/>
+              </w:rPr>
+              <w:t>Governing frozen behavior</w:t>
+            </w:r>
+          </w:p>
+        </w:tc>
+        <w:tc>
+          <w:tcPr>
+            <w:tcW w:type="dxa" w:w="4524"/>
+          </w:tcPr>
+          <w:p>
+            <w:pPr>
+              <w:spacing w:after="40"/>
+              <w:jc w:val="left"/>
+            </w:pPr>
+            <w:r>
+              <w:rPr>
+                <w:b/>
+                <w:sz w:val="17"/>
+              </w:rPr>
+              <w:t>Implementation consequence</w:t>
+            </w:r>
+          </w:p>
+        </w:tc>
+      </w:tr>
+      <w:tr>
+        <w:tc>
+          <w:tcPr>
+            <w:tcW w:type="dxa" w:w="1500"/>
+          </w:tcPr>
+          <w:p>
+            <w:pPr>
+              <w:spacing w:after="40"/>
+            </w:pPr>
+            <w:r>
+              <w:rPr>
+                <w:b/>
+                <w:sz w:val="17"/>
+              </w:rPr>
+              <w:t>1. Approval thresholds</w:t>
+            </w:r>
+          </w:p>
+        </w:tc>
+        <w:tc>
+          <w:tcPr>
+            <w:tcW w:type="dxa" w:w="4200"/>
+          </w:tcPr>
+          <w:p>
+            <w:pPr>
+              <w:spacing w:after="40"/>
+            </w:pPr>
+            <w:r>
+              <w:rPr>
+                <w:sz w:val="17"/>
+              </w:rPr>
+              <w:t>The live bands remain below 5,000: department-mapped manager; 5,000 through 100,000: department manager then TECHNICAL_DIRECTOR; above 100,000: department manager then MANAGING_DIRECTOR.</w:t>
+            </w:r>
+          </w:p>
+        </w:tc>
+        <w:tc>
+          <w:tcPr>
+            <w:tcW w:type="dxa" w:w="4524"/>
+          </w:tcPr>
+          <w:p>
+            <w:pPr>
+              <w:spacing w:after="40"/>
+            </w:pPr>
+            <w:r>
+              <w:rPr>
+                <w:sz w:val="17"/>
+              </w:rPr>
+              <w:t>Thresholds are company-scoped configuration data and may later change by governed effective-dated data, not by business-logic code. Missing or ambiguous configuration must fail closed. Existing document-cycle snapshots remain immutable.</w:t>
+            </w:r>
+          </w:p>
+        </w:tc>
+      </w:tr>
+      <w:tr>
+        <w:tc>
+          <w:tcPr>
+            <w:tcW w:type="dxa" w:w="1500"/>
+          </w:tcPr>
+          <w:p>
+            <w:pPr>
+              <w:spacing w:after="40"/>
+            </w:pPr>
+            <w:r>
+              <w:rPr>
+                <w:b/>
+                <w:sz w:val="17"/>
+              </w:rPr>
+              <w:t>2. Valuation</w:t>
+            </w:r>
+          </w:p>
+        </w:tc>
+        <w:tc>
+          <w:tcPr>
+            <w:tcW w:type="dxa" w:w="4200"/>
+          </w:tcPr>
+          <w:p>
+            <w:pPr>
+              <w:spacing w:after="40"/>
+            </w:pPr>
+            <w:r>
+              <w:rPr>
+                <w:sz w:val="17"/>
+              </w:rPr>
+              <w:t>Inventory valuation is strict FIFO within company, Item and the applicable ownership/value pool. Weighted average is not used.</w:t>
+            </w:r>
+          </w:p>
+        </w:tc>
+        <w:tc>
+          <w:tcPr>
+            <w:tcW w:type="dxa" w:w="4524"/>
+          </w:tcPr>
+          <w:p>
+            <w:pPr>
+              <w:spacing w:after="40"/>
+            </w:pPr>
+            <w:r>
+              <w:rPr>
+                <w:sz w:val="17"/>
+              </w:rPr>
+              <w:t>Do not create a weighted-average track or a third accounting valuation track. Accepted vendor-bill allocation remains the separate Actual BOM cost basis already frozen in this guideline.</w:t>
+            </w:r>
+          </w:p>
+        </w:tc>
+      </w:tr>
+      <w:tr>
+        <w:tc>
+          <w:tcPr>
+            <w:tcW w:type="dxa" w:w="1500"/>
+          </w:tcPr>
+          <w:p>
+            <w:pPr>
+              <w:spacing w:after="40"/>
+            </w:pPr>
+            <w:r>
+              <w:rPr>
+                <w:b/>
+                <w:sz w:val="17"/>
+              </w:rPr>
+              <w:t>3. QC disposition</w:t>
+            </w:r>
+          </w:p>
+        </w:tc>
+        <w:tc>
+          <w:tcPr>
+            <w:tcW w:type="dxa" w:w="4200"/>
+          </w:tcPr>
+          <w:p>
+            <w:pPr>
+              <w:spacing w:after="40"/>
+            </w:pPr>
+            <w:r>
+              <w:rPr>
+                <w:sz w:val="17"/>
+              </w:rPr>
+              <w:t>Final QC disposition is Accepted or Rejected only. QC_HOLD remains pending physical custody and is not a final inspection decision.</w:t>
+            </w:r>
+          </w:p>
+        </w:tc>
+        <w:tc>
+          <w:tcPr>
+            <w:tcW w:type="dxa" w:w="4524"/>
+          </w:tcPr>
+          <w:p>
+            <w:pPr>
+              <w:spacing w:after="40"/>
+            </w:pPr>
+            <w:r>
+              <w:rPr>
+                <w:sz w:val="17"/>
+              </w:rPr>
+              <w:t>A use-as-is concession is the one Conditional Acceptance control: it may be raised only after a recorded rejection and requires the frozen direct TECHNICAL_DIRECTOR approval. Do not build a second Conditional Acceptance workflow.</w:t>
+            </w:r>
+          </w:p>
+        </w:tc>
+      </w:tr>
+      <w:tr>
+        <w:tc>
+          <w:tcPr>
+            <w:tcW w:type="dxa" w:w="1500"/>
+          </w:tcPr>
+          <w:p>
+            <w:pPr>
+              <w:spacing w:after="40"/>
+            </w:pPr>
+            <w:r>
+              <w:rPr>
+                <w:b/>
+                <w:sz w:val="17"/>
+              </w:rPr>
+              <w:t>4. Negative stock</w:t>
+            </w:r>
+          </w:p>
+        </w:tc>
+        <w:tc>
+          <w:tcPr>
+            <w:tcW w:type="dxa" w:w="4200"/>
+          </w:tcPr>
+          <w:p>
+            <w:pPr>
+              <w:spacing w:after="40"/>
+            </w:pPr>
+            <w:r>
+              <w:rPr>
+                <w:sz w:val="17"/>
+              </w:rPr>
+              <w:t>Negative AVAILABLE stock is forbidden without exception.</w:t>
+            </w:r>
+          </w:p>
+        </w:tc>
+        <w:tc>
+          <w:tcPr>
+            <w:tcW w:type="dxa" w:w="4524"/>
+          </w:tcPr>
+          <w:p>
+            <w:pPr>
+              <w:spacing w:after="40"/>
+            </w:pPr>
+            <w:r>
+              <w:rPr>
+                <w:sz w:val="17"/>
+              </w:rPr>
+              <w:t>Do not create an override record, override permission or override parameter in the controlled posting function. Urgency uses available stock, approved transfer/substitute or receipt.</w:t>
+            </w:r>
+          </w:p>
+        </w:tc>
+      </w:tr>
+      <w:tr>
+        <w:tc>
+          <w:tcPr>
+            <w:tcW w:type="dxa" w:w="1500"/>
+          </w:tcPr>
+          <w:p>
+            <w:pPr>
+              <w:spacing w:after="40"/>
+            </w:pPr>
+            <w:r>
+              <w:rPr>
+                <w:b/>
+                <w:sz w:val="17"/>
+              </w:rPr>
+              <w:t>5. Excess issue beyond BOM</w:t>
+            </w:r>
+          </w:p>
+        </w:tc>
+        <w:tc>
+          <w:tcPr>
+            <w:tcW w:type="dxa" w:w="4200"/>
+          </w:tcPr>
+          <w:p>
+            <w:pPr>
+              <w:spacing w:after="40"/>
+            </w:pPr>
+            <w:r>
+              <w:rPr>
+                <w:sz w:val="17"/>
+              </w:rPr>
+              <w:t>For internal chamber assembly, approved issue of extra quantity of the same Item remains allowed and generates the frozen durable notifications; it is not blocked and needs no deviation approval.</w:t>
+            </w:r>
+          </w:p>
+        </w:tc>
+        <w:tc>
+          <w:tcPr>
+            <w:tcW w:type="dxa" w:w="4524"/>
+          </w:tcPr>
+          <w:p>
+            <w:pPr>
+              <w:spacing w:after="40"/>
+            </w:pPr>
+            <w:r>
+              <w:rPr>
+                <w:sz w:val="17"/>
+              </w:rPr>
+              <w:t>Correct conflicting requirements text, not the posting behavior. Different-Item substitution and customer-facing extra material retain their separately frozen approval rules.</w:t>
+            </w:r>
+          </w:p>
+        </w:tc>
+      </w:tr>
+      <w:tr>
+        <w:tc>
+          <w:tcPr>
+            <w:tcW w:type="dxa" w:w="1500"/>
+          </w:tcPr>
+          <w:p>
+            <w:pPr>
+              <w:spacing w:after="40"/>
+            </w:pPr>
+            <w:r>
+              <w:rPr>
+                <w:b/>
+                <w:sz w:val="17"/>
+              </w:rPr>
+              <w:t>6. Authentication</w:t>
+            </w:r>
+          </w:p>
+        </w:tc>
+        <w:tc>
+          <w:tcPr>
+            <w:tcW w:type="dxa" w:w="4200"/>
+          </w:tcPr>
+          <w:p>
+            <w:pPr>
+              <w:spacing w:after="40"/>
+            </w:pPr>
+            <w:r>
+              <w:rPr>
+                <w:sz w:val="17"/>
+              </w:rPr>
+              <w:t>Authentication remains standards-compliant OIDC only. Password policy, first-login reset, lockout and MFA are provider controls; ERP stores no local password credential.</w:t>
+            </w:r>
+          </w:p>
+        </w:tc>
+        <w:tc>
+          <w:tcPr>
+            <w:tcW w:type="dxa" w:w="4524"/>
+          </w:tcPr>
+          <w:p>
+            <w:pPr>
+              <w:spacing w:after="40"/>
+            </w:pPr>
+            <w:r>
+              <w:rPr>
+                <w:sz w:val="17"/>
+              </w:rPr>
+              <w:t>Employee code may be the provider username, while issuer plus subject remains the durable identity key. Active-session listing requires an ERP session registry or standards-compliant provider integration and is now a tracked requirement. Provider role/group claims never grant ERP authorization.</w:t>
+            </w:r>
+          </w:p>
+        </w:tc>
+      </w:tr>
+      <w:tr>
+        <w:tc>
+          <w:tcPr>
+            <w:tcW w:type="dxa" w:w="1500"/>
+          </w:tcPr>
+          <w:p>
+            <w:pPr>
+              <w:spacing w:after="40"/>
+            </w:pPr>
+            <w:r>
+              <w:rPr>
+                <w:b/>
+                <w:sz w:val="17"/>
+              </w:rPr>
+              <w:t>7. Source-code handover</w:t>
+            </w:r>
+          </w:p>
+        </w:tc>
+        <w:tc>
+          <w:tcPr>
+            <w:tcW w:type="dxa" w:w="4200"/>
+          </w:tcPr>
+          <w:p>
+            <w:pPr>
+              <w:spacing w:after="40"/>
+            </w:pPr>
+            <w:r>
+              <w:rPr>
+                <w:sz w:val="17"/>
+              </w:rPr>
+              <w:t>Full source/build/configuration handover is project governance and acceptance evidence, not ERP product behavior.</w:t>
+            </w:r>
+          </w:p>
+        </w:tc>
+        <w:tc>
+          <w:tcPr>
+            <w:tcW w:type="dxa" w:w="4524"/>
+          </w:tcPr>
+          <w:p>
+            <w:pPr>
+              <w:spacing w:after="40"/>
+            </w:pPr>
+            <w:r>
+              <w:rPr>
+                <w:sz w:val="17"/>
+              </w:rPr>
+              <w:t>Retain repository, build, migration, configuration, deployment and recovery documentation. Do not create schema, API or workflow behavior solely for external-supplier handover language.</w:t>
+            </w:r>
+          </w:p>
+        </w:tc>
+      </w:tr>
+    </w:tbl>
+    <w:p>
+      <w:r>
+        <w:rPr>
+          <w:b/>
+        </w:rPr>
+        <w:t xml:space="preserve">Implementation conformance finding. </w:t>
+      </w:r>
+      <w:r>
+        <w:t>PurchaseRequisitionEndpointHelpers currently contains runtime fallback arrays using 50,000 and 500,000 when no route-setting rows exist. Those fallbacks do not conform to this frozen rule. They must not be treated as approved defaults: runtime approval resolution must use active configured rows and fail closed when configuration is absent or ambiguous.</w:t>
+      </w:r>
+    </w:p>
     <w:p>
       <w:pPr>
         <w:spacing w:before="120" w:after="60"/>
